--- a/slate-implementation-roadmap.docx
+++ b/slate-implementation-roadmap.docx
@@ -2526,23 +2526,7 @@
           <w:b/>
           <w:lang w:val="fr-FR"/>
         </w:rPr>
-        <w:t xml:space="preserve">Section 4 </w:t>
-      </w:r>
-      <w:proofErr w:type="spellStart"/>
-      <w:r>
-        <w:rPr>
-          <w:b/>
-          <w:lang w:val="fr-FR"/>
-        </w:rPr>
-        <w:t>is</w:t>
-      </w:r>
-      <w:proofErr w:type="spellEnd"/>
-      <w:r>
-        <w:rPr>
-          <w:b/>
-          <w:lang w:val="fr-FR"/>
-        </w:rPr>
-        <w:t xml:space="preserve"> normative.</w:t>
+        <w:t>Section 4 is normative.</w:t>
       </w:r>
       <w:r>
         <w:rPr>
@@ -2682,13 +2666,8 @@
               <w:pStyle w:val="Compact"/>
             </w:pPr>
             <w:r>
-              <w:t xml:space="preserve">Offline </w:t>
-            </w:r>
-            <w:proofErr w:type="spellStart"/>
-            <w:r>
-              <w:t>behaviour</w:t>
-            </w:r>
-            <w:proofErr w:type="spellEnd"/>
+              <w:t>Offline behaviour</w:t>
+            </w:r>
           </w:p>
         </w:tc>
         <w:tc>
@@ -4323,13 +4302,8 @@
             <w:pPr>
               <w:pStyle w:val="Compact"/>
             </w:pPr>
-            <w:proofErr w:type="spellStart"/>
-            <w:r>
-              <w:t>FreeRTOS</w:t>
-            </w:r>
-            <w:proofErr w:type="spellEnd"/>
-            <w:r>
-              <w:t xml:space="preserve"> heap (stacks + objects)</w:t>
+            <w:r>
+              <w:t>FreeRTOS heap (stacks + objects)</w:t>
             </w:r>
           </w:p>
         </w:tc>
@@ -6826,47 +6800,11 @@
                 <w:lang w:val="fr-FR"/>
               </w:rPr>
             </w:pPr>
-            <w:proofErr w:type="gramStart"/>
             <w:r>
               <w:rPr>
                 <w:lang w:val="fr-FR"/>
               </w:rPr>
-              <w:t>asset:u</w:t>
-            </w:r>
-            <w:proofErr w:type="gramEnd"/>
-            <w:r>
-              <w:rPr>
-                <w:lang w:val="fr-FR"/>
-              </w:rPr>
-              <w:t xml:space="preserve">8, </w:t>
-            </w:r>
-            <w:proofErr w:type="gramStart"/>
-            <w:r>
-              <w:rPr>
-                <w:lang w:val="fr-FR"/>
-              </w:rPr>
-              <w:t>id:u</w:t>
-            </w:r>
-            <w:proofErr w:type="gramEnd"/>
-            <w:r>
-              <w:rPr>
-                <w:lang w:val="fr-FR"/>
-              </w:rPr>
-              <w:t xml:space="preserve">16, </w:t>
-            </w:r>
-            <w:proofErr w:type="gramStart"/>
-            <w:r>
-              <w:rPr>
-                <w:lang w:val="fr-FR"/>
-              </w:rPr>
-              <w:t>x,y</w:t>
-            </w:r>
-            <w:proofErr w:type="gramEnd"/>
-            <w:r>
-              <w:rPr>
-                <w:lang w:val="fr-FR"/>
-              </w:rPr>
-              <w:t>:u8</w:t>
+              <w:t>asset:u8, id:u16, x,y:u8</w:t>
             </w:r>
           </w:p>
         </w:tc>
@@ -7009,61 +6947,11 @@
                 <w:lang w:val="fr-FR"/>
               </w:rPr>
             </w:pPr>
-            <w:proofErr w:type="gramStart"/>
             <w:r>
               <w:rPr>
                 <w:lang w:val="fr-FR"/>
               </w:rPr>
-              <w:t>id:u</w:t>
-            </w:r>
-            <w:proofErr w:type="gramEnd"/>
-            <w:r>
-              <w:rPr>
-                <w:lang w:val="fr-FR"/>
-              </w:rPr>
-              <w:t xml:space="preserve">16, </w:t>
-            </w:r>
-            <w:proofErr w:type="gramStart"/>
-            <w:r>
-              <w:rPr>
-                <w:lang w:val="fr-FR"/>
-              </w:rPr>
-              <w:t>x,y</w:t>
-            </w:r>
-            <w:proofErr w:type="gramEnd"/>
-            <w:r>
-              <w:rPr>
-                <w:lang w:val="fr-FR"/>
-              </w:rPr>
-              <w:t>,</w:t>
-            </w:r>
-            <w:proofErr w:type="gramStart"/>
-            <w:r>
-              <w:rPr>
-                <w:lang w:val="fr-FR"/>
-              </w:rPr>
-              <w:t>w,h</w:t>
-            </w:r>
-            <w:proofErr w:type="gramEnd"/>
-            <w:r>
-              <w:rPr>
-                <w:lang w:val="fr-FR"/>
-              </w:rPr>
-              <w:t xml:space="preserve">:u8, </w:t>
-            </w:r>
-            <w:proofErr w:type="gramStart"/>
-            <w:r>
-              <w:rPr>
-                <w:lang w:val="fr-FR"/>
-              </w:rPr>
-              <w:t>flags:u</w:t>
-            </w:r>
-            <w:proofErr w:type="gramEnd"/>
-            <w:r>
-              <w:rPr>
-                <w:lang w:val="fr-FR"/>
-              </w:rPr>
-              <w:t>8</w:t>
+              <w:t>id:u16, x,y,w,h:u8, flags:u8</w:t>
             </w:r>
           </w:p>
         </w:tc>
@@ -7159,33 +7047,11 @@
                 <w:lang w:val="fr-FR"/>
               </w:rPr>
             </w:pPr>
-            <w:proofErr w:type="gramStart"/>
             <w:r>
               <w:rPr>
                 <w:lang w:val="fr-FR"/>
               </w:rPr>
-              <w:t>y,h</w:t>
-            </w:r>
-            <w:proofErr w:type="gramEnd"/>
-            <w:r>
-              <w:rPr>
-                <w:lang w:val="fr-FR"/>
-              </w:rPr>
-              <w:t>:u8, content_</w:t>
-            </w:r>
-            <w:proofErr w:type="gramStart"/>
-            <w:r>
-              <w:rPr>
-                <w:lang w:val="fr-FR"/>
-              </w:rPr>
-              <w:t>h:u</w:t>
-            </w:r>
-            <w:proofErr w:type="gramEnd"/>
-            <w:r>
-              <w:rPr>
-                <w:lang w:val="fr-FR"/>
-              </w:rPr>
-              <w:t>16</w:t>
+              <w:t>y,h:u8, content_h:u16</w:t>
             </w:r>
           </w:p>
         </w:tc>
@@ -8279,47 +8145,11 @@
                 <w:lang w:val="fr-FR"/>
               </w:rPr>
             </w:pPr>
-            <w:proofErr w:type="gramStart"/>
             <w:r>
               <w:rPr>
                 <w:lang w:val="fr-FR"/>
               </w:rPr>
-              <w:t>edge:u</w:t>
-            </w:r>
-            <w:proofErr w:type="gramEnd"/>
-            <w:r>
-              <w:rPr>
-                <w:lang w:val="fr-FR"/>
-              </w:rPr>
-              <w:t xml:space="preserve">8, </w:t>
-            </w:r>
-            <w:proofErr w:type="gramStart"/>
-            <w:r>
-              <w:rPr>
-                <w:lang w:val="fr-FR"/>
-              </w:rPr>
-              <w:t>dir:u</w:t>
-            </w:r>
-            <w:proofErr w:type="gramEnd"/>
-            <w:r>
-              <w:rPr>
-                <w:lang w:val="fr-FR"/>
-              </w:rPr>
-              <w:t xml:space="preserve">8, </w:t>
-            </w:r>
-            <w:proofErr w:type="gramStart"/>
-            <w:r>
-              <w:rPr>
-                <w:lang w:val="fr-FR"/>
-              </w:rPr>
-              <w:t>distance:u</w:t>
-            </w:r>
-            <w:proofErr w:type="gramEnd"/>
-            <w:r>
-              <w:rPr>
-                <w:lang w:val="fr-FR"/>
-              </w:rPr>
-              <w:t>8</w:t>
+              <w:t>edge:u8, dir:u8, distance:u8</w:t>
             </w:r>
           </w:p>
         </w:tc>
@@ -8415,61 +8245,11 @@
                 <w:lang w:val="fr-FR"/>
               </w:rPr>
             </w:pPr>
-            <w:proofErr w:type="gramStart"/>
             <w:r>
               <w:rPr>
                 <w:lang w:val="fr-FR"/>
               </w:rPr>
-              <w:t>elem</w:t>
-            </w:r>
-            <w:proofErr w:type="gramEnd"/>
-            <w:r>
-              <w:rPr>
-                <w:lang w:val="fr-FR"/>
-              </w:rPr>
-              <w:t>_</w:t>
-            </w:r>
-            <w:proofErr w:type="gramStart"/>
-            <w:r>
-              <w:rPr>
-                <w:lang w:val="fr-FR"/>
-              </w:rPr>
-              <w:t>id:u</w:t>
-            </w:r>
-            <w:proofErr w:type="gramEnd"/>
-            <w:r>
-              <w:rPr>
-                <w:lang w:val="fr-FR"/>
-              </w:rPr>
-              <w:t xml:space="preserve">16, </w:t>
-            </w:r>
-            <w:proofErr w:type="gramStart"/>
-            <w:r>
-              <w:rPr>
-                <w:lang w:val="fr-FR"/>
-              </w:rPr>
-              <w:t>x,y</w:t>
-            </w:r>
-            <w:proofErr w:type="gramEnd"/>
-            <w:r>
-              <w:rPr>
-                <w:lang w:val="fr-FR"/>
-              </w:rPr>
-              <w:t>:u8, duration_</w:t>
-            </w:r>
-            <w:proofErr w:type="gramStart"/>
-            <w:r>
-              <w:rPr>
-                <w:lang w:val="fr-FR"/>
-              </w:rPr>
-              <w:t>ms:u</w:t>
-            </w:r>
-            <w:proofErr w:type="gramEnd"/>
-            <w:r>
-              <w:rPr>
-                <w:lang w:val="fr-FR"/>
-              </w:rPr>
-              <w:t>16</w:t>
+              <w:t>elem_id:u16, x,y:u8, duration_ms:u16</w:t>
             </w:r>
           </w:p>
         </w:tc>
@@ -11607,14 +11387,12 @@
             <w:pPr>
               <w:pStyle w:val="Compact"/>
             </w:pPr>
-            <w:proofErr w:type="spellStart"/>
             <w:r>
               <w:rPr>
                 <w:rStyle w:val="VerbatimChar"/>
               </w:rPr>
               <w:t>slate.ui</w:t>
             </w:r>
-            <w:proofErr w:type="spellEnd"/>
           </w:p>
         </w:tc>
         <w:tc>
@@ -13480,19 +13258,11 @@
             <w:pPr>
               <w:pStyle w:val="Compact"/>
             </w:pPr>
-            <w:proofErr w:type="gramStart"/>
             <w:r>
               <w:rPr>
                 <w:rStyle w:val="VerbatimChar"/>
               </w:rPr>
-              <w:t>render(</w:t>
-            </w:r>
-            <w:proofErr w:type="gramEnd"/>
-            <w:r>
-              <w:rPr>
-                <w:rStyle w:val="VerbatimChar"/>
-              </w:rPr>
-              <w:t>)</w:t>
+              <w:t>render()</w:t>
             </w:r>
             <w:r>
               <w:t xml:space="preserve"> execution</w:t>
@@ -14659,14 +14429,12 @@
             <w:pPr>
               <w:pStyle w:val="Compact"/>
             </w:pPr>
-            <w:proofErr w:type="spellStart"/>
             <w:r>
               <w:rPr>
                 <w:rStyle w:val="VerbatimChar"/>
               </w:rPr>
               <w:t>minProtocolVersion</w:t>
             </w:r>
-            <w:proofErr w:type="spellEnd"/>
           </w:p>
         </w:tc>
         <w:tc>
@@ -19782,12 +19550,24 @@
     <w:p>
       <w:pPr>
         <w:pStyle w:val="Heading3"/>
+        <w:rPr>
+          <w:color w:val="00B050"/>
+        </w:rPr>
       </w:pPr>
       <w:bookmarkStart w:id="73" w:name="m0--toolchain-blinky-rtt-logging"/>
       <w:r>
+        <w:rPr>
+          <w:color w:val="00B050"/>
+        </w:rPr>
         <w:t>M0 — Toolchain, blinky, RTT logging</w:t>
       </w:r>
       <w:bookmarkEnd w:id="73"/>
+      <w:r>
+        <w:rPr>
+          <w:color w:val="00B050"/>
+        </w:rPr>
+        <w:t xml:space="preserve"> - DONE</w:t>
+      </w:r>
     </w:p>
     <w:tbl>
       <w:tblPr>
@@ -19982,133 +19762,195 @@
     <w:p>
       <w:pPr>
         <w:pStyle w:val="SourceCode"/>
+        <w:rPr>
+          <w:color w:val="00B050"/>
+        </w:rPr>
       </w:pPr>
       <w:r>
         <w:rPr>
           <w:rStyle w:val="VerbatimChar"/>
+          <w:color w:val="00B050"/>
         </w:rPr>
         <w:t>Set up a bare-metal C++17 project for the Nordic nRF52832 on the PineTime, using CMake</w:t>
       </w:r>
       <w:r>
-        <w:br/>
-      </w:r>
-      <w:r>
-        <w:rPr>
-          <w:rStyle w:val="VerbatimChar"/>
+        <w:rPr>
+          <w:color w:val="00B050"/>
+        </w:rPr>
+        <w:br/>
+      </w:r>
+      <w:r>
+        <w:rPr>
+          <w:rStyle w:val="VerbatimChar"/>
+          <w:color w:val="00B050"/>
         </w:rPr>
         <w:t>and arm-none-eabi with the nRF5 SDK (or bare CMSIS — give me the trade-off and pick one).</w:t>
       </w:r>
       <w:r>
-        <w:br/>
-      </w:r>
-      <w:r>
-        <w:br/>
-      </w:r>
-      <w:r>
-        <w:rPr>
-          <w:rStyle w:val="VerbatimChar"/>
+        <w:rPr>
+          <w:color w:val="00B050"/>
+        </w:rPr>
+        <w:br/>
+      </w:r>
+      <w:r>
+        <w:rPr>
+          <w:color w:val="00B050"/>
+        </w:rPr>
+        <w:br/>
+      </w:r>
+      <w:r>
+        <w:rPr>
+          <w:rStyle w:val="VerbatimChar"/>
+          <w:color w:val="00B050"/>
         </w:rPr>
         <w:t>Deliver:</w:t>
       </w:r>
       <w:r>
-        <w:br/>
-      </w:r>
-      <w:r>
-        <w:rPr>
-          <w:rStyle w:val="VerbatimChar"/>
+        <w:rPr>
+          <w:color w:val="00B050"/>
+        </w:rPr>
+        <w:br/>
+      </w:r>
+      <w:r>
+        <w:rPr>
+          <w:rStyle w:val="VerbatimChar"/>
+          <w:color w:val="00B050"/>
         </w:rPr>
         <w:t>1. CMakeLists.txt producing a flashable .hex, with debug (RTT logging) and release builds.</w:t>
       </w:r>
       <w:r>
-        <w:br/>
-      </w:r>
-      <w:r>
-        <w:rPr>
-          <w:rStyle w:val="VerbatimChar"/>
+        <w:rPr>
+          <w:color w:val="00B050"/>
+        </w:rPr>
+        <w:br/>
+      </w:r>
+      <w:r>
+        <w:rPr>
+          <w:rStyle w:val="VerbatimChar"/>
+          <w:color w:val="00B050"/>
         </w:rPr>
         <w:t>2. A linker script with a BOOTLOADER_PRESENT option: when OFF, the app links at 0x0 so I</w:t>
       </w:r>
       <w:r>
-        <w:br/>
-      </w:r>
-      <w:r>
-        <w:rPr>
-          <w:rStyle w:val="VerbatimChar"/>
+        <w:rPr>
+          <w:color w:val="00B050"/>
+        </w:rPr>
+        <w:br/>
+      </w:r>
+      <w:r>
+        <w:rPr>
+          <w:rStyle w:val="VerbatimChar"/>
+          <w:color w:val="00B050"/>
         </w:rPr>
         <w:t xml:space="preserve">   can flash and run it standalone during bring-up; when ON, it links at 0x8000 to sit</w:t>
       </w:r>
       <w:r>
-        <w:br/>
-      </w:r>
-      <w:r>
-        <w:rPr>
-          <w:rStyle w:val="VerbatimChar"/>
+        <w:rPr>
+          <w:color w:val="00B050"/>
+        </w:rPr>
+        <w:br/>
+      </w:r>
+      <w:r>
+        <w:rPr>
+          <w:rStyle w:val="VerbatimChar"/>
+          <w:color w:val="00B050"/>
         </w:rPr>
         <w:t xml:space="preserve">   above a 32KB MCUBoot. Default OFF for now. Document .data/.bss and the stack/heap split.</w:t>
       </w:r>
       <w:r>
-        <w:br/>
-      </w:r>
-      <w:r>
-        <w:rPr>
-          <w:rStyle w:val="VerbatimChar"/>
+        <w:rPr>
+          <w:color w:val="00B050"/>
+        </w:rPr>
+        <w:br/>
+      </w:r>
+      <w:r>
+        <w:rPr>
+          <w:rStyle w:val="VerbatimChar"/>
+          <w:color w:val="00B050"/>
         </w:rPr>
         <w:t>3. Startup code, vector table, SystemInit enabling the DC/DC regulator and the 32.768kHz LFXO.</w:t>
       </w:r>
       <w:r>
-        <w:br/>
-      </w:r>
-      <w:r>
-        <w:rPr>
-          <w:rStyle w:val="VerbatimChar"/>
+        <w:rPr>
+          <w:color w:val="00B050"/>
+        </w:rPr>
+        <w:br/>
+      </w:r>
+      <w:r>
+        <w:rPr>
+          <w:rStyle w:val="VerbatimChar"/>
+          <w:color w:val="00B050"/>
         </w:rPr>
         <w:t>4. UICR configuration setting NFCPINS so P0.09/P0.10 are GPIO — P0.10 is the touch reset,</w:t>
       </w:r>
       <w:r>
-        <w:br/>
-      </w:r>
-      <w:r>
-        <w:rPr>
-          <w:rStyle w:val="VerbatimChar"/>
+        <w:rPr>
+          <w:color w:val="00B050"/>
+        </w:rPr>
+        <w:br/>
+      </w:r>
+      <w:r>
+        <w:rPr>
+          <w:rStyle w:val="VerbatimChar"/>
+          <w:color w:val="00B050"/>
         </w:rPr>
         <w:t xml:space="preserve">   so this is required. Explain how the UICR write is applied and why it needs a power cycle.</w:t>
       </w:r>
       <w:r>
-        <w:br/>
-      </w:r>
-      <w:r>
-        <w:rPr>
-          <w:rStyle w:val="VerbatimChar"/>
+        <w:rPr>
+          <w:color w:val="00B050"/>
+        </w:rPr>
+        <w:br/>
+      </w:r>
+      <w:r>
+        <w:rPr>
+          <w:rStyle w:val="VerbatimChar"/>
+          <w:color w:val="00B050"/>
         </w:rPr>
         <w:t>5. SEGGER RTT logging with a compile-time level switch.</w:t>
       </w:r>
       <w:r>
-        <w:br/>
-      </w:r>
-      <w:r>
-        <w:rPr>
-          <w:rStyle w:val="VerbatimChar"/>
+        <w:rPr>
+          <w:color w:val="00B050"/>
+        </w:rPr>
+        <w:br/>
+      </w:r>
+      <w:r>
+        <w:rPr>
+          <w:rStyle w:val="VerbatimChar"/>
+          <w:color w:val="00B050"/>
         </w:rPr>
         <w:t>6. main() pulsing the vibration motor three times and logging a boot banner.</w:t>
       </w:r>
       <w:r>
-        <w:br/>
-      </w:r>
-      <w:r>
-        <w:rPr>
-          <w:rStyle w:val="VerbatimChar"/>
+        <w:rPr>
+          <w:color w:val="00B050"/>
+        </w:rPr>
+        <w:br/>
+      </w:r>
+      <w:r>
+        <w:rPr>
+          <w:rStyle w:val="VerbatimChar"/>
+          <w:color w:val="00B050"/>
         </w:rPr>
         <w:t>7. An OpenOCD config and documented flash command for an ST-Link v2.</w:t>
       </w:r>
       <w:r>
-        <w:br/>
-      </w:r>
-      <w:r>
-        <w:br/>
-      </w:r>
-      <w:r>
-        <w:rPr>
-          <w:rStyle w:val="VerbatimChar"/>
+        <w:rPr>
+          <w:color w:val="00B050"/>
+        </w:rPr>
+        <w:br/>
+      </w:r>
+      <w:r>
+        <w:rPr>
+          <w:color w:val="00B050"/>
+        </w:rPr>
+        <w:br/>
+      </w:r>
+      <w:r>
+        <w:rPr>
+          <w:rStyle w:val="VerbatimChar"/>
+          <w:color w:val="00B050"/>
         </w:rPr>
         <w:t>Show every register write explicitly. Do not write "configure the clock" — write the code.</w:t>
       </w:r>
@@ -20116,12 +19958,30 @@
     <w:p>
       <w:pPr>
         <w:pStyle w:val="Heading3"/>
+        <w:rPr>
+          <w:color w:val="00B050"/>
+        </w:rPr>
       </w:pPr>
       <w:bookmarkStart w:id="74" w:name="m1--display-driver-and-tile-renderer"/>
       <w:r>
+        <w:rPr>
+          <w:color w:val="00B050"/>
+        </w:rPr>
         <w:t>M1 — Display driver and tile renderer</w:t>
       </w:r>
       <w:bookmarkEnd w:id="74"/>
+      <w:r>
+        <w:rPr>
+          <w:color w:val="00B050"/>
+        </w:rPr>
+        <w:t xml:space="preserve"> </w:t>
+      </w:r>
+      <w:r>
+        <w:rPr>
+          <w:color w:val="00B050"/>
+        </w:rPr>
+        <w:t>- DONE</w:t>
+      </w:r>
     </w:p>
     <w:tbl>
       <w:tblPr>
@@ -20307,229 +20167,337 @@
     <w:p>
       <w:pPr>
         <w:pStyle w:val="SourceCode"/>
+        <w:rPr>
+          <w:color w:val="00B050"/>
+        </w:rPr>
       </w:pPr>
       <w:r>
         <w:rPr>
           <w:rStyle w:val="VerbatimChar"/>
+          <w:color w:val="00B050"/>
         </w:rPr>
         <w:t>Write an ST7789 driver and tile-based renderer for the PineTime.</w:t>
       </w:r>
       <w:r>
-        <w:br/>
-      </w:r>
-      <w:r>
-        <w:br/>
-      </w:r>
-      <w:r>
-        <w:rPr>
-          <w:rStyle w:val="VerbatimChar"/>
+        <w:rPr>
+          <w:color w:val="00B050"/>
+        </w:rPr>
+        <w:br/>
+      </w:r>
+      <w:r>
+        <w:rPr>
+          <w:color w:val="00B050"/>
+        </w:rPr>
+        <w:br/>
+      </w:r>
+      <w:r>
+        <w:rPr>
+          <w:rStyle w:val="VerbatimChar"/>
+          <w:color w:val="00B050"/>
         </w:rPr>
         <w:t>Hardware (authoritative): SPI mode 3, max 8MHz, SCK=P0.02, MOSI=P0.03, DC=P0.18,</w:t>
       </w:r>
       <w:r>
-        <w:br/>
-      </w:r>
-      <w:r>
-        <w:rPr>
-          <w:rStyle w:val="VerbatimChar"/>
+        <w:rPr>
+          <w:color w:val="00B050"/>
+        </w:rPr>
+        <w:br/>
+      </w:r>
+      <w:r>
+        <w:rPr>
+          <w:rStyle w:val="VerbatimChar"/>
+          <w:color w:val="00B050"/>
         </w:rPr>
         <w:t>CS=P0.25, RST=P0.26, backlight active-low. 240x240 RGB565. The external flash shares</w:t>
       </w:r>
       <w:r>
-        <w:br/>
-      </w:r>
-      <w:r>
-        <w:rPr>
-          <w:rStyle w:val="VerbatimChar"/>
+        <w:rPr>
+          <w:color w:val="00B050"/>
+        </w:rPr>
+        <w:br/>
+      </w:r>
+      <w:r>
+        <w:rPr>
+          <w:rStyle w:val="VerbatimChar"/>
+          <w:color w:val="00B050"/>
         </w:rPr>
         <w:t>this SPI bus (CS=P0.05), so the driver must cooperate on bus ownership.</w:t>
       </w:r>
       <w:r>
-        <w:br/>
-      </w:r>
-      <w:r>
-        <w:br/>
-      </w:r>
-      <w:r>
-        <w:rPr>
-          <w:rStyle w:val="VerbatimChar"/>
+        <w:rPr>
+          <w:color w:val="00B050"/>
+        </w:rPr>
+        <w:br/>
+      </w:r>
+      <w:r>
+        <w:rPr>
+          <w:color w:val="00B050"/>
+        </w:rPr>
+        <w:br/>
+      </w:r>
+      <w:r>
+        <w:rPr>
+          <w:rStyle w:val="VerbatimChar"/>
+          <w:color w:val="00B050"/>
         </w:rPr>
         <w:t>Constraints:</w:t>
       </w:r>
       <w:r>
-        <w:br/>
-      </w:r>
-      <w:r>
-        <w:rPr>
-          <w:rStyle w:val="VerbatimChar"/>
+        <w:rPr>
+          <w:color w:val="00B050"/>
+        </w:rPr>
+        <w:br/>
+      </w:r>
+      <w:r>
+        <w:rPr>
+          <w:rStyle w:val="VerbatimChar"/>
+          <w:color w:val="00B050"/>
         </w:rPr>
         <w:t>- NO full framebuffer — 240*240*2 = 115,200 bytes and we have 64KB of RAM.</w:t>
       </w:r>
       <w:r>
-        <w:br/>
-      </w:r>
-      <w:r>
-        <w:rPr>
-          <w:rStyle w:val="VerbatimChar"/>
+        <w:rPr>
+          <w:color w:val="00B050"/>
+        </w:rPr>
+        <w:br/>
+      </w:r>
+      <w:r>
+        <w:rPr>
+          <w:rStyle w:val="VerbatimChar"/>
+          <w:color w:val="00B050"/>
         </w:rPr>
         <w:t>- Render into TWO 240x8 RGB565 tile buffers, 3,840 bytes each, 7,680 bytes total.</w:t>
       </w:r>
       <w:r>
-        <w:br/>
-      </w:r>
-      <w:r>
-        <w:rPr>
-          <w:rStyle w:val="VerbatimChar"/>
+        <w:rPr>
+          <w:color w:val="00B050"/>
+        </w:rPr>
+        <w:br/>
+      </w:r>
+      <w:r>
+        <w:rPr>
+          <w:rStyle w:val="VerbatimChar"/>
+          <w:color w:val="00B050"/>
         </w:rPr>
         <w:t xml:space="preserve">  DMA one out via SPIM while drawing into the other. Tile height is a compile-time</w:t>
       </w:r>
       <w:r>
-        <w:br/>
-      </w:r>
-      <w:r>
-        <w:rPr>
-          <w:rStyle w:val="VerbatimChar"/>
+        <w:rPr>
+          <w:color w:val="00B050"/>
+        </w:rPr>
+        <w:br/>
+      </w:r>
+      <w:r>
+        <w:rPr>
+          <w:rStyle w:val="VerbatimChar"/>
+          <w:color w:val="00B050"/>
         </w:rPr>
         <w:t xml:space="preserve">  constant so I can retune it — show me the RAM cost as a function of that constant.</w:t>
       </w:r>
       <w:r>
-        <w:br/>
-      </w:r>
-      <w:r>
-        <w:rPr>
-          <w:rStyle w:val="VerbatimChar"/>
+        <w:rPr>
+          <w:color w:val="00B050"/>
+        </w:rPr>
+        <w:br/>
+      </w:r>
+      <w:r>
+        <w:rPr>
+          <w:rStyle w:val="VerbatimChar"/>
+          <w:color w:val="00B050"/>
         </w:rPr>
         <w:t>- Note the physics: a full-screen redraw is 115,200 bytes at 8Mbit/s = ~115ms floor,</w:t>
       </w:r>
       <w:r>
-        <w:br/>
-      </w:r>
-      <w:r>
-        <w:rPr>
-          <w:rStyle w:val="VerbatimChar"/>
+        <w:rPr>
+          <w:color w:val="00B050"/>
+        </w:rPr>
+        <w:br/>
+      </w:r>
+      <w:r>
+        <w:rPr>
+          <w:rStyle w:val="VerbatimChar"/>
+          <w:color w:val="00B050"/>
         </w:rPr>
         <w:t xml:space="preserve">  about 8fps. Dirty-rectangle rendering is therefore mandatory. Design for it from</w:t>
       </w:r>
       <w:r>
-        <w:br/>
-      </w:r>
-      <w:r>
-        <w:rPr>
-          <w:rStyle w:val="VerbatimChar"/>
+        <w:rPr>
+          <w:color w:val="00B050"/>
+        </w:rPr>
+        <w:br/>
+      </w:r>
+      <w:r>
+        <w:rPr>
+          <w:rStyle w:val="VerbatimChar"/>
+          <w:color w:val="00B050"/>
         </w:rPr>
         <w:t xml:space="preserve">  the start rather than adding it later.</w:t>
       </w:r>
       <w:r>
-        <w:br/>
-      </w:r>
-      <w:r>
-        <w:br/>
-      </w:r>
-      <w:r>
-        <w:rPr>
-          <w:rStyle w:val="VerbatimChar"/>
+        <w:rPr>
+          <w:color w:val="00B050"/>
+        </w:rPr>
+        <w:br/>
+      </w:r>
+      <w:r>
+        <w:rPr>
+          <w:color w:val="00B050"/>
+        </w:rPr>
+        <w:br/>
+      </w:r>
+      <w:r>
+        <w:rPr>
+          <w:rStyle w:val="VerbatimChar"/>
+          <w:color w:val="00B050"/>
         </w:rPr>
         <w:t>Deliver:</w:t>
       </w:r>
       <w:r>
-        <w:br/>
-      </w:r>
-      <w:r>
-        <w:rPr>
-          <w:rStyle w:val="VerbatimChar"/>
+        <w:rPr>
+          <w:color w:val="00B050"/>
+        </w:rPr>
+        <w:br/>
+      </w:r>
+      <w:r>
+        <w:rPr>
+          <w:rStyle w:val="VerbatimChar"/>
+          <w:color w:val="00B050"/>
         </w:rPr>
         <w:t>1. ST7789 init with correct mode-3 timing, plus SLPIN/SLPOUT for power management.</w:t>
       </w:r>
       <w:r>
-        <w:br/>
-      </w:r>
-      <w:r>
-        <w:rPr>
-          <w:rStyle w:val="VerbatimChar"/>
+        <w:rPr>
+          <w:color w:val="00B050"/>
+        </w:rPr>
+        <w:br/>
+      </w:r>
+      <w:r>
+        <w:rPr>
+          <w:rStyle w:val="VerbatimChar"/>
+          <w:color w:val="00B050"/>
         </w:rPr>
         <w:t>2. A bus-arbitration wrapper (mutex + CS management) that the flash driver will also use.</w:t>
       </w:r>
       <w:r>
-        <w:br/>
-      </w:r>
-      <w:r>
-        <w:rPr>
-          <w:rStyle w:val="VerbatimChar"/>
+        <w:rPr>
+          <w:color w:val="00B050"/>
+        </w:rPr>
+        <w:br/>
+      </w:r>
+      <w:r>
+        <w:rPr>
+          <w:rStyle w:val="VerbatimChar"/>
+          <w:color w:val="00B050"/>
         </w:rPr>
         <w:t>3. A Renderer with fillRect, drawLine, drawCircle, drawRoundRect, drawArc, and</w:t>
       </w:r>
       <w:r>
-        <w:br/>
-      </w:r>
-      <w:r>
-        <w:rPr>
-          <w:rStyle w:val="VerbatimChar"/>
+        <w:rPr>
+          <w:color w:val="00B050"/>
+        </w:rPr>
+        <w:br/>
+      </w:r>
+      <w:r>
+        <w:rPr>
+          <w:rStyle w:val="VerbatimChar"/>
+          <w:color w:val="00B050"/>
         </w:rPr>
         <w:t xml:space="preserve">   blitBitmap for RGB565, RGB332 and 1-bit sources.</w:t>
       </w:r>
       <w:r>
-        <w:br/>
-      </w:r>
-      <w:r>
-        <w:rPr>
-          <w:rStyle w:val="VerbatimChar"/>
+        <w:rPr>
+          <w:color w:val="00B050"/>
+        </w:rPr>
+        <w:br/>
+      </w:r>
+      <w:r>
+        <w:rPr>
+          <w:rStyle w:val="VerbatimChar"/>
+          <w:color w:val="00B050"/>
         </w:rPr>
         <w:t>4. A dirty-rectangle tracker so only changed tiles are transmitted, with a clear API for</w:t>
       </w:r>
       <w:r>
-        <w:br/>
-      </w:r>
-      <w:r>
-        <w:rPr>
-          <w:rStyle w:val="VerbatimChar"/>
+        <w:rPr>
+          <w:color w:val="00B050"/>
+        </w:rPr>
+        <w:br/>
+      </w:r>
+      <w:r>
+        <w:rPr>
+          <w:rStyle w:val="VerbatimChar"/>
+          <w:color w:val="00B050"/>
         </w:rPr>
         <w:t xml:space="preserve">   marking regions dirty.</w:t>
       </w:r>
       <w:r>
-        <w:br/>
-      </w:r>
-      <w:r>
-        <w:rPr>
-          <w:rStyle w:val="VerbatimChar"/>
+        <w:rPr>
+          <w:color w:val="00B050"/>
+        </w:rPr>
+        <w:br/>
+      </w:r>
+      <w:r>
+        <w:rPr>
+          <w:rStyle w:val="VerbatimChar"/>
+          <w:color w:val="00B050"/>
         </w:rPr>
         <w:t>5. Backlight PWM control, 0-100 mapped onto the three backlight pins.</w:t>
       </w:r>
       <w:r>
-        <w:br/>
-      </w:r>
-      <w:r>
-        <w:rPr>
-          <w:rStyle w:val="VerbatimChar"/>
+        <w:rPr>
+          <w:color w:val="00B050"/>
+        </w:rPr>
+        <w:br/>
+      </w:r>
+      <w:r>
+        <w:rPr>
+          <w:rStyle w:val="VerbatimChar"/>
+          <w:color w:val="00B050"/>
         </w:rPr>
         <w:t>6. A demo drawing a gradient, three rectangles and a circle, reporting render and</w:t>
       </w:r>
       <w:r>
-        <w:br/>
-      </w:r>
-      <w:r>
-        <w:rPr>
-          <w:rStyle w:val="VerbatimChar"/>
+        <w:rPr>
+          <w:color w:val="00B050"/>
+        </w:rPr>
+        <w:br/>
+      </w:r>
+      <w:r>
+        <w:rPr>
+          <w:rStyle w:val="VerbatimChar"/>
+          <w:color w:val="00B050"/>
         </w:rPr>
         <w:t xml:space="preserve">   transmit time per frame over RTT.</w:t>
       </w:r>
       <w:r>
-        <w:br/>
-      </w:r>
-      <w:r>
-        <w:br/>
-      </w:r>
-      <w:r>
-        <w:rPr>
-          <w:rStyle w:val="VerbatimChar"/>
+        <w:rPr>
+          <w:color w:val="00B050"/>
+        </w:rPr>
+        <w:br/>
+      </w:r>
+      <w:r>
+        <w:rPr>
+          <w:color w:val="00B050"/>
+        </w:rPr>
+        <w:br/>
+      </w:r>
+      <w:r>
+        <w:rPr>
+          <w:rStyle w:val="VerbatimChar"/>
+          <w:color w:val="00B050"/>
         </w:rPr>
         <w:t>Report the measured full-screen redraw time and the measured time for a 6-tile partial</w:t>
       </w:r>
       <w:r>
-        <w:br/>
-      </w:r>
-      <w:r>
-        <w:rPr>
-          <w:rStyle w:val="VerbatimChar"/>
+        <w:rPr>
+          <w:color w:val="00B050"/>
+        </w:rPr>
+        <w:br/>
+      </w:r>
+      <w:r>
+        <w:rPr>
+          <w:rStyle w:val="VerbatimChar"/>
+          <w:color w:val="00B050"/>
         </w:rPr>
         <w:t>update, and tell me where the bottleneck actually is.</w:t>
       </w:r>
@@ -20537,12 +20505,30 @@
     <w:p>
       <w:pPr>
         <w:pStyle w:val="Heading3"/>
+        <w:rPr>
+          <w:color w:val="00B050"/>
+        </w:rPr>
       </w:pPr>
       <w:bookmarkStart w:id="75" w:name="m2--touch-button-gestures"/>
       <w:r>
+        <w:rPr>
+          <w:color w:val="00B050"/>
+        </w:rPr>
         <w:t>M2 — Touch, button, gestures</w:t>
       </w:r>
       <w:bookmarkEnd w:id="75"/>
+      <w:r>
+        <w:rPr>
+          <w:color w:val="00B050"/>
+        </w:rPr>
+        <w:t xml:space="preserve"> </w:t>
+      </w:r>
+      <w:r>
+        <w:rPr>
+          <w:color w:val="00B050"/>
+        </w:rPr>
+        <w:t>- DONE</w:t>
+      </w:r>
     </w:p>
     <w:tbl>
       <w:tblPr>
@@ -20728,199 +20714,292 @@
     <w:p>
       <w:pPr>
         <w:pStyle w:val="SourceCode"/>
+        <w:rPr>
+          <w:color w:val="00B050"/>
+        </w:rPr>
       </w:pPr>
       <w:r>
         <w:rPr>
           <w:rStyle w:val="VerbatimChar"/>
+          <w:color w:val="00B050"/>
         </w:rPr>
         <w:t>Write a CST816S touch driver and input event layer for the PineTime.</w:t>
       </w:r>
       <w:r>
-        <w:br/>
-      </w:r>
-      <w:r>
-        <w:br/>
-      </w:r>
-      <w:r>
-        <w:rPr>
-          <w:rStyle w:val="VerbatimChar"/>
+        <w:rPr>
+          <w:color w:val="00B050"/>
+        </w:rPr>
+        <w:br/>
+      </w:r>
+      <w:r>
+        <w:rPr>
+          <w:color w:val="00B050"/>
+        </w:rPr>
+        <w:br/>
+      </w:r>
+      <w:r>
+        <w:rPr>
+          <w:rStyle w:val="VerbatimChar"/>
+          <w:color w:val="00B050"/>
         </w:rPr>
         <w:t>Hardware (authoritative): CST816S at I2C 0x15, SDA=P0.06, SCL=P0.07, RST=P0.10, IRQ=P0.28.</w:t>
       </w:r>
       <w:r>
-        <w:br/>
-      </w:r>
-      <w:r>
-        <w:rPr>
-          <w:rStyle w:val="VerbatimChar"/>
+        <w:rPr>
+          <w:color w:val="00B050"/>
+        </w:rPr>
+        <w:br/>
+      </w:r>
+      <w:r>
+        <w:rPr>
+          <w:rStyle w:val="VerbatimChar"/>
+          <w:color w:val="00B050"/>
         </w:rPr>
         <w:t>The controller SLEEPS when idle and stops responding on the bus entirely — this is normal</w:t>
       </w:r>
       <w:r>
-        <w:br/>
-      </w:r>
-      <w:r>
-        <w:rPr>
-          <w:rStyle w:val="VerbatimChar"/>
+        <w:rPr>
+          <w:color w:val="00B050"/>
+        </w:rPr>
+        <w:br/>
+      </w:r>
+      <w:r>
+        <w:rPr>
+          <w:rStyle w:val="VerbatimChar"/>
+          <w:color w:val="00B050"/>
         </w:rPr>
         <w:t>behaviour, not a fault, and the driver must tolerate it. Historically, writing the sleep</w:t>
       </w:r>
       <w:r>
-        <w:br/>
-      </w:r>
-      <w:r>
-        <w:rPr>
-          <w:rStyle w:val="VerbatimChar"/>
+        <w:rPr>
+          <w:color w:val="00B050"/>
+        </w:rPr>
+        <w:br/>
+      </w:r>
+      <w:r>
+        <w:rPr>
+          <w:rStyle w:val="VerbatimChar"/>
+          <w:color w:val="00B050"/>
         </w:rPr>
         <w:t>command wedged the controller until the battery drained, so do NOT implement sleep-mode</w:t>
       </w:r>
       <w:r>
-        <w:br/>
-      </w:r>
-      <w:r>
-        <w:rPr>
-          <w:rStyle w:val="VerbatimChar"/>
+        <w:rPr>
+          <w:color w:val="00B050"/>
+        </w:rPr>
+        <w:br/>
+      </w:r>
+      <w:r>
+        <w:rPr>
+          <w:rStyle w:val="VerbatimChar"/>
+          <w:color w:val="00B050"/>
         </w:rPr>
         <w:t>writes. All TWI operations need timeouts and bus recovery.</w:t>
       </w:r>
       <w:r>
-        <w:br/>
-      </w:r>
-      <w:r>
-        <w:rPr>
-          <w:rStyle w:val="VerbatimChar"/>
+        <w:rPr>
+          <w:color w:val="00B050"/>
+        </w:rPr>
+        <w:br/>
+      </w:r>
+      <w:r>
+        <w:rPr>
+          <w:rStyle w:val="VerbatimChar"/>
+          <w:color w:val="00B050"/>
         </w:rPr>
         <w:t>Touch data occupies the first 63 registers. Byte 1 is a gesture ID:</w:t>
       </w:r>
       <w:r>
-        <w:br/>
-      </w:r>
-      <w:r>
-        <w:rPr>
-          <w:rStyle w:val="VerbatimChar"/>
+        <w:rPr>
+          <w:color w:val="00B050"/>
+        </w:rPr>
+        <w:br/>
+      </w:r>
+      <w:r>
+        <w:rPr>
+          <w:rStyle w:val="VerbatimChar"/>
+          <w:color w:val="00B050"/>
         </w:rPr>
         <w:t>0x01 slide-down, 0x02 slide-up, 0x03 slide-left, 0x04 slide-right,</w:t>
       </w:r>
       <w:r>
-        <w:br/>
-      </w:r>
-      <w:r>
-        <w:rPr>
-          <w:rStyle w:val="VerbatimChar"/>
+        <w:rPr>
+          <w:color w:val="00B050"/>
+        </w:rPr>
+        <w:br/>
+      </w:r>
+      <w:r>
+        <w:rPr>
+          <w:rStyle w:val="VerbatimChar"/>
+          <w:color w:val="00B050"/>
         </w:rPr>
         <w:t>0x05 single-tap, 0x0B double-tap, 0x0C long-press.</w:t>
       </w:r>
       <w:r>
-        <w:br/>
-      </w:r>
-      <w:r>
-        <w:rPr>
-          <w:rStyle w:val="VerbatimChar"/>
+        <w:rPr>
+          <w:color w:val="00B050"/>
+        </w:rPr>
+        <w:br/>
+      </w:r>
+      <w:r>
+        <w:rPr>
+          <w:rStyle w:val="VerbatimChar"/>
+          <w:color w:val="00B050"/>
         </w:rPr>
         <w:t>The controller reports only one touch point in practice.</w:t>
       </w:r>
       <w:r>
-        <w:br/>
-      </w:r>
-      <w:r>
-        <w:rPr>
-          <w:rStyle w:val="VerbatimChar"/>
+        <w:rPr>
+          <w:color w:val="00B050"/>
+        </w:rPr>
+        <w:br/>
+      </w:r>
+      <w:r>
+        <w:rPr>
+          <w:rStyle w:val="VerbatimChar"/>
+          <w:color w:val="00B050"/>
         </w:rPr>
         <w:t>The button requires P0.15 driven high to read P0.13 and costs 34uA if left high —</w:t>
       </w:r>
       <w:r>
-        <w:br/>
-      </w:r>
-      <w:r>
-        <w:rPr>
-          <w:rStyle w:val="VerbatimChar"/>
+        <w:rPr>
+          <w:color w:val="00B050"/>
+        </w:rPr>
+        <w:br/>
+      </w:r>
+      <w:r>
+        <w:rPr>
+          <w:rStyle w:val="VerbatimChar"/>
+          <w:color w:val="00B050"/>
         </w:rPr>
         <w:t>strobe it: set high, take 4 stable reads, read, set low.</w:t>
       </w:r>
       <w:r>
-        <w:br/>
-      </w:r>
-      <w:r>
-        <w:br/>
-      </w:r>
-      <w:r>
-        <w:rPr>
-          <w:rStyle w:val="VerbatimChar"/>
+        <w:rPr>
+          <w:color w:val="00B050"/>
+        </w:rPr>
+        <w:br/>
+      </w:r>
+      <w:r>
+        <w:rPr>
+          <w:color w:val="00B050"/>
+        </w:rPr>
+        <w:br/>
+      </w:r>
+      <w:r>
+        <w:rPr>
+          <w:rStyle w:val="VerbatimChar"/>
+          <w:color w:val="00B050"/>
         </w:rPr>
         <w:t>Deliver:</w:t>
       </w:r>
       <w:r>
-        <w:br/>
-      </w:r>
-      <w:r>
-        <w:rPr>
-          <w:rStyle w:val="VerbatimChar"/>
+        <w:rPr>
+          <w:color w:val="00B050"/>
+        </w:rPr>
+        <w:br/>
+      </w:r>
+      <w:r>
+        <w:rPr>
+          <w:rStyle w:val="VerbatimChar"/>
+          <w:color w:val="00B050"/>
         </w:rPr>
         <w:t>1. A TWI wrapper with timeout and bus recovery (clock out stuck slaves).</w:t>
       </w:r>
       <w:r>
-        <w:br/>
-      </w:r>
-      <w:r>
-        <w:rPr>
-          <w:rStyle w:val="VerbatimChar"/>
+        <w:rPr>
+          <w:color w:val="00B050"/>
+        </w:rPr>
+        <w:br/>
+      </w:r>
+      <w:r>
+        <w:rPr>
+          <w:rStyle w:val="VerbatimChar"/>
+          <w:color w:val="00B050"/>
         </w:rPr>
         <w:t>2. A CST816S driver, interrupt-driven off P0.28, tolerant of the controller sleeping.</w:t>
       </w:r>
       <w:r>
-        <w:br/>
-      </w:r>
-      <w:r>
-        <w:rPr>
-          <w:rStyle w:val="VerbatimChar"/>
+        <w:rPr>
+          <w:color w:val="00B050"/>
+        </w:rPr>
+        <w:br/>
+      </w:r>
+      <w:r>
+        <w:rPr>
+          <w:rStyle w:val="VerbatimChar"/>
+          <w:color w:val="00B050"/>
         </w:rPr>
         <w:t>3. A button driver using the strobe technique, with debounce and press/long/double detection.</w:t>
       </w:r>
       <w:r>
-        <w:br/>
-      </w:r>
-      <w:r>
-        <w:rPr>
-          <w:rStyle w:val="VerbatimChar"/>
+        <w:rPr>
+          <w:color w:val="00B050"/>
+        </w:rPr>
+        <w:br/>
+      </w:r>
+      <w:r>
+        <w:rPr>
+          <w:rStyle w:val="VerbatimChar"/>
+          <w:color w:val="00B050"/>
         </w:rPr>
         <w:t>4. An InputEvent layer producing TAP(x,y), LONG_PRESS(x,y), SWIPE(dir), BUTTON(action).</w:t>
       </w:r>
       <w:r>
-        <w:br/>
-      </w:r>
-      <w:r>
-        <w:rPr>
-          <w:rStyle w:val="VerbatimChar"/>
+        <w:rPr>
+          <w:color w:val="00B050"/>
+        </w:rPr>
+        <w:br/>
+      </w:r>
+      <w:r>
+        <w:rPr>
+          <w:rStyle w:val="VerbatimChar"/>
+          <w:color w:val="00B050"/>
         </w:rPr>
         <w:t>5. A hit-test helper mapping a tap to an element id, given a list of {id,x,y,w,h} rects.</w:t>
       </w:r>
       <w:r>
-        <w:br/>
-      </w:r>
-      <w:r>
-        <w:rPr>
-          <w:rStyle w:val="VerbatimChar"/>
+        <w:rPr>
+          <w:color w:val="00B050"/>
+        </w:rPr>
+        <w:br/>
+      </w:r>
+      <w:r>
+        <w:rPr>
+          <w:rStyle w:val="VerbatimChar"/>
+          <w:color w:val="00B050"/>
         </w:rPr>
         <w:t>6. A demo drawing touch coordinates on screen and logging gestures over RTT.</w:t>
       </w:r>
       <w:r>
-        <w:br/>
-      </w:r>
-      <w:r>
-        <w:br/>
-      </w:r>
-      <w:r>
-        <w:rPr>
-          <w:rStyle w:val="VerbatimChar"/>
+        <w:rPr>
+          <w:color w:val="00B050"/>
+        </w:rPr>
+        <w:br/>
+      </w:r>
+      <w:r>
+        <w:rPr>
+          <w:color w:val="00B050"/>
+        </w:rPr>
+        <w:br/>
+      </w:r>
+      <w:r>
+        <w:rPr>
+          <w:rStyle w:val="VerbatimChar"/>
+          <w:color w:val="00B050"/>
         </w:rPr>
         <w:t>Include a host-side unit test for the hit-test logic, including overlapping and</w:t>
       </w:r>
       <w:r>
-        <w:br/>
-      </w:r>
-      <w:r>
-        <w:rPr>
-          <w:rStyle w:val="VerbatimChar"/>
+        <w:rPr>
+          <w:color w:val="00B050"/>
+        </w:rPr>
+        <w:br/>
+      </w:r>
+      <w:r>
+        <w:rPr>
+          <w:rStyle w:val="VerbatimChar"/>
+          <w:color w:val="00B050"/>
         </w:rPr>
         <w:t>zero-area rectangles.</w:t>
       </w:r>
@@ -28120,19 +28199,11 @@
         </w:numPr>
       </w:pPr>
       <w:hyperlink r:id="rId7">
-        <w:proofErr w:type="spellStart"/>
         <w:r>
           <w:rPr>
             <w:rStyle w:val="Hyperlink"/>
           </w:rPr>
-          <w:t>PineTime</w:t>
-        </w:r>
-        <w:proofErr w:type="spellEnd"/>
-        <w:r>
-          <w:rPr>
-            <w:rStyle w:val="Hyperlink"/>
-          </w:rPr>
-          <w:t xml:space="preserve"> — PINE64 wiki</w:t>
+          <w:t>PineTime — PINE64 wiki</w:t>
         </w:r>
       </w:hyperlink>
       <w:r>
@@ -28148,19 +28219,11 @@
         </w:numPr>
       </w:pPr>
       <w:hyperlink r:id="rId8">
-        <w:proofErr w:type="spellStart"/>
         <w:r>
           <w:rPr>
             <w:rStyle w:val="Hyperlink"/>
           </w:rPr>
-          <w:t>PineTime</w:t>
-        </w:r>
-        <w:proofErr w:type="spellEnd"/>
-        <w:r>
-          <w:rPr>
-            <w:rStyle w:val="Hyperlink"/>
-          </w:rPr>
-          <w:t xml:space="preserve"> Development — PINE64 wiki</w:t>
+          <w:t>PineTime Development — PINE64 wiki</w:t>
         </w:r>
       </w:hyperlink>
       <w:r>
@@ -28176,33 +28239,11 @@
         </w:numPr>
       </w:pPr>
       <w:hyperlink r:id="rId9">
-        <w:proofErr w:type="spellStart"/>
         <w:r>
           <w:rPr>
             <w:rStyle w:val="Hyperlink"/>
           </w:rPr>
-          <w:t>PineTime</w:t>
-        </w:r>
-        <w:proofErr w:type="spellEnd"/>
-        <w:r>
-          <w:rPr>
-            <w:rStyle w:val="Hyperlink"/>
-          </w:rPr>
-          <w:t xml:space="preserve"> SD </w:t>
-        </w:r>
-        <w:proofErr w:type="spellStart"/>
-        <w:r>
-          <w:rPr>
-            <w:rStyle w:val="Hyperlink"/>
-          </w:rPr>
-          <w:t>MCUBoot</w:t>
-        </w:r>
-        <w:proofErr w:type="spellEnd"/>
-        <w:r>
-          <w:rPr>
-            <w:rStyle w:val="Hyperlink"/>
-          </w:rPr>
-          <w:t xml:space="preserve"> — PINE64 wiki</w:t>
+          <w:t>PineTime SD MCUBoot — PINE64 wiki</w:t>
         </w:r>
       </w:hyperlink>
       <w:r>
@@ -28218,19 +28259,11 @@
         </w:numPr>
       </w:pPr>
       <w:hyperlink r:id="rId10">
-        <w:proofErr w:type="spellStart"/>
         <w:r>
           <w:rPr>
             <w:rStyle w:val="Hyperlink"/>
           </w:rPr>
-          <w:t>InfiniTime</w:t>
-        </w:r>
-        <w:proofErr w:type="spellEnd"/>
-        <w:r>
-          <w:rPr>
-            <w:rStyle w:val="Hyperlink"/>
-          </w:rPr>
-          <w:t xml:space="preserve"> memory analysis</w:t>
+          <w:t>InfiniTime memory analysis</w:t>
         </w:r>
       </w:hyperlink>
       <w:r>
@@ -28249,42 +28282,19 @@
         </w:rPr>
       </w:pPr>
       <w:hyperlink r:id="rId11">
-        <w:proofErr w:type="spellStart"/>
         <w:r>
           <w:rPr>
             <w:rStyle w:val="Hyperlink"/>
             <w:lang w:val="fr-FR"/>
           </w:rPr>
-          <w:t>InfiniTime</w:t>
-        </w:r>
-        <w:proofErr w:type="spellEnd"/>
-        <w:r>
-          <w:rPr>
-            <w:rStyle w:val="Hyperlink"/>
-            <w:lang w:val="fr-FR"/>
-          </w:rPr>
-          <w:t xml:space="preserve"> BLE documentation</w:t>
+          <w:t>InfiniTime BLE documentation</w:t>
         </w:r>
       </w:hyperlink>
       <w:r>
         <w:rPr>
           <w:lang w:val="fr-FR"/>
         </w:rPr>
-        <w:t xml:space="preserve"> — UUID </w:t>
-      </w:r>
-      <w:proofErr w:type="spellStart"/>
-      <w:r>
-        <w:rPr>
-          <w:lang w:val="fr-FR"/>
-        </w:rPr>
-        <w:t>scheme</w:t>
-      </w:r>
-      <w:proofErr w:type="spellEnd"/>
-      <w:r>
-        <w:rPr>
-          <w:lang w:val="fr-FR"/>
-        </w:rPr>
-        <w:t xml:space="preserve"> convention</w:t>
+        <w:t xml:space="preserve"> — UUID scheme convention</w:t>
       </w:r>
     </w:p>
     <w:p>
@@ -28333,19 +28343,11 @@
         </w:numPr>
       </w:pPr>
       <w:hyperlink r:id="rId14">
-        <w:proofErr w:type="spellStart"/>
         <w:r>
           <w:rPr>
             <w:rStyle w:val="Hyperlink"/>
           </w:rPr>
-          <w:t>JavaScriptEngine</w:t>
-        </w:r>
-        <w:proofErr w:type="spellEnd"/>
-        <w:r>
-          <w:rPr>
-            <w:rStyle w:val="Hyperlink"/>
-          </w:rPr>
-          <w:t xml:space="preserve"> — Jetpack</w:t>
+          <w:t>JavaScriptEngine — Jetpack</w:t>
         </w:r>
       </w:hyperlink>
       <w:r>
@@ -28356,16 +28358,8 @@
           <w:rPr>
             <w:rStyle w:val="Hyperlink"/>
           </w:rPr>
-          <w:t xml:space="preserve">Executing JavaScript and </w:t>
+          <w:t>Executing JavaScript and WebAssembly</w:t>
         </w:r>
-        <w:proofErr w:type="spellStart"/>
-        <w:r>
-          <w:rPr>
-            <w:rStyle w:val="Hyperlink"/>
-          </w:rPr>
-          <w:t>WebAssembly</w:t>
-        </w:r>
-        <w:proofErr w:type="spellEnd"/>
       </w:hyperlink>
       <w:r>
         <w:t xml:space="preserve"> — V8 in an isolated process</w:t>
@@ -28446,16 +28440,8 @@
           <w:rPr>
             <w:rStyle w:val="Hyperlink"/>
           </w:rPr>
-          <w:t xml:space="preserve">A Practical Guide to BLE Throughput — </w:t>
+          <w:t>A Practical Guide to BLE Throughput — Memfault</w:t>
         </w:r>
-        <w:proofErr w:type="spellStart"/>
-        <w:r>
-          <w:rPr>
-            <w:rStyle w:val="Hyperlink"/>
-          </w:rPr>
-          <w:t>Memfault</w:t>
-        </w:r>
-        <w:proofErr w:type="spellEnd"/>
       </w:hyperlink>
       <w:r>
         <w:t xml:space="preserve"> and </w:t>
@@ -28495,14 +28481,12 @@
         </w:numPr>
       </w:pPr>
       <w:hyperlink r:id="rId23">
-        <w:proofErr w:type="spellStart"/>
         <w:r>
           <w:rPr>
             <w:rStyle w:val="Hyperlink"/>
           </w:rPr>
           <w:t>MCUBoot</w:t>
         </w:r>
-        <w:proofErr w:type="spellEnd"/>
       </w:hyperlink>
     </w:p>
     <w:p>
@@ -28534,19 +28518,11 @@
         </w:numPr>
       </w:pPr>
       <w:hyperlink r:id="rId25">
-        <w:proofErr w:type="spellStart"/>
         <w:r>
           <w:rPr>
             <w:rStyle w:val="Hyperlink"/>
           </w:rPr>
-          <w:t>Gadgetbridge</w:t>
-        </w:r>
-        <w:proofErr w:type="spellEnd"/>
-        <w:r>
-          <w:rPr>
-            <w:rStyle w:val="Hyperlink"/>
-          </w:rPr>
-          <w:t xml:space="preserve"> Intent API</w:t>
+          <w:t>Gadgetbridge Intent API</w:t>
         </w:r>
       </w:hyperlink>
     </w:p>

--- a/slate-implementation-roadmap.docx
+++ b/slate-implementation-roadmap.docx
@@ -2526,7 +2526,23 @@
           <w:b/>
           <w:lang w:val="fr-FR"/>
         </w:rPr>
-        <w:t>Section 4 is normative.</w:t>
+        <w:t xml:space="preserve">Section 4 </w:t>
+      </w:r>
+      <w:proofErr w:type="spellStart"/>
+      <w:r>
+        <w:rPr>
+          <w:b/>
+          <w:lang w:val="fr-FR"/>
+        </w:rPr>
+        <w:t>is</w:t>
+      </w:r>
+      <w:proofErr w:type="spellEnd"/>
+      <w:r>
+        <w:rPr>
+          <w:b/>
+          <w:lang w:val="fr-FR"/>
+        </w:rPr>
+        <w:t xml:space="preserve"> normative.</w:t>
       </w:r>
       <w:r>
         <w:rPr>
@@ -2666,8 +2682,13 @@
               <w:pStyle w:val="Compact"/>
             </w:pPr>
             <w:r>
-              <w:t>Offline behaviour</w:t>
-            </w:r>
+              <w:t xml:space="preserve">Offline </w:t>
+            </w:r>
+            <w:proofErr w:type="spellStart"/>
+            <w:r>
+              <w:t>behaviour</w:t>
+            </w:r>
+            <w:proofErr w:type="spellEnd"/>
           </w:p>
         </w:tc>
         <w:tc>
@@ -4302,8 +4323,13 @@
             <w:pPr>
               <w:pStyle w:val="Compact"/>
             </w:pPr>
-            <w:r>
-              <w:t>FreeRTOS heap (stacks + objects)</w:t>
+            <w:proofErr w:type="spellStart"/>
+            <w:r>
+              <w:t>FreeRTOS</w:t>
+            </w:r>
+            <w:proofErr w:type="spellEnd"/>
+            <w:r>
+              <w:t xml:space="preserve"> heap (stacks + objects)</w:t>
             </w:r>
           </w:p>
         </w:tc>
@@ -6800,11 +6826,47 @@
                 <w:lang w:val="fr-FR"/>
               </w:rPr>
             </w:pPr>
+            <w:proofErr w:type="gramStart"/>
             <w:r>
               <w:rPr>
                 <w:lang w:val="fr-FR"/>
               </w:rPr>
-              <w:t>asset:u8, id:u16, x,y:u8</w:t>
+              <w:t>asset:u</w:t>
+            </w:r>
+            <w:proofErr w:type="gramEnd"/>
+            <w:r>
+              <w:rPr>
+                <w:lang w:val="fr-FR"/>
+              </w:rPr>
+              <w:t xml:space="preserve">8, </w:t>
+            </w:r>
+            <w:proofErr w:type="gramStart"/>
+            <w:r>
+              <w:rPr>
+                <w:lang w:val="fr-FR"/>
+              </w:rPr>
+              <w:t>id:u</w:t>
+            </w:r>
+            <w:proofErr w:type="gramEnd"/>
+            <w:r>
+              <w:rPr>
+                <w:lang w:val="fr-FR"/>
+              </w:rPr>
+              <w:t xml:space="preserve">16, </w:t>
+            </w:r>
+            <w:proofErr w:type="gramStart"/>
+            <w:r>
+              <w:rPr>
+                <w:lang w:val="fr-FR"/>
+              </w:rPr>
+              <w:t>x,y</w:t>
+            </w:r>
+            <w:proofErr w:type="gramEnd"/>
+            <w:r>
+              <w:rPr>
+                <w:lang w:val="fr-FR"/>
+              </w:rPr>
+              <w:t>:u8</w:t>
             </w:r>
           </w:p>
         </w:tc>
@@ -6947,11 +7009,61 @@
                 <w:lang w:val="fr-FR"/>
               </w:rPr>
             </w:pPr>
+            <w:proofErr w:type="gramStart"/>
             <w:r>
               <w:rPr>
                 <w:lang w:val="fr-FR"/>
               </w:rPr>
-              <w:t>id:u16, x,y,w,h:u8, flags:u8</w:t>
+              <w:t>id:u</w:t>
+            </w:r>
+            <w:proofErr w:type="gramEnd"/>
+            <w:r>
+              <w:rPr>
+                <w:lang w:val="fr-FR"/>
+              </w:rPr>
+              <w:t xml:space="preserve">16, </w:t>
+            </w:r>
+            <w:proofErr w:type="gramStart"/>
+            <w:r>
+              <w:rPr>
+                <w:lang w:val="fr-FR"/>
+              </w:rPr>
+              <w:t>x,y</w:t>
+            </w:r>
+            <w:proofErr w:type="gramEnd"/>
+            <w:r>
+              <w:rPr>
+                <w:lang w:val="fr-FR"/>
+              </w:rPr>
+              <w:t>,</w:t>
+            </w:r>
+            <w:proofErr w:type="gramStart"/>
+            <w:r>
+              <w:rPr>
+                <w:lang w:val="fr-FR"/>
+              </w:rPr>
+              <w:t>w,h</w:t>
+            </w:r>
+            <w:proofErr w:type="gramEnd"/>
+            <w:r>
+              <w:rPr>
+                <w:lang w:val="fr-FR"/>
+              </w:rPr>
+              <w:t xml:space="preserve">:u8, </w:t>
+            </w:r>
+            <w:proofErr w:type="gramStart"/>
+            <w:r>
+              <w:rPr>
+                <w:lang w:val="fr-FR"/>
+              </w:rPr>
+              <w:t>flags:u</w:t>
+            </w:r>
+            <w:proofErr w:type="gramEnd"/>
+            <w:r>
+              <w:rPr>
+                <w:lang w:val="fr-FR"/>
+              </w:rPr>
+              <w:t>8</w:t>
             </w:r>
           </w:p>
         </w:tc>
@@ -7047,11 +7159,33 @@
                 <w:lang w:val="fr-FR"/>
               </w:rPr>
             </w:pPr>
+            <w:proofErr w:type="gramStart"/>
             <w:r>
               <w:rPr>
                 <w:lang w:val="fr-FR"/>
               </w:rPr>
-              <w:t>y,h:u8, content_h:u16</w:t>
+              <w:t>y,h</w:t>
+            </w:r>
+            <w:proofErr w:type="gramEnd"/>
+            <w:r>
+              <w:rPr>
+                <w:lang w:val="fr-FR"/>
+              </w:rPr>
+              <w:t>:u8, content_</w:t>
+            </w:r>
+            <w:proofErr w:type="gramStart"/>
+            <w:r>
+              <w:rPr>
+                <w:lang w:val="fr-FR"/>
+              </w:rPr>
+              <w:t>h:u</w:t>
+            </w:r>
+            <w:proofErr w:type="gramEnd"/>
+            <w:r>
+              <w:rPr>
+                <w:lang w:val="fr-FR"/>
+              </w:rPr>
+              <w:t>16</w:t>
             </w:r>
           </w:p>
         </w:tc>
@@ -8145,11 +8279,47 @@
                 <w:lang w:val="fr-FR"/>
               </w:rPr>
             </w:pPr>
+            <w:proofErr w:type="gramStart"/>
             <w:r>
               <w:rPr>
                 <w:lang w:val="fr-FR"/>
               </w:rPr>
-              <w:t>edge:u8, dir:u8, distance:u8</w:t>
+              <w:t>edge:u</w:t>
+            </w:r>
+            <w:proofErr w:type="gramEnd"/>
+            <w:r>
+              <w:rPr>
+                <w:lang w:val="fr-FR"/>
+              </w:rPr>
+              <w:t xml:space="preserve">8, </w:t>
+            </w:r>
+            <w:proofErr w:type="gramStart"/>
+            <w:r>
+              <w:rPr>
+                <w:lang w:val="fr-FR"/>
+              </w:rPr>
+              <w:t>dir:u</w:t>
+            </w:r>
+            <w:proofErr w:type="gramEnd"/>
+            <w:r>
+              <w:rPr>
+                <w:lang w:val="fr-FR"/>
+              </w:rPr>
+              <w:t xml:space="preserve">8, </w:t>
+            </w:r>
+            <w:proofErr w:type="gramStart"/>
+            <w:r>
+              <w:rPr>
+                <w:lang w:val="fr-FR"/>
+              </w:rPr>
+              <w:t>distance:u</w:t>
+            </w:r>
+            <w:proofErr w:type="gramEnd"/>
+            <w:r>
+              <w:rPr>
+                <w:lang w:val="fr-FR"/>
+              </w:rPr>
+              <w:t>8</w:t>
             </w:r>
           </w:p>
         </w:tc>
@@ -8245,11 +8415,61 @@
                 <w:lang w:val="fr-FR"/>
               </w:rPr>
             </w:pPr>
+            <w:proofErr w:type="gramStart"/>
             <w:r>
               <w:rPr>
                 <w:lang w:val="fr-FR"/>
               </w:rPr>
-              <w:t>elem_id:u16, x,y:u8, duration_ms:u16</w:t>
+              <w:t>elem</w:t>
+            </w:r>
+            <w:proofErr w:type="gramEnd"/>
+            <w:r>
+              <w:rPr>
+                <w:lang w:val="fr-FR"/>
+              </w:rPr>
+              <w:t>_</w:t>
+            </w:r>
+            <w:proofErr w:type="gramStart"/>
+            <w:r>
+              <w:rPr>
+                <w:lang w:val="fr-FR"/>
+              </w:rPr>
+              <w:t>id:u</w:t>
+            </w:r>
+            <w:proofErr w:type="gramEnd"/>
+            <w:r>
+              <w:rPr>
+                <w:lang w:val="fr-FR"/>
+              </w:rPr>
+              <w:t xml:space="preserve">16, </w:t>
+            </w:r>
+            <w:proofErr w:type="gramStart"/>
+            <w:r>
+              <w:rPr>
+                <w:lang w:val="fr-FR"/>
+              </w:rPr>
+              <w:t>x,y</w:t>
+            </w:r>
+            <w:proofErr w:type="gramEnd"/>
+            <w:r>
+              <w:rPr>
+                <w:lang w:val="fr-FR"/>
+              </w:rPr>
+              <w:t>:u8, duration_</w:t>
+            </w:r>
+            <w:proofErr w:type="gramStart"/>
+            <w:r>
+              <w:rPr>
+                <w:lang w:val="fr-FR"/>
+              </w:rPr>
+              <w:t>ms:u</w:t>
+            </w:r>
+            <w:proofErr w:type="gramEnd"/>
+            <w:r>
+              <w:rPr>
+                <w:lang w:val="fr-FR"/>
+              </w:rPr>
+              <w:t>16</w:t>
             </w:r>
           </w:p>
         </w:tc>
@@ -11387,12 +11607,14 @@
             <w:pPr>
               <w:pStyle w:val="Compact"/>
             </w:pPr>
+            <w:proofErr w:type="spellStart"/>
             <w:r>
               <w:rPr>
                 <w:rStyle w:val="VerbatimChar"/>
               </w:rPr>
               <w:t>slate.ui</w:t>
             </w:r>
+            <w:proofErr w:type="spellEnd"/>
           </w:p>
         </w:tc>
         <w:tc>
@@ -13258,11 +13480,19 @@
             <w:pPr>
               <w:pStyle w:val="Compact"/>
             </w:pPr>
+            <w:proofErr w:type="gramStart"/>
             <w:r>
               <w:rPr>
                 <w:rStyle w:val="VerbatimChar"/>
               </w:rPr>
-              <w:t>render()</w:t>
+              <w:t>render(</w:t>
+            </w:r>
+            <w:proofErr w:type="gramEnd"/>
+            <w:r>
+              <w:rPr>
+                <w:rStyle w:val="VerbatimChar"/>
+              </w:rPr>
+              <w:t>)</w:t>
             </w:r>
             <w:r>
               <w:t xml:space="preserve"> execution</w:t>
@@ -14429,12 +14659,14 @@
             <w:pPr>
               <w:pStyle w:val="Compact"/>
             </w:pPr>
+            <w:proofErr w:type="spellStart"/>
             <w:r>
               <w:rPr>
                 <w:rStyle w:val="VerbatimChar"/>
               </w:rPr>
               <w:t>minProtocolVersion</w:t>
             </w:r>
+            <w:proofErr w:type="spellEnd"/>
           </w:p>
         </w:tc>
         <w:tc>
@@ -21014,14 +21246,26 @@
     <w:p>
       <w:pPr>
         <w:pStyle w:val="Heading2"/>
+        <w:rPr>
+          <w:color w:val="00B050"/>
+        </w:rPr>
       </w:pPr>
       <w:bookmarkStart w:id="76" w:name="phase-1--vertical-slice"/>
       <w:bookmarkStart w:id="77" w:name="_Toc236040791"/>
       <w:r>
+        <w:rPr>
+          <w:color w:val="00B050"/>
+        </w:rPr>
         <w:t>Phase 1 — Vertical slice</w:t>
       </w:r>
       <w:bookmarkEnd w:id="76"/>
       <w:bookmarkEnd w:id="77"/>
+      <w:r>
+        <w:rPr>
+          <w:color w:val="00B050"/>
+        </w:rPr>
+        <w:t xml:space="preserve"> - DONE</w:t>
+      </w:r>
     </w:p>
     <w:p>
       <w:pPr>
@@ -21217,322 +21461,468 @@
     <w:p>
       <w:pPr>
         <w:pStyle w:val="SourceCode"/>
+        <w:rPr>
+          <w:color w:val="00B050"/>
+        </w:rPr>
       </w:pPr>
       <w:r>
         <w:rPr>
           <w:rStyle w:val="VerbatimChar"/>
+          <w:color w:val="00B050"/>
         </w:rPr>
         <w:t>Implement the SDP display-list interpreter for the PineTime firmware.</w:t>
       </w:r>
       <w:r>
-        <w:br/>
-      </w:r>
-      <w:r>
-        <w:rPr>
-          <w:rStyle w:val="VerbatimChar"/>
+        <w:rPr>
+          <w:color w:val="00B050"/>
+        </w:rPr>
+        <w:br/>
+      </w:r>
+      <w:r>
+        <w:rPr>
+          <w:rStyle w:val="VerbatimChar"/>
+          <w:color w:val="00B050"/>
         </w:rPr>
         <w:t>Opcode table: [paste §4.3]</w:t>
       </w:r>
       <w:r>
-        <w:br/>
-      </w:r>
-      <w:r>
-        <w:rPr>
-          <w:rStyle w:val="VerbatimChar"/>
+        <w:rPr>
+          <w:color w:val="00B050"/>
+        </w:rPr>
+        <w:br/>
+      </w:r>
+      <w:r>
+        <w:rPr>
+          <w:rStyle w:val="VerbatimChar"/>
+          <w:color w:val="00B050"/>
         </w:rPr>
         <w:t>Enumerations and flag fields: [paste §4.5]</w:t>
       </w:r>
       <w:r>
-        <w:br/>
-      </w:r>
-      <w:r>
-        <w:rPr>
-          <w:rStyle w:val="VerbatimChar"/>
+        <w:rPr>
+          <w:color w:val="00B050"/>
+        </w:rPr>
+        <w:br/>
+      </w:r>
+      <w:r>
+        <w:rPr>
+          <w:rStyle w:val="VerbatimChar"/>
+          <w:color w:val="00B050"/>
         </w:rPr>
         <w:t>Extension opcode rules: [paste §7.2]</w:t>
       </w:r>
       <w:r>
-        <w:br/>
-      </w:r>
-      <w:r>
-        <w:br/>
-      </w:r>
-      <w:r>
-        <w:rPr>
-          <w:rStyle w:val="VerbatimChar"/>
+        <w:rPr>
+          <w:color w:val="00B050"/>
+        </w:rPr>
+        <w:br/>
+      </w:r>
+      <w:r>
+        <w:rPr>
+          <w:color w:val="00B050"/>
+        </w:rPr>
+        <w:br/>
+      </w:r>
+      <w:r>
+        <w:rPr>
+          <w:rStyle w:val="VerbatimChar"/>
+          <w:color w:val="00B050"/>
         </w:rPr>
         <w:t>Critical requirements:</w:t>
       </w:r>
       <w:r>
-        <w:br/>
-      </w:r>
-      <w:r>
-        <w:rPr>
-          <w:rStyle w:val="VerbatimChar"/>
+        <w:rPr>
+          <w:color w:val="00B050"/>
+        </w:rPr>
+        <w:br/>
+      </w:r>
+      <w:r>
+        <w:rPr>
+          <w:rStyle w:val="VerbatimChar"/>
+          <w:color w:val="00B050"/>
         </w:rPr>
         <w:t>- This parser consumes UNTRUSTED data from BLE. Validate EVERY field before use:</w:t>
       </w:r>
       <w:r>
-        <w:br/>
-      </w:r>
-      <w:r>
-        <w:rPr>
-          <w:rStyle w:val="VerbatimChar"/>
+        <w:rPr>
+          <w:color w:val="00B050"/>
+        </w:rPr>
+        <w:br/>
+      </w:r>
+      <w:r>
+        <w:rPr>
+          <w:rStyle w:val="VerbatimChar"/>
+          <w:color w:val="00B050"/>
         </w:rPr>
         <w:t xml:space="preserve">  coordinates 0-239, lengths within the remaining buffer, font/atlas/element IDs within</w:t>
       </w:r>
       <w:r>
-        <w:br/>
-      </w:r>
-      <w:r>
-        <w:rPr>
-          <w:rStyle w:val="VerbatimChar"/>
+        <w:rPr>
+          <w:color w:val="00B050"/>
+        </w:rPr>
+        <w:br/>
+      </w:r>
+      <w:r>
+        <w:rPr>
+          <w:rStyle w:val="VerbatimChar"/>
+          <w:color w:val="00B050"/>
         </w:rPr>
         <w:t xml:space="preserve">  registered ranges. On any violation: abort the list, log, leave the previous frame</w:t>
       </w:r>
       <w:r>
-        <w:br/>
-      </w:r>
-      <w:r>
-        <w:rPr>
-          <w:rStyle w:val="VerbatimChar"/>
+        <w:rPr>
+          <w:color w:val="00B050"/>
+        </w:rPr>
+        <w:br/>
+      </w:r>
+      <w:r>
+        <w:rPr>
+          <w:rStyle w:val="VerbatimChar"/>
+          <w:color w:val="00B050"/>
         </w:rPr>
         <w:t xml:space="preserve">  intact. NEVER fault, never read out of bounds.</w:t>
       </w:r>
       <w:r>
-        <w:br/>
-      </w:r>
-      <w:r>
-        <w:rPr>
-          <w:rStyle w:val="VerbatimChar"/>
+        <w:rPr>
+          <w:color w:val="00B050"/>
+        </w:rPr>
+        <w:br/>
+      </w:r>
+      <w:r>
+        <w:rPr>
+          <w:rStyle w:val="VerbatimChar"/>
+          <w:color w:val="00B050"/>
         </w:rPr>
         <w:t>- Caps: 512 ops per list, 4KB per list, 30ms total parse+render.</w:t>
       </w:r>
       <w:r>
-        <w:br/>
-      </w:r>
-      <w:r>
-        <w:rPr>
-          <w:rStyle w:val="VerbatimChar"/>
+        <w:rPr>
+          <w:color w:val="00B050"/>
+        </w:rPr>
+        <w:br/>
+      </w:r>
+      <w:r>
+        <w:rPr>
+          <w:rStyle w:val="VerbatimChar"/>
+          <w:color w:val="00B050"/>
         </w:rPr>
         <w:t>- Implement the COLOR and STYLE operand types EXACTLY as specified in §4.3. COLOR is</w:t>
       </w:r>
       <w:r>
-        <w:br/>
-      </w:r>
-      <w:r>
-        <w:rPr>
-          <w:rStyle w:val="VerbatimChar"/>
+        <w:rPr>
+          <w:color w:val="00B050"/>
+        </w:rPr>
+        <w:br/>
+      </w:r>
+      <w:r>
+        <w:rPr>
+          <w:rStyle w:val="VerbatimChar"/>
+          <w:color w:val="00B050"/>
         </w:rPr>
         <w:t xml:space="preserve">  variable length (1 byte for a palette reference, 3 for a literal RGB565), so the</w:t>
       </w:r>
       <w:r>
-        <w:br/>
-      </w:r>
-      <w:r>
-        <w:rPr>
-          <w:rStyle w:val="VerbatimChar"/>
+        <w:rPr>
+          <w:color w:val="00B050"/>
+        </w:rPr>
+        <w:br/>
+      </w:r>
+      <w:r>
+        <w:rPr>
+          <w:rStyle w:val="VerbatimChar"/>
+          <w:color w:val="00B050"/>
         </w:rPr>
         <w:t xml:space="preserve">  operand walker must be length-aware rather than assuming fixed-size operands. Reject</w:t>
       </w:r>
       <w:r>
-        <w:br/>
-      </w:r>
-      <w:r>
-        <w:rPr>
-          <w:rStyle w:val="VerbatimChar"/>
+        <w:rPr>
+          <w:color w:val="00B050"/>
+        </w:rPr>
+        <w:br/>
+      </w:r>
+      <w:r>
+        <w:rPr>
+          <w:rStyle w:val="VerbatimChar"/>
+          <w:color w:val="00B050"/>
         </w:rPr>
         <w:t xml:space="preserve">  COLOR tags 0x11-0xFF and STYLE mode 3.</w:t>
       </w:r>
       <w:r>
-        <w:br/>
-      </w:r>
-      <w:r>
-        <w:rPr>
-          <w:rStyle w:val="VerbatimChar"/>
+        <w:rPr>
+          <w:color w:val="00B050"/>
+        </w:rPr>
+        <w:br/>
+      </w:r>
+      <w:r>
+        <w:rPr>
+          <w:rStyle w:val="VerbatimChar"/>
+          <w:color w:val="00B050"/>
         </w:rPr>
         <w:t>- Build SHARED validation helpers FIRST — coordinate bounds, colour decode, length-remaining</w:t>
       </w:r>
       <w:r>
-        <w:br/>
-      </w:r>
-      <w:r>
-        <w:rPr>
-          <w:rStyle w:val="VerbatimChar"/>
+        <w:rPr>
+          <w:color w:val="00B050"/>
+        </w:rPr>
+        <w:br/>
+      </w:r>
+      <w:r>
+        <w:rPr>
+          <w:rStyle w:val="VerbatimChar"/>
+          <w:color w:val="00B050"/>
         </w:rPr>
         <w:t xml:space="preserve">  checks, ID-range checks — and use them in every opcode handler. Do NOT hand-roll bounds</w:t>
       </w:r>
       <w:r>
-        <w:br/>
-      </w:r>
-      <w:r>
-        <w:rPr>
-          <w:rStyle w:val="VerbatimChar"/>
+        <w:rPr>
+          <w:color w:val="00B050"/>
+        </w:rPr>
+        <w:br/>
+      </w:r>
+      <w:r>
+        <w:rPr>
+          <w:rStyle w:val="VerbatimChar"/>
+          <w:color w:val="00B050"/>
         </w:rPr>
         <w:t xml:space="preserve">  checks per opcode. The base set is deliberately large so the phone rarely needs PATCH, and</w:t>
       </w:r>
       <w:r>
-        <w:br/>
-      </w:r>
-      <w:r>
-        <w:rPr>
-          <w:rStyle w:val="VerbatimChar"/>
+        <w:rPr>
+          <w:color w:val="00B050"/>
+        </w:rPr>
+        <w:br/>
+      </w:r>
+      <w:r>
+        <w:rPr>
+          <w:rStyle w:val="VerbatimChar"/>
+          <w:color w:val="00B050"/>
         </w:rPr>
         <w:t xml:space="preserve">  that is only safe if validation is centralised rather than repeated 20 times.</w:t>
       </w:r>
       <w:r>
-        <w:br/>
-      </w:r>
-      <w:r>
-        <w:rPr>
-          <w:rStyle w:val="VerbatimChar"/>
+        <w:rPr>
+          <w:color w:val="00B050"/>
+        </w:rPr>
+        <w:br/>
+      </w:r>
+      <w:r>
+        <w:rPr>
+          <w:rStyle w:val="VerbatimChar"/>
+          <w:color w:val="00B050"/>
         </w:rPr>
         <w:t>- Extension opcodes 0xE0-0xEF are length-prefixed (u16 after the opcode). Unknown ones</w:t>
       </w:r>
       <w:r>
-        <w:br/>
-      </w:r>
-      <w:r>
-        <w:rPr>
-          <w:rStyle w:val="VerbatimChar"/>
+        <w:rPr>
+          <w:color w:val="00B050"/>
+        </w:rPr>
+        <w:br/>
+      </w:r>
+      <w:r>
+        <w:rPr>
+          <w:rStyle w:val="VerbatimChar"/>
+          <w:color w:val="00B050"/>
         </w:rPr>
         <w:t xml:space="preserve">  must be SKIPPED by advancing 3+length, not treated as an error. This is the</w:t>
       </w:r>
       <w:r>
-        <w:br/>
-      </w:r>
-      <w:r>
-        <w:rPr>
-          <w:rStyle w:val="VerbatimChar"/>
+        <w:rPr>
+          <w:color w:val="00B050"/>
+        </w:rPr>
+        <w:br/>
+      </w:r>
+      <w:r>
+        <w:rPr>
+          <w:rStyle w:val="VerbatimChar"/>
+          <w:color w:val="00B050"/>
         </w:rPr>
         <w:t xml:space="preserve">  forward-compatibility mechanism — get it exactly right.</w:t>
       </w:r>
       <w:r>
-        <w:br/>
-      </w:r>
-      <w:r>
-        <w:rPr>
-          <w:rStyle w:val="VerbatimChar"/>
+        <w:rPr>
+          <w:color w:val="00B050"/>
+        </w:rPr>
+        <w:br/>
+      </w:r>
+      <w:r>
+        <w:rPr>
+          <w:rStyle w:val="VerbatimChar"/>
+          <w:color w:val="00B050"/>
         </w:rPr>
         <w:t>- Maintain a 4KB retained-list buffer holding the current screen so the watch can</w:t>
       </w:r>
       <w:r>
-        <w:br/>
-      </w:r>
-      <w:r>
-        <w:rPr>
-          <w:rStyle w:val="VerbatimChar"/>
+        <w:rPr>
+          <w:color w:val="00B050"/>
+        </w:rPr>
+        <w:br/>
+      </w:r>
+      <w:r>
+        <w:rPr>
+          <w:rStyle w:val="VerbatimChar"/>
+          <w:color w:val="00B050"/>
         </w:rPr>
         <w:t xml:space="preserve">  re-render locally on wake or scroll with no phone round-trip.</w:t>
       </w:r>
       <w:r>
-        <w:br/>
-      </w:r>
-      <w:r>
-        <w:rPr>
-          <w:rStyle w:val="VerbatimChar"/>
+        <w:rPr>
+          <w:color w:val="00B050"/>
+        </w:rPr>
+        <w:br/>
+      </w:r>
+      <w:r>
+        <w:rPr>
+          <w:rStyle w:val="VerbatimChar"/>
+          <w:color w:val="00B050"/>
         </w:rPr>
         <w:t>- BEGIN_ELEM/END_ELEM build the hit-test table used by M2's input layer.</w:t>
       </w:r>
       <w:r>
-        <w:br/>
-      </w:r>
-      <w:r>
-        <w:rPr>
-          <w:rStyle w:val="VerbatimChar"/>
+        <w:rPr>
+          <w:color w:val="00B050"/>
+        </w:rPr>
+        <w:br/>
+      </w:r>
+      <w:r>
+        <w:rPr>
+          <w:rStyle w:val="VerbatimChar"/>
+          <w:color w:val="00B050"/>
         </w:rPr>
         <w:t>- SCROLL_REGION: the watch owns scroll offset locally and re-renders from the retained</w:t>
       </w:r>
       <w:r>
-        <w:br/>
-      </w:r>
-      <w:r>
-        <w:rPr>
-          <w:rStyle w:val="VerbatimChar"/>
+        <w:rPr>
+          <w:color w:val="00B050"/>
+        </w:rPr>
+        <w:br/>
+      </w:r>
+      <w:r>
+        <w:rPr>
+          <w:rStyle w:val="VerbatimChar"/>
+          <w:color w:val="00B050"/>
         </w:rPr>
         <w:t xml:space="preserve">  list. No round trip.</w:t>
       </w:r>
       <w:r>
-        <w:br/>
-      </w:r>
-      <w:r>
-        <w:br/>
-      </w:r>
-      <w:r>
-        <w:rPr>
-          <w:rStyle w:val="VerbatimChar"/>
+        <w:rPr>
+          <w:color w:val="00B050"/>
+        </w:rPr>
+        <w:br/>
+      </w:r>
+      <w:r>
+        <w:rPr>
+          <w:color w:val="00B050"/>
+        </w:rPr>
+        <w:br/>
+      </w:r>
+      <w:r>
+        <w:rPr>
+          <w:rStyle w:val="VerbatimChar"/>
+          <w:color w:val="00B050"/>
         </w:rPr>
         <w:t>Deliver:</w:t>
       </w:r>
       <w:r>
-        <w:br/>
-      </w:r>
-      <w:r>
-        <w:rPr>
-          <w:rStyle w:val="VerbatimChar"/>
+        <w:rPr>
+          <w:color w:val="00B050"/>
+        </w:rPr>
+        <w:br/>
+      </w:r>
+      <w:r>
+        <w:rPr>
+          <w:rStyle w:val="VerbatimChar"/>
+          <w:color w:val="00B050"/>
         </w:rPr>
         <w:t>1. A libFuzzer harness for the parser that builds and runs on the host — SHOW ME THIS FIRST,</w:t>
       </w:r>
       <w:r>
-        <w:br/>
-      </w:r>
-      <w:r>
-        <w:rPr>
-          <w:rStyle w:val="VerbatimChar"/>
+        <w:rPr>
+          <w:color w:val="00B050"/>
+        </w:rPr>
+        <w:br/>
+      </w:r>
+      <w:r>
+        <w:rPr>
+          <w:rStyle w:val="VerbatimChar"/>
+          <w:color w:val="00B050"/>
         </w:rPr>
         <w:t xml:space="preserve">   before the implementation.</w:t>
       </w:r>
       <w:r>
-        <w:br/>
-      </w:r>
-      <w:r>
-        <w:rPr>
-          <w:rStyle w:val="VerbatimChar"/>
+        <w:rPr>
+          <w:color w:val="00B050"/>
+        </w:rPr>
+        <w:br/>
+      </w:r>
+      <w:r>
+        <w:rPr>
+          <w:rStyle w:val="VerbatimChar"/>
+          <w:color w:val="00B050"/>
         </w:rPr>
         <w:t>2. The interpreter, rendering through the M1 Renderer.</w:t>
       </w:r>
       <w:r>
-        <w:br/>
-      </w:r>
-      <w:r>
-        <w:rPr>
-          <w:rStyle w:val="VerbatimChar"/>
+        <w:rPr>
+          <w:color w:val="00B050"/>
+        </w:rPr>
+        <w:br/>
+      </w:r>
+      <w:r>
+        <w:rPr>
+          <w:rStyle w:val="VerbatimChar"/>
+          <w:color w:val="00B050"/>
         </w:rPr>
         <w:t>3. Host-side unit tests covering every opcode and, especially, malformed input: truncated</w:t>
       </w:r>
       <w:r>
-        <w:br/>
-      </w:r>
-      <w:r>
-        <w:rPr>
-          <w:rStyle w:val="VerbatimChar"/>
+        <w:rPr>
+          <w:color w:val="00B050"/>
+        </w:rPr>
+        <w:br/>
+      </w:r>
+      <w:r>
+        <w:rPr>
+          <w:rStyle w:val="VerbatimChar"/>
+          <w:color w:val="00B050"/>
         </w:rPr>
         <w:t xml:space="preserve">   ops, out-of-range coords, bad IDs, oversized strings, op-count overflow, unknown</w:t>
       </w:r>
       <w:r>
-        <w:br/>
-      </w:r>
-      <w:r>
-        <w:rPr>
-          <w:rStyle w:val="VerbatimChar"/>
+        <w:rPr>
+          <w:color w:val="00B050"/>
+        </w:rPr>
+        <w:br/>
+      </w:r>
+      <w:r>
+        <w:rPr>
+          <w:rStyle w:val="VerbatimChar"/>
+          <w:color w:val="00B050"/>
         </w:rPr>
         <w:t xml:space="preserve">   extension opcodes with valid and invalid lengths.</w:t>
       </w:r>
       <w:r>
-        <w:br/>
-      </w:r>
-      <w:r>
-        <w:rPr>
-          <w:rStyle w:val="VerbatimChar"/>
+        <w:rPr>
+          <w:color w:val="00B050"/>
+        </w:rPr>
+        <w:br/>
+      </w:r>
+      <w:r>
+        <w:rPr>
+          <w:rStyle w:val="VerbatimChar"/>
+          <w:color w:val="00B050"/>
         </w:rPr>
         <w:t>4. A demo rendering three hardcoded lists (clock face, notification, navigation screen)</w:t>
       </w:r>
       <w:r>
-        <w:br/>
-      </w:r>
-      <w:r>
-        <w:rPr>
-          <w:rStyle w:val="VerbatimChar"/>
+        <w:rPr>
+          <w:color w:val="00B050"/>
+        </w:rPr>
+        <w:br/>
+      </w:r>
+      <w:r>
+        <w:rPr>
+          <w:rStyle w:val="VerbatimChar"/>
+          <w:color w:val="00B050"/>
         </w:rPr>
         <w:t xml:space="preserve">   with parse+render timing for each.</w:t>
       </w:r>
@@ -21540,12 +21930,24 @@
     <w:p>
       <w:pPr>
         <w:pStyle w:val="Heading3"/>
+        <w:rPr>
+          <w:color w:val="00B050"/>
+        </w:rPr>
       </w:pPr>
       <w:bookmarkStart w:id="79" w:name="X79d9d798a77977d51b15f02b672db48ef11103e"/>
       <w:r>
+        <w:rPr>
+          <w:color w:val="00B050"/>
+        </w:rPr>
         <w:t>M4 — Display-list DSL and desktop emulator</w:t>
       </w:r>
       <w:bookmarkEnd w:id="79"/>
+      <w:r>
+        <w:rPr>
+          <w:color w:val="00B050"/>
+        </w:rPr>
+        <w:t xml:space="preserve"> - DONE</w:t>
+      </w:r>
     </w:p>
     <w:tbl>
       <w:tblPr>
@@ -21748,268 +22150,395 @@
     <w:p>
       <w:pPr>
         <w:pStyle w:val="SourceCode"/>
+        <w:rPr>
+          <w:color w:val="00B050"/>
+        </w:rPr>
       </w:pPr>
       <w:r>
         <w:rPr>
           <w:rStyle w:val="VerbatimChar"/>
+          <w:color w:val="00B050"/>
         </w:rPr>
         <w:t>Build two things so I can design watch UI without hardware.</w:t>
       </w:r>
       <w:r>
-        <w:br/>
-      </w:r>
-      <w:r>
-        <w:br/>
-      </w:r>
-      <w:r>
-        <w:rPr>
-          <w:rStyle w:val="VerbatimChar"/>
+        <w:rPr>
+          <w:color w:val="00B050"/>
+        </w:rPr>
+        <w:br/>
+      </w:r>
+      <w:r>
+        <w:rPr>
+          <w:color w:val="00B050"/>
+        </w:rPr>
+        <w:br/>
+      </w:r>
+      <w:r>
+        <w:rPr>
+          <w:rStyle w:val="VerbatimChar"/>
+          <w:color w:val="00B050"/>
         </w:rPr>
         <w:t>1. A Kotlin DSL producing SDP display-list byte arrays.</w:t>
       </w:r>
       <w:r>
-        <w:br/>
-      </w:r>
-      <w:r>
-        <w:rPr>
-          <w:rStyle w:val="VerbatimChar"/>
+        <w:rPr>
+          <w:color w:val="00B050"/>
+        </w:rPr>
+        <w:br/>
+      </w:r>
+      <w:r>
+        <w:rPr>
+          <w:rStyle w:val="VerbatimChar"/>
+          <w:color w:val="00B050"/>
         </w:rPr>
         <w:t xml:space="preserve">   Opcode table: [paste §4.3]   Enumerations and flag fields: [paste §4.5]</w:t>
       </w:r>
       <w:r>
-        <w:br/>
-      </w:r>
-      <w:r>
-        <w:rPr>
-          <w:rStyle w:val="VerbatimChar"/>
+        <w:rPr>
+          <w:color w:val="00B050"/>
+        </w:rPr>
+        <w:br/>
+      </w:r>
+      <w:r>
+        <w:rPr>
+          <w:rStyle w:val="VerbatimChar"/>
+          <w:color w:val="00B050"/>
         </w:rPr>
         <w:t xml:space="preserve">   Target API:</w:t>
       </w:r>
       <w:r>
-        <w:br/>
-      </w:r>
-      <w:r>
-        <w:rPr>
-          <w:rStyle w:val="VerbatimChar"/>
+        <w:rPr>
+          <w:color w:val="00B050"/>
+        </w:rPr>
+        <w:br/>
+      </w:r>
+      <w:r>
+        <w:rPr>
+          <w:rStyle w:val="VerbatimChar"/>
+          <w:color w:val="00B050"/>
         </w:rPr>
         <w:t xml:space="preserve">     displayList {</w:t>
       </w:r>
       <w:r>
-        <w:br/>
-      </w:r>
-      <w:r>
-        <w:rPr>
-          <w:rStyle w:val="VerbatimChar"/>
+        <w:rPr>
+          <w:color w:val="00B050"/>
+        </w:rPr>
+        <w:br/>
+      </w:r>
+      <w:r>
+        <w:rPr>
+          <w:rStyle w:val="VerbatimChar"/>
+          <w:color w:val="00B050"/>
         </w:rPr>
         <w:t xml:space="preserve">       palette(0, Color.BLACK); palette(1, Color.WHITE)</w:t>
       </w:r>
       <w:r>
-        <w:br/>
-      </w:r>
-      <w:r>
-        <w:rPr>
-          <w:rStyle w:val="VerbatimChar"/>
+        <w:rPr>
+          <w:color w:val="00B050"/>
+        </w:rPr>
+        <w:br/>
+      </w:r>
+      <w:r>
+        <w:rPr>
+          <w:rStyle w:val="VerbatimChar"/>
+          <w:color w:val="00B050"/>
         </w:rPr>
         <w:t xml:space="preserve">       clear(pal(0))</w:t>
       </w:r>
       <w:r>
-        <w:br/>
-      </w:r>
-      <w:r>
-        <w:rPr>
-          <w:rStyle w:val="VerbatimChar"/>
+        <w:rPr>
+          <w:color w:val="00B050"/>
+        </w:rPr>
+        <w:br/>
+      </w:r>
+      <w:r>
+        <w:rPr>
+          <w:rStyle w:val="VerbatimChar"/>
+          <w:color w:val="00B050"/>
         </w:rPr>
         <w:t xml:space="preserve">       text(font = LARGE, x = 120, y = 100, align = CENTER,</w:t>
       </w:r>
       <w:r>
-        <w:br/>
-      </w:r>
-      <w:r>
-        <w:rPr>
-          <w:rStyle w:val="VerbatimChar"/>
+        <w:rPr>
+          <w:color w:val="00B050"/>
+        </w:rPr>
+        <w:br/>
+      </w:r>
+      <w:r>
+        <w:rPr>
+          <w:rStyle w:val="VerbatimChar"/>
+          <w:color w:val="00B050"/>
         </w:rPr>
         <w:t xml:space="preserve">            color = pal(1), text = "12:34")</w:t>
       </w:r>
       <w:r>
-        <w:br/>
-      </w:r>
-      <w:r>
-        <w:rPr>
-          <w:rStyle w:val="VerbatimChar"/>
+        <w:rPr>
+          <w:color w:val="00B050"/>
+        </w:rPr>
+        <w:br/>
+      </w:r>
+      <w:r>
+        <w:rPr>
+          <w:rStyle w:val="VerbatimChar"/>
+          <w:color w:val="00B050"/>
         </w:rPr>
         <w:t xml:space="preserve">       element(id = 1, x = 0, y = 200, w = 240, h = 40) {</w:t>
       </w:r>
       <w:r>
-        <w:br/>
-      </w:r>
-      <w:r>
-        <w:rPr>
-          <w:rStyle w:val="VerbatimChar"/>
+        <w:rPr>
+          <w:color w:val="00B050"/>
+        </w:rPr>
+        <w:br/>
+      </w:r>
+      <w:r>
+        <w:rPr>
+          <w:rStyle w:val="VerbatimChar"/>
+          <w:color w:val="00B050"/>
         </w:rPr>
         <w:t xml:space="preserve">         rectRound(0, 200, 240, 40, r = 8, color = rgb(0x4208), style = Style.FILL)</w:t>
       </w:r>
       <w:r>
-        <w:br/>
-      </w:r>
-      <w:r>
-        <w:rPr>
-          <w:rStyle w:val="VerbatimChar"/>
+        <w:rPr>
+          <w:color w:val="00B050"/>
+        </w:rPr>
+        <w:br/>
+      </w:r>
+      <w:r>
+        <w:rPr>
+          <w:rStyle w:val="VerbatimChar"/>
+          <w:color w:val="00B050"/>
         </w:rPr>
         <w:t xml:space="preserve">       }</w:t>
       </w:r>
       <w:r>
-        <w:br/>
-      </w:r>
-      <w:r>
-        <w:rPr>
-          <w:rStyle w:val="VerbatimChar"/>
+        <w:rPr>
+          <w:color w:val="00B050"/>
+        </w:rPr>
+        <w:br/>
+      </w:r>
+      <w:r>
+        <w:rPr>
+          <w:rStyle w:val="VerbatimChar"/>
+          <w:color w:val="00B050"/>
         </w:rPr>
         <w:t xml:space="preserve">       commit()</w:t>
       </w:r>
       <w:r>
-        <w:br/>
-      </w:r>
-      <w:r>
-        <w:rPr>
-          <w:rStyle w:val="VerbatimChar"/>
+        <w:rPr>
+          <w:color w:val="00B050"/>
+        </w:rPr>
+        <w:br/>
+      </w:r>
+      <w:r>
+        <w:rPr>
+          <w:rStyle w:val="VerbatimChar"/>
+          <w:color w:val="00B050"/>
         </w:rPr>
         <w:t xml:space="preserve">     }</w:t>
       </w:r>
       <w:r>
-        <w:br/>
-      </w:r>
-      <w:r>
-        <w:br/>
-      </w:r>
-      <w:r>
-        <w:rPr>
-          <w:rStyle w:val="VerbatimChar"/>
+        <w:rPr>
+          <w:color w:val="00B050"/>
+        </w:rPr>
+        <w:br/>
+      </w:r>
+      <w:r>
+        <w:rPr>
+          <w:color w:val="00B050"/>
+        </w:rPr>
+        <w:br/>
+      </w:r>
+      <w:r>
+        <w:rPr>
+          <w:rStyle w:val="VerbatimChar"/>
+          <w:color w:val="00B050"/>
         </w:rPr>
         <w:t xml:space="preserve">   Implement COLOR as a sealed type with two cases — Rgb565(value) encoding as</w:t>
       </w:r>
       <w:r>
-        <w:br/>
-      </w:r>
-      <w:r>
-        <w:rPr>
-          <w:rStyle w:val="VerbatimChar"/>
+        <w:rPr>
+          <w:color w:val="00B050"/>
+        </w:rPr>
+        <w:br/>
+      </w:r>
+      <w:r>
+        <w:rPr>
+          <w:rStyle w:val="VerbatimChar"/>
+          <w:color w:val="00B050"/>
         </w:rPr>
         <w:t xml:space="preserve">   [0x00, lo, hi], and Pal(index) encoding as a single byte index+1. Implement STYLE</w:t>
       </w:r>
       <w:r>
-        <w:br/>
-      </w:r>
-      <w:r>
-        <w:rPr>
-          <w:rStyle w:val="VerbatimChar"/>
+        <w:rPr>
+          <w:color w:val="00B050"/>
+        </w:rPr>
+        <w:br/>
+      </w:r>
+      <w:r>
+        <w:rPr>
+          <w:rStyle w:val="VerbatimChar"/>
+          <w:color w:val="00B050"/>
         </w:rPr>
         <w:t xml:space="preserve">   as a value class packing mode into bits 0-1 and stroke width into bits 2-5.</w:t>
       </w:r>
       <w:r>
-        <w:br/>
-      </w:r>
-      <w:r>
-        <w:rPr>
-          <w:rStyle w:val="VerbatimChar"/>
+        <w:rPr>
+          <w:color w:val="00B050"/>
+        </w:rPr>
+        <w:br/>
+      </w:r>
+      <w:r>
+        <w:rPr>
+          <w:rStyle w:val="VerbatimChar"/>
+          <w:color w:val="00B050"/>
         </w:rPr>
         <w:t xml:space="preserve">   Both encodings are specified in §4.3; the firmware, this DSL and the JS builder</w:t>
       </w:r>
       <w:r>
-        <w:br/>
-      </w:r>
-      <w:r>
-        <w:rPr>
-          <w:rStyle w:val="VerbatimChar"/>
+        <w:rPr>
+          <w:color w:val="00B050"/>
+        </w:rPr>
+        <w:br/>
+      </w:r>
+      <w:r>
+        <w:rPr>
+          <w:rStyle w:val="VerbatimChar"/>
+          <w:color w:val="00B050"/>
         </w:rPr>
         <w:t xml:space="preserve">   must agree byte-for-byte, so put the constants in ONE shared definition that all</w:t>
       </w:r>
       <w:r>
-        <w:br/>
-      </w:r>
-      <w:r>
-        <w:rPr>
-          <w:rStyle w:val="VerbatimChar"/>
+        <w:rPr>
+          <w:color w:val="00B050"/>
+        </w:rPr>
+        <w:br/>
+      </w:r>
+      <w:r>
+        <w:rPr>
+          <w:rStyle w:val="VerbatimChar"/>
+          <w:color w:val="00B050"/>
         </w:rPr>
         <w:t xml:space="preserve">   three consume rather than transcribing them.</w:t>
       </w:r>
       <w:r>
-        <w:br/>
-      </w:r>
-      <w:r>
-        <w:br/>
-      </w:r>
-      <w:r>
-        <w:rPr>
-          <w:rStyle w:val="VerbatimChar"/>
+        <w:rPr>
+          <w:color w:val="00B050"/>
+        </w:rPr>
+        <w:br/>
+      </w:r>
+      <w:r>
+        <w:rPr>
+          <w:color w:val="00B050"/>
+        </w:rPr>
+        <w:br/>
+      </w:r>
+      <w:r>
+        <w:rPr>
+          <w:rStyle w:val="VerbatimChar"/>
+          <w:color w:val="00B050"/>
         </w:rPr>
         <w:t>2. A desktop emulator (Compose Desktop) taking a display-list byte array and rendering</w:t>
       </w:r>
       <w:r>
-        <w:br/>
-      </w:r>
-      <w:r>
-        <w:rPr>
-          <w:rStyle w:val="VerbatimChar"/>
+        <w:rPr>
+          <w:color w:val="00B050"/>
+        </w:rPr>
+        <w:br/>
+      </w:r>
+      <w:r>
+        <w:rPr>
+          <w:rStyle w:val="VerbatimChar"/>
+          <w:color w:val="00B050"/>
         </w:rPr>
         <w:t xml:space="preserve">   it to a 240x240 canvas with the SAME font metrics and colour handling as the watch,</w:t>
       </w:r>
       <w:r>
-        <w:br/>
-      </w:r>
-      <w:r>
-        <w:rPr>
-          <w:rStyle w:val="VerbatimChar"/>
+        <w:rPr>
+          <w:color w:val="00B050"/>
+        </w:rPr>
+        <w:br/>
+      </w:r>
+      <w:r>
+        <w:rPr>
+          <w:rStyle w:val="VerbatimChar"/>
+          <w:color w:val="00B050"/>
         </w:rPr>
         <w:t xml:space="preserve">   plus simulated tap input emitting SDP input events.</w:t>
       </w:r>
       <w:r>
-        <w:br/>
-      </w:r>
-      <w:r>
-        <w:br/>
-      </w:r>
-      <w:r>
-        <w:rPr>
-          <w:rStyle w:val="VerbatimChar"/>
+        <w:rPr>
+          <w:color w:val="00B050"/>
+        </w:rPr>
+        <w:br/>
+      </w:r>
+      <w:r>
+        <w:rPr>
+          <w:color w:val="00B050"/>
+        </w:rPr>
+        <w:br/>
+      </w:r>
+      <w:r>
+        <w:rPr>
+          <w:rStyle w:val="VerbatimChar"/>
+          <w:color w:val="00B050"/>
         </w:rPr>
         <w:t>Deliver both plus a golden-file test suite: display lists with expected PNG renders, so</w:t>
       </w:r>
       <w:r>
-        <w:br/>
-      </w:r>
-      <w:r>
-        <w:rPr>
-          <w:rStyle w:val="VerbatimChar"/>
+        <w:rPr>
+          <w:color w:val="00B050"/>
+        </w:rPr>
+        <w:br/>
+      </w:r>
+      <w:r>
+        <w:rPr>
+          <w:rStyle w:val="VerbatimChar"/>
+          <w:color w:val="00B050"/>
         </w:rPr>
         <w:t>I can verify emulator and firmware agree pixel-for-pixel.</w:t>
       </w:r>
       <w:r>
-        <w:br/>
-      </w:r>
-      <w:r>
-        <w:br/>
-      </w:r>
-      <w:r>
-        <w:rPr>
-          <w:rStyle w:val="VerbatimChar"/>
+        <w:rPr>
+          <w:color w:val="00B050"/>
+        </w:rPr>
+        <w:br/>
+      </w:r>
+      <w:r>
+        <w:rPr>
+          <w:color w:val="00B050"/>
+        </w:rPr>
+        <w:br/>
+      </w:r>
+      <w:r>
+        <w:rPr>
+          <w:rStyle w:val="VerbatimChar"/>
+          <w:color w:val="00B050"/>
         </w:rPr>
         <w:t>Font metrics are the risky part. Propose a design where the emulator and the firmware</w:t>
       </w:r>
       <w:r>
-        <w:br/>
-      </w:r>
-      <w:r>
-        <w:rPr>
-          <w:rStyle w:val="VerbatimChar"/>
+        <w:rPr>
+          <w:color w:val="00B050"/>
+        </w:rPr>
+        <w:br/>
+      </w:r>
+      <w:r>
+        <w:rPr>
+          <w:rStyle w:val="VerbatimChar"/>
+          <w:color w:val="00B050"/>
         </w:rPr>
         <w:t>consume LITERALLY THE SAME font data file, so they cannot diverge — I do not want two</w:t>
       </w:r>
       <w:r>
-        <w:br/>
-      </w:r>
-      <w:r>
-        <w:rPr>
-          <w:rStyle w:val="VerbatimChar"/>
+        <w:rPr>
+          <w:color w:val="00B050"/>
+        </w:rPr>
+        <w:br/>
+      </w:r>
+      <w:r>
+        <w:rPr>
+          <w:rStyle w:val="VerbatimChar"/>
+          <w:color w:val="00B050"/>
         </w:rPr>
         <w:t>implementations of text layout.</w:t>
       </w:r>
@@ -22017,12 +22546,24 @@
     <w:p>
       <w:pPr>
         <w:pStyle w:val="Heading3"/>
+        <w:rPr>
+          <w:color w:val="00B050"/>
+        </w:rPr>
       </w:pPr>
       <w:bookmarkStart w:id="80" w:name="m5--ble-peripheral-gatt-framing"/>
       <w:r>
+        <w:rPr>
+          <w:color w:val="00B050"/>
+        </w:rPr>
         <w:t>M5 — BLE peripheral, GATT, framing</w:t>
       </w:r>
       <w:bookmarkEnd w:id="80"/>
+      <w:r>
+        <w:rPr>
+          <w:color w:val="00B050"/>
+        </w:rPr>
+        <w:t xml:space="preserve"> - DONE</w:t>
+      </w:r>
     </w:p>
     <w:tbl>
       <w:tblPr>
@@ -22208,196 +22749,286 @@
     <w:p>
       <w:pPr>
         <w:pStyle w:val="SourceCode"/>
+        <w:rPr>
+          <w:color w:val="00B050"/>
+        </w:rPr>
       </w:pPr>
       <w:r>
         <w:rPr>
           <w:rStyle w:val="VerbatimChar"/>
+          <w:color w:val="00B050"/>
         </w:rPr>
         <w:t>Implement the BLE layer for Slate on the PineTime using NimBLE on FreeRTOS.</w:t>
       </w:r>
       <w:r>
-        <w:br/>
-      </w:r>
-      <w:r>
-        <w:br/>
-      </w:r>
-      <w:r>
-        <w:rPr>
-          <w:rStyle w:val="VerbatimChar"/>
+        <w:rPr>
+          <w:color w:val="00B050"/>
+        </w:rPr>
+        <w:br/>
+      </w:r>
+      <w:r>
+        <w:rPr>
+          <w:color w:val="00B050"/>
+        </w:rPr>
+        <w:br/>
+      </w:r>
+      <w:r>
+        <w:rPr>
+          <w:rStyle w:val="VerbatimChar"/>
+          <w:color w:val="00B050"/>
         </w:rPr>
         <w:t>Deliver:</w:t>
       </w:r>
       <w:r>
-        <w:br/>
-      </w:r>
-      <w:r>
-        <w:rPr>
-          <w:rStyle w:val="VerbatimChar"/>
+        <w:rPr>
+          <w:color w:val="00B050"/>
+        </w:rPr>
+        <w:br/>
+      </w:r>
+      <w:r>
+        <w:rPr>
+          <w:rStyle w:val="VerbatimChar"/>
+          <w:color w:val="00B050"/>
         </w:rPr>
         <w:t>1. NimBLE integration with a tuned mbuf pool. Target under 6KB — show me the config and</w:t>
       </w:r>
       <w:r>
-        <w:br/>
-      </w:r>
-      <w:r>
-        <w:rPr>
-          <w:rStyle w:val="VerbatimChar"/>
+        <w:rPr>
+          <w:color w:val="00B050"/>
+        </w:rPr>
+        <w:br/>
+      </w:r>
+      <w:r>
+        <w:rPr>
+          <w:rStyle w:val="VerbatimChar"/>
+          <w:color w:val="00B050"/>
         </w:rPr>
         <w:t xml:space="preserve">   the reasoning, and if 6KB is infeasible for a single connection at MTU 247 with DLE,</w:t>
       </w:r>
       <w:r>
-        <w:br/>
-      </w:r>
-      <w:r>
-        <w:rPr>
-          <w:rStyle w:val="VerbatimChar"/>
+        <w:rPr>
+          <w:color w:val="00B050"/>
+        </w:rPr>
+        <w:br/>
+      </w:r>
+      <w:r>
+        <w:rPr>
+          <w:rStyle w:val="VerbatimChar"/>
+          <w:color w:val="00B050"/>
         </w:rPr>
         <w:t xml:space="preserve">   tell me the real minimum and why. Report actual measured RAM usage.</w:t>
       </w:r>
       <w:r>
-        <w:br/>
-      </w:r>
-      <w:r>
-        <w:rPr>
-          <w:rStyle w:val="VerbatimChar"/>
+        <w:rPr>
+          <w:color w:val="00B050"/>
+        </w:rPr>
+        <w:br/>
+      </w:r>
+      <w:r>
+        <w:rPr>
+          <w:rStyle w:val="VerbatimChar"/>
+          <w:color w:val="00B050"/>
         </w:rPr>
         <w:t>2. GATT server exposing:</w:t>
       </w:r>
       <w:r>
-        <w:br/>
-      </w:r>
-      <w:r>
-        <w:rPr>
-          <w:rStyle w:val="VerbatimChar"/>
+        <w:rPr>
+          <w:color w:val="00B050"/>
+        </w:rPr>
+        <w:br/>
+      </w:r>
+      <w:r>
+        <w:rPr>
+          <w:rStyle w:val="VerbatimChar"/>
+          <w:color w:val="00B050"/>
         </w:rPr>
         <w:t xml:space="preserve">   - Slate service: RX (write-no-response), TX (notify), STATUS (read/notify)</w:t>
       </w:r>
       <w:r>
-        <w:br/>
-      </w:r>
-      <w:r>
-        <w:rPr>
-          <w:rStyle w:val="VerbatimChar"/>
+        <w:rPr>
+          <w:color w:val="00B050"/>
+        </w:rPr>
+        <w:br/>
+      </w:r>
+      <w:r>
+        <w:rPr>
+          <w:rStyle w:val="VerbatimChar"/>
+          <w:color w:val="00B050"/>
         </w:rPr>
         <w:t xml:space="preserve">   - Standard: Current Time Service (as client), Battery, Heart Rate, Device Information</w:t>
       </w:r>
       <w:r>
-        <w:br/>
-      </w:r>
-      <w:r>
-        <w:rPr>
-          <w:rStyle w:val="VerbatimChar"/>
+        <w:rPr>
+          <w:color w:val="00B050"/>
+        </w:rPr>
+        <w:br/>
+      </w:r>
+      <w:r>
+        <w:rPr>
+          <w:rStyle w:val="VerbatimChar"/>
+          <w:color w:val="00B050"/>
         </w:rPr>
         <w:t xml:space="preserve">   Generate a 128-bit base UUID and tell me what it is.</w:t>
       </w:r>
       <w:r>
-        <w:br/>
-      </w:r>
-      <w:r>
-        <w:rPr>
-          <w:rStyle w:val="VerbatimChar"/>
+        <w:rPr>
+          <w:color w:val="00B050"/>
+        </w:rPr>
+        <w:br/>
+      </w:r>
+      <w:r>
+        <w:rPr>
+          <w:rStyle w:val="VerbatimChar"/>
+          <w:color w:val="00B050"/>
         </w:rPr>
         <w:t>3. Connection parameter management: negotiate ATT MTU 247, then Data Length Extension,</w:t>
       </w:r>
       <w:r>
-        <w:br/>
-      </w:r>
-      <w:r>
-        <w:rPr>
-          <w:rStyle w:val="VerbatimChar"/>
+        <w:rPr>
+          <w:color w:val="00B050"/>
+        </w:rPr>
+        <w:br/>
+      </w:r>
+      <w:r>
+        <w:rPr>
+          <w:rStyle w:val="VerbatimChar"/>
+          <w:color w:val="00B050"/>
         </w:rPr>
         <w:t xml:space="preserve">   then 2M PHY, then a connection interval appropriate to state. All four matter —</w:t>
       </w:r>
       <w:r>
-        <w:br/>
-      </w:r>
-      <w:r>
-        <w:rPr>
-          <w:rStyle w:val="VerbatimChar"/>
+        <w:rPr>
+          <w:color w:val="00B050"/>
+        </w:rPr>
+        <w:br/>
+      </w:r>
+      <w:r>
+        <w:rPr>
+          <w:rStyle w:val="VerbatimChar"/>
+          <w:color w:val="00B050"/>
         </w:rPr>
         <w:t xml:space="preserve">   without DLE we are capped near 54 kB/s. Log what was ACTUALLY negotiated, since</w:t>
       </w:r>
       <w:r>
-        <w:br/>
-      </w:r>
-      <w:r>
-        <w:rPr>
-          <w:rStyle w:val="VerbatimChar"/>
+        <w:rPr>
+          <w:color w:val="00B050"/>
+        </w:rPr>
+        <w:br/>
+      </w:r>
+      <w:r>
+        <w:rPr>
+          <w:rStyle w:val="VerbatimChar"/>
+          <w:color w:val="00B050"/>
         </w:rPr>
         <w:t xml:space="preserve">   phones frequently refuse.</w:t>
       </w:r>
       <w:r>
-        <w:br/>
-      </w:r>
-      <w:r>
-        <w:rPr>
-          <w:rStyle w:val="VerbatimChar"/>
+        <w:rPr>
+          <w:color w:val="00B050"/>
+        </w:rPr>
+        <w:br/>
+      </w:r>
+      <w:r>
+        <w:rPr>
+          <w:rStyle w:val="VerbatimChar"/>
+          <w:color w:val="00B050"/>
         </w:rPr>
         <w:t>4. The SDP framing layer: [paste §4.2]</w:t>
       </w:r>
       <w:r>
-        <w:br/>
-      </w:r>
-      <w:r>
-        <w:rPr>
-          <w:rStyle w:val="VerbatimChar"/>
+        <w:rPr>
+          <w:color w:val="00B050"/>
+        </w:rPr>
+        <w:br/>
+      </w:r>
+      <w:r>
+        <w:rPr>
+          <w:rStyle w:val="VerbatimChar"/>
+          <w:color w:val="00B050"/>
         </w:rPr>
         <w:t xml:space="preserve">   - 2-byte header, 8 channels, per-channel sequence numbers</w:t>
       </w:r>
       <w:r>
-        <w:br/>
-      </w:r>
-      <w:r>
-        <w:rPr>
-          <w:rStyle w:val="VerbatimChar"/>
+        <w:rPr>
+          <w:color w:val="00B050"/>
+        </w:rPr>
+        <w:br/>
+      </w:r>
+      <w:r>
+        <w:rPr>
+          <w:rStyle w:val="VerbatimChar"/>
+          <w:color w:val="00B050"/>
         </w:rPr>
         <w:t xml:space="preserve">   - Reassembly of multi-packet messages, 4KB bounded reassembly buffer</w:t>
       </w:r>
       <w:r>
-        <w:br/>
-      </w:r>
-      <w:r>
-        <w:rPr>
-          <w:rStyle w:val="VerbatimChar"/>
+        <w:rPr>
+          <w:color w:val="00B050"/>
+        </w:rPr>
+        <w:br/>
+      </w:r>
+      <w:r>
+        <w:rPr>
+          <w:rStyle w:val="VerbatimChar"/>
+          <w:color w:val="00B050"/>
         </w:rPr>
         <w:t xml:space="preserve">   - Malformed frames dropped and the channel resynchronised, never a fault</w:t>
       </w:r>
       <w:r>
-        <w:br/>
-      </w:r>
-      <w:r>
-        <w:rPr>
-          <w:rStyle w:val="VerbatimChar"/>
+        <w:rPr>
+          <w:color w:val="00B050"/>
+        </w:rPr>
+        <w:br/>
+      </w:r>
+      <w:r>
+        <w:rPr>
+          <w:rStyle w:val="VerbatimChar"/>
+          <w:color w:val="00B050"/>
         </w:rPr>
         <w:t>5. A loopback test mode: bytes written to RX on channel 7 return on TX.</w:t>
       </w:r>
       <w:r>
-        <w:br/>
-      </w:r>
-      <w:r>
-        <w:rPr>
-          <w:rStyle w:val="VerbatimChar"/>
+        <w:rPr>
+          <w:color w:val="00B050"/>
+        </w:rPr>
+        <w:br/>
+      </w:r>
+      <w:r>
+        <w:rPr>
+          <w:rStyle w:val="VerbatimChar"/>
+          <w:color w:val="00B050"/>
         </w:rPr>
         <w:t>6. Host-side unit tests for framing: fragmentation, sequence wrap, out-of-order,</w:t>
       </w:r>
       <w:r>
-        <w:br/>
-      </w:r>
-      <w:r>
-        <w:rPr>
-          <w:rStyle w:val="VerbatimChar"/>
+        <w:rPr>
+          <w:color w:val="00B050"/>
+        </w:rPr>
+        <w:br/>
+      </w:r>
+      <w:r>
+        <w:rPr>
+          <w:rStyle w:val="VerbatimChar"/>
+          <w:color w:val="00B050"/>
         </w:rPr>
         <w:t xml:space="preserve">   truncated frames, oversized length fields.</w:t>
       </w:r>
       <w:r>
-        <w:br/>
-      </w:r>
-      <w:r>
-        <w:br/>
-      </w:r>
-      <w:r>
-        <w:rPr>
-          <w:rStyle w:val="VerbatimChar"/>
+        <w:rPr>
+          <w:color w:val="00B050"/>
+        </w:rPr>
+        <w:br/>
+      </w:r>
+      <w:r>
+        <w:rPr>
+          <w:color w:val="00B050"/>
+        </w:rPr>
+        <w:br/>
+      </w:r>
+      <w:r>
+        <w:rPr>
+          <w:rStyle w:val="VerbatimChar"/>
+          <w:color w:val="00B050"/>
         </w:rPr>
         <w:t>Transport only — no display or input channels yet.</w:t>
       </w:r>
@@ -22405,12 +23036,24 @@
     <w:p>
       <w:pPr>
         <w:pStyle w:val="Heading3"/>
+        <w:rPr>
+          <w:color w:val="00B050"/>
+        </w:rPr>
       </w:pPr>
       <w:bookmarkStart w:id="81" w:name="m6--first-phone-pushed-screen"/>
       <w:r>
+        <w:rPr>
+          <w:color w:val="00B050"/>
+        </w:rPr>
         <w:t>M6 — First phone-pushed screen</w:t>
       </w:r>
       <w:bookmarkEnd w:id="81"/>
+      <w:r>
+        <w:rPr>
+          <w:color w:val="00B050"/>
+        </w:rPr>
+        <w:t xml:space="preserve"> - DONE</w:t>
+      </w:r>
     </w:p>
     <w:tbl>
       <w:tblPr>
@@ -22596,124 +23239,182 @@
     <w:p>
       <w:pPr>
         <w:pStyle w:val="SourceCode"/>
+        <w:rPr>
+          <w:color w:val="00B050"/>
+        </w:rPr>
       </w:pPr>
       <w:r>
         <w:rPr>
           <w:rStyle w:val="VerbatimChar"/>
+          <w:color w:val="00B050"/>
         </w:rPr>
         <w:t>Build a minimal Android app that connects to the Slate watch and pushes a display list.</w:t>
       </w:r>
       <w:r>
-        <w:br/>
-      </w:r>
-      <w:r>
-        <w:br/>
-      </w:r>
-      <w:r>
-        <w:rPr>
-          <w:rStyle w:val="VerbatimChar"/>
+        <w:rPr>
+          <w:color w:val="00B050"/>
+        </w:rPr>
+        <w:br/>
+      </w:r>
+      <w:r>
+        <w:rPr>
+          <w:color w:val="00B050"/>
+        </w:rPr>
+        <w:br/>
+      </w:r>
+      <w:r>
+        <w:rPr>
+          <w:rStyle w:val="VerbatimChar"/>
+          <w:color w:val="00B050"/>
         </w:rPr>
         <w:t>Requirements:</w:t>
       </w:r>
       <w:r>
-        <w:br/>
-      </w:r>
-      <w:r>
-        <w:rPr>
-          <w:rStyle w:val="VerbatimChar"/>
+        <w:rPr>
+          <w:color w:val="00B050"/>
+        </w:rPr>
+        <w:br/>
+      </w:r>
+      <w:r>
+        <w:rPr>
+          <w:rStyle w:val="VerbatimChar"/>
+          <w:color w:val="00B050"/>
         </w:rPr>
         <w:t>1. CompanionDeviceManager association using the `watch` device profile, plus</w:t>
       </w:r>
       <w:r>
-        <w:br/>
-      </w:r>
-      <w:r>
-        <w:rPr>
-          <w:rStyle w:val="VerbatimChar"/>
+        <w:rPr>
+          <w:color w:val="00B050"/>
+        </w:rPr>
+        <w:br/>
+      </w:r>
+      <w:r>
+        <w:rPr>
+          <w:rStyle w:val="VerbatimChar"/>
+          <w:color w:val="00B050"/>
         </w:rPr>
         <w:t xml:space="preserve">   CompanionDeviceService and startObservingDevicePresence() for reconnect.</w:t>
       </w:r>
       <w:r>
-        <w:br/>
-      </w:r>
-      <w:r>
-        <w:rPr>
-          <w:rStyle w:val="VerbatimChar"/>
+        <w:rPr>
+          <w:color w:val="00B050"/>
+        </w:rPr>
+        <w:br/>
+      </w:r>
+      <w:r>
+        <w:rPr>
+          <w:rStyle w:val="VerbatimChar"/>
+          <w:color w:val="00B050"/>
         </w:rPr>
         <w:t>2. A foreground service with foregroundServiceType="connectedDevice" (required since</w:t>
       </w:r>
       <w:r>
-        <w:br/>
-      </w:r>
-      <w:r>
-        <w:rPr>
-          <w:rStyle w:val="VerbatimChar"/>
+        <w:rPr>
+          <w:color w:val="00B050"/>
+        </w:rPr>
+        <w:br/>
+      </w:r>
+      <w:r>
+        <w:rPr>
+          <w:rStyle w:val="VerbatimChar"/>
+          <w:color w:val="00B050"/>
         </w:rPr>
         <w:t xml:space="preserve">   Android 15) owning the GATT connection, with automatic reconnection.</w:t>
       </w:r>
       <w:r>
-        <w:br/>
-      </w:r>
-      <w:r>
-        <w:rPr>
-          <w:rStyle w:val="VerbatimChar"/>
+        <w:rPr>
+          <w:color w:val="00B050"/>
+        </w:rPr>
+        <w:br/>
+      </w:r>
+      <w:r>
+        <w:rPr>
+          <w:rStyle w:val="VerbatimChar"/>
+          <w:color w:val="00B050"/>
         </w:rPr>
         <w:t>3. GATT client: discover the Slate service, negotiate MTU 247 / DLE / 2M PHY, subscribe</w:t>
       </w:r>
       <w:r>
-        <w:br/>
-      </w:r>
-      <w:r>
-        <w:rPr>
-          <w:rStyle w:val="VerbatimChar"/>
+        <w:rPr>
+          <w:color w:val="00B050"/>
+        </w:rPr>
+        <w:br/>
+      </w:r>
+      <w:r>
+        <w:rPr>
+          <w:rStyle w:val="VerbatimChar"/>
+          <w:color w:val="00B050"/>
         </w:rPr>
         <w:t xml:space="preserve">   to TX notifications. Log what was actually granted — phones often refuse requests.</w:t>
       </w:r>
       <w:r>
-        <w:br/>
-      </w:r>
-      <w:r>
-        <w:rPr>
-          <w:rStyle w:val="VerbatimChar"/>
+        <w:rPr>
+          <w:color w:val="00B050"/>
+        </w:rPr>
+        <w:br/>
+      </w:r>
+      <w:r>
+        <w:rPr>
+          <w:rStyle w:val="VerbatimChar"/>
+          <w:color w:val="00B050"/>
         </w:rPr>
         <w:t>4. The SDP framing encoder, matching the firmware exactly: [paste §4.2]</w:t>
       </w:r>
       <w:r>
-        <w:br/>
-      </w:r>
-      <w:r>
-        <w:rPr>
-          <w:rStyle w:val="VerbatimChar"/>
+        <w:rPr>
+          <w:color w:val="00B050"/>
+        </w:rPr>
+        <w:br/>
+      </w:r>
+      <w:r>
+        <w:rPr>
+          <w:rStyle w:val="VerbatimChar"/>
+          <w:color w:val="00B050"/>
         </w:rPr>
         <w:t>5. Use the M4 Kotlin DSL to build and push a clock screen updating once per second.</w:t>
       </w:r>
       <w:r>
-        <w:br/>
-      </w:r>
-      <w:r>
-        <w:rPr>
-          <w:rStyle w:val="VerbatimChar"/>
+        <w:rPr>
+          <w:color w:val="00B050"/>
+        </w:rPr>
+        <w:br/>
+      </w:r>
+      <w:r>
+        <w:rPr>
+          <w:rStyle w:val="VerbatimChar"/>
+          <w:color w:val="00B050"/>
         </w:rPr>
         <w:t>6. An on-screen readout of negotiated MTU, PHY, connection interval and measured RTT.</w:t>
       </w:r>
       <w:r>
-        <w:br/>
-      </w:r>
-      <w:r>
-        <w:br/>
-      </w:r>
-      <w:r>
-        <w:rPr>
-          <w:rStyle w:val="VerbatimChar"/>
+        <w:rPr>
+          <w:color w:val="00B050"/>
+        </w:rPr>
+        <w:br/>
+      </w:r>
+      <w:r>
+        <w:rPr>
+          <w:color w:val="00B050"/>
+        </w:rPr>
+        <w:br/>
+      </w:r>
+      <w:r>
+        <w:rPr>
+          <w:rStyle w:val="VerbatimChar"/>
+          <w:color w:val="00B050"/>
         </w:rPr>
         <w:t>Kotlin, coroutines, minSdk 30. Use raw android.bluetooth — no third-party BLE library.</w:t>
       </w:r>
       <w:r>
-        <w:br/>
-      </w:r>
-      <w:r>
-        <w:rPr>
-          <w:rStyle w:val="VerbatimChar"/>
+        <w:rPr>
+          <w:color w:val="00B050"/>
+        </w:rPr>
+        <w:br/>
+      </w:r>
+      <w:r>
+        <w:rPr>
+          <w:rStyle w:val="VerbatimChar"/>
+          <w:color w:val="00B050"/>
         </w:rPr>
         <w:t>I want the actual calls visible so I understand what is happening.</w:t>
       </w:r>
@@ -22721,12 +23422,24 @@
     <w:p>
       <w:pPr>
         <w:pStyle w:val="Heading3"/>
+        <w:rPr>
+          <w:color w:val="00B050"/>
+        </w:rPr>
       </w:pPr>
       <w:bookmarkStart w:id="82" w:name="gates--measurement-gates-ad"/>
       <w:r>
+        <w:rPr>
+          <w:color w:val="00B050"/>
+        </w:rPr>
         <w:t>GATES — Measurement gates A–D</w:t>
       </w:r>
       <w:bookmarkEnd w:id="82"/>
+      <w:r>
+        <w:rPr>
+          <w:color w:val="00B050"/>
+        </w:rPr>
+        <w:t xml:space="preserve"> - DONE</w:t>
+      </w:r>
     </w:p>
     <w:tbl>
       <w:tblPr>
@@ -22898,109 +23611,162 @@
     <w:p>
       <w:pPr>
         <w:pStyle w:val="SourceCode"/>
+        <w:rPr>
+          <w:color w:val="00B050"/>
+        </w:rPr>
       </w:pPr>
       <w:r>
         <w:rPr>
           <w:rStyle w:val="VerbatimChar"/>
+          <w:color w:val="00B050"/>
         </w:rPr>
         <w:t>Write a throughput, latency and render benchmark harness for Slate, in two parts.</w:t>
       </w:r>
       <w:r>
-        <w:br/>
-      </w:r>
-      <w:r>
-        <w:br/>
-      </w:r>
-      <w:r>
-        <w:rPr>
-          <w:rStyle w:val="VerbatimChar"/>
+        <w:rPr>
+          <w:color w:val="00B050"/>
+        </w:rPr>
+        <w:br/>
+      </w:r>
+      <w:r>
+        <w:rPr>
+          <w:color w:val="00B050"/>
+        </w:rPr>
+        <w:br/>
+      </w:r>
+      <w:r>
+        <w:rPr>
+          <w:rStyle w:val="VerbatimChar"/>
+          <w:color w:val="00B050"/>
         </w:rPr>
         <w:t>Firmware: a benchmark mode that (a) receives N bytes on channel 7 and reports wall-clock</w:t>
       </w:r>
       <w:r>
-        <w:br/>
-      </w:r>
-      <w:r>
-        <w:rPr>
-          <w:rStyle w:val="VerbatimChar"/>
+        <w:rPr>
+          <w:color w:val="00B050"/>
+        </w:rPr>
+        <w:br/>
+      </w:r>
+      <w:r>
+        <w:rPr>
+          <w:rStyle w:val="VerbatimChar"/>
+          <w:color w:val="00B050"/>
         </w:rPr>
         <w:t>time and effective kB/s, (b) echoes timestamped packets for RTT, (c) reports NimBLE mbuf</w:t>
       </w:r>
       <w:r>
-        <w:br/>
-      </w:r>
-      <w:r>
-        <w:rPr>
-          <w:rStyle w:val="VerbatimChar"/>
+        <w:rPr>
+          <w:color w:val="00B050"/>
+        </w:rPr>
+        <w:br/>
+      </w:r>
+      <w:r>
+        <w:rPr>
+          <w:rStyle w:val="VerbatimChar"/>
+          <w:color w:val="00B050"/>
         </w:rPr>
         <w:t>high-water mark, (d) reports parse+render time for a supplied display list.</w:t>
       </w:r>
       <w:r>
-        <w:br/>
-      </w:r>
-      <w:r>
-        <w:br/>
-      </w:r>
-      <w:r>
-        <w:rPr>
-          <w:rStyle w:val="VerbatimChar"/>
+        <w:rPr>
+          <w:color w:val="00B050"/>
+        </w:rPr>
+        <w:br/>
+      </w:r>
+      <w:r>
+        <w:rPr>
+          <w:color w:val="00B050"/>
+        </w:rPr>
+        <w:br/>
+      </w:r>
+      <w:r>
+        <w:rPr>
+          <w:rStyle w:val="VerbatimChar"/>
+          <w:color w:val="00B050"/>
         </w:rPr>
         <w:t>Android: a benchmark screen running a sustained transfer, a 1000-sample RTT test, and a</w:t>
       </w:r>
       <w:r>
-        <w:br/>
-      </w:r>
-      <w:r>
-        <w:rPr>
-          <w:rStyle w:val="VerbatimChar"/>
+        <w:rPr>
+          <w:color w:val="00B050"/>
+        </w:rPr>
+        <w:br/>
+      </w:r>
+      <w:r>
+        <w:rPr>
+          <w:rStyle w:val="VerbatimChar"/>
+          <w:color w:val="00B050"/>
         </w:rPr>
         <w:t>render-timing test, reporting mean/p50/p95/p99 plus negotiated MTU/PHY/interval.</w:t>
       </w:r>
       <w:r>
-        <w:br/>
-      </w:r>
-      <w:r>
-        <w:br/>
-      </w:r>
-      <w:r>
-        <w:rPr>
-          <w:rStyle w:val="VerbatimChar"/>
+        <w:rPr>
+          <w:color w:val="00B050"/>
+        </w:rPr>
+        <w:br/>
+      </w:r>
+      <w:r>
+        <w:rPr>
+          <w:color w:val="00B050"/>
+        </w:rPr>
+        <w:br/>
+      </w:r>
+      <w:r>
+        <w:rPr>
+          <w:rStyle w:val="VerbatimChar"/>
+          <w:color w:val="00B050"/>
         </w:rPr>
         <w:t>Then tell me how to interpret the results against these thresholds, and SPECIFICALLY what</w:t>
       </w:r>
       <w:r>
-        <w:br/>
-      </w:r>
-      <w:r>
-        <w:rPr>
-          <w:rStyle w:val="VerbatimChar"/>
+        <w:rPr>
+          <w:color w:val="00B050"/>
+        </w:rPr>
+        <w:br/>
+      </w:r>
+      <w:r>
+        <w:rPr>
+          <w:rStyle w:val="VerbatimChar"/>
+          <w:color w:val="00B050"/>
         </w:rPr>
         <w:t>to change in the protocol design if any fails:</w:t>
       </w:r>
       <w:r>
-        <w:br/>
-      </w:r>
-      <w:r>
-        <w:rPr>
-          <w:rStyle w:val="VerbatimChar"/>
+        <w:rPr>
+          <w:color w:val="00B050"/>
+        </w:rPr>
+        <w:br/>
+      </w:r>
+      <w:r>
+        <w:rPr>
+          <w:rStyle w:val="VerbatimChar"/>
+          <w:color w:val="00B050"/>
         </w:rPr>
         <w:t>- Sustained throughput &gt;= 60 kB/s</w:t>
       </w:r>
       <w:r>
-        <w:br/>
-      </w:r>
-      <w:r>
-        <w:rPr>
-          <w:rStyle w:val="VerbatimChar"/>
+        <w:rPr>
+          <w:color w:val="00B050"/>
+        </w:rPr>
+        <w:br/>
+      </w:r>
+      <w:r>
+        <w:rPr>
+          <w:rStyle w:val="VerbatimChar"/>
+          <w:color w:val="00B050"/>
         </w:rPr>
         <w:t>- Tap-to-response p95 &lt; 250 ms</w:t>
       </w:r>
       <w:r>
-        <w:br/>
-      </w:r>
-      <w:r>
-        <w:rPr>
-          <w:rStyle w:val="VerbatimChar"/>
+        <w:rPr>
+          <w:color w:val="00B050"/>
+        </w:rPr>
+        <w:br/>
+      </w:r>
+      <w:r>
+        <w:rPr>
+          <w:rStyle w:val="VerbatimChar"/>
+          <w:color w:val="00B050"/>
         </w:rPr>
         <w:t>- Parse + render of a typical 80-byte list &lt; 30 ms</w:t>
       </w:r>
@@ -23035,9 +23801,15 @@
     <w:p>
       <w:pPr>
         <w:pStyle w:val="Heading3"/>
+        <w:rPr>
+          <w:color w:val="00B050"/>
+        </w:rPr>
       </w:pPr>
       <w:bookmarkStart w:id="85" w:name="m7--input-path-and-session-state-machine"/>
       <w:r>
+        <w:rPr>
+          <w:color w:val="00B050"/>
+        </w:rPr>
         <w:t>M7 — Input path and session state machine</w:t>
       </w:r>
       <w:bookmarkEnd w:id="85"/>
@@ -23212,184 +23984,272 @@
     <w:p>
       <w:pPr>
         <w:pStyle w:val="SourceCode"/>
+        <w:rPr>
+          <w:color w:val="00B050"/>
+        </w:rPr>
       </w:pPr>
       <w:r>
         <w:rPr>
           <w:rStyle w:val="VerbatimChar"/>
+          <w:color w:val="00B050"/>
         </w:rPr>
         <w:t>Implement the SDP input channel and session state machine in the PineTime firmware.</w:t>
       </w:r>
       <w:r>
-        <w:br/>
-      </w:r>
-      <w:r>
-        <w:br/>
-      </w:r>
-      <w:r>
-        <w:rPr>
-          <w:rStyle w:val="VerbatimChar"/>
+        <w:rPr>
+          <w:color w:val="00B050"/>
+        </w:rPr>
+        <w:br/>
+      </w:r>
+      <w:r>
+        <w:rPr>
+          <w:color w:val="00B050"/>
+        </w:rPr>
+        <w:br/>
+      </w:r>
+      <w:r>
+        <w:rPr>
+          <w:rStyle w:val="VerbatimChar"/>
+          <w:color w:val="00B050"/>
         </w:rPr>
         <w:t>Input channel (channel 2): [paste §4.4]</w:t>
       </w:r>
       <w:r>
-        <w:br/>
-      </w:r>
-      <w:r>
-        <w:rPr>
-          <w:rStyle w:val="VerbatimChar"/>
+        <w:rPr>
+          <w:color w:val="00B050"/>
+        </w:rPr>
+        <w:br/>
+      </w:r>
+      <w:r>
+        <w:rPr>
+          <w:rStyle w:val="VerbatimChar"/>
+          <w:color w:val="00B050"/>
         </w:rPr>
         <w:t>Enumerations and flag fields: [paste §4.5]</w:t>
       </w:r>
       <w:r>
-        <w:br/>
-      </w:r>
-      <w:r>
-        <w:rPr>
-          <w:rStyle w:val="VerbatimChar"/>
+        <w:rPr>
+          <w:color w:val="00B050"/>
+        </w:rPr>
+        <w:br/>
+      </w:r>
+      <w:r>
+        <w:rPr>
+          <w:rStyle w:val="VerbatimChar"/>
+          <w:color w:val="00B050"/>
         </w:rPr>
         <w:t>Design point: the watch owns scroll position, selection focus and back-navigation WITHIN</w:t>
       </w:r>
       <w:r>
-        <w:br/>
-      </w:r>
-      <w:r>
-        <w:rPr>
-          <w:rStyle w:val="VerbatimChar"/>
+        <w:rPr>
+          <w:color w:val="00B050"/>
+        </w:rPr>
+        <w:br/>
+      </w:r>
+      <w:r>
+        <w:rPr>
+          <w:rStyle w:val="VerbatimChar"/>
+          <w:color w:val="00B050"/>
         </w:rPr>
         <w:t>a pushed screen — zero round trip. Only discrete semantic events cross the link. Give</w:t>
       </w:r>
       <w:r>
-        <w:br/>
-      </w:r>
-      <w:r>
-        <w:rPr>
-          <w:rStyle w:val="VerbatimChar"/>
+        <w:rPr>
+          <w:color w:val="00B050"/>
+        </w:rPr>
+        <w:br/>
+      </w:r>
+      <w:r>
+        <w:rPr>
+          <w:rStyle w:val="VerbatimChar"/>
+          <w:color w:val="00B050"/>
         </w:rPr>
         <w:t>instant local haptic and visual feedback on touch, before the phone responds.</w:t>
       </w:r>
       <w:r>
-        <w:br/>
-      </w:r>
-      <w:r>
-        <w:br/>
-      </w:r>
-      <w:r>
-        <w:rPr>
-          <w:rStyle w:val="VerbatimChar"/>
+        <w:rPr>
+          <w:color w:val="00B050"/>
+        </w:rPr>
+        <w:br/>
+      </w:r>
+      <w:r>
+        <w:rPr>
+          <w:color w:val="00B050"/>
+        </w:rPr>
+        <w:br/>
+      </w:r>
+      <w:r>
+        <w:rPr>
+          <w:rStyle w:val="VerbatimChar"/>
+          <w:color w:val="00B050"/>
         </w:rPr>
         <w:t>Session state machine: [paste §4.6]</w:t>
       </w:r>
       <w:r>
-        <w:br/>
-      </w:r>
-      <w:r>
-        <w:rPr>
-          <w:rStyle w:val="VerbatimChar"/>
+        <w:rPr>
+          <w:color w:val="00B050"/>
+        </w:rPr>
+        <w:br/>
+      </w:r>
+      <w:r>
+        <w:rPr>
+          <w:rStyle w:val="VerbatimChar"/>
+          <w:color w:val="00B050"/>
         </w:rPr>
         <w:t>- Negotiation reporting firmware/protocol version, geometry, a 32-byte supported-opcode</w:t>
       </w:r>
       <w:r>
-        <w:br/>
-      </w:r>
-      <w:r>
-        <w:rPr>
-          <w:rStyle w:val="VerbatimChar"/>
+        <w:rPr>
+          <w:color w:val="00B050"/>
+        </w:rPr>
+        <w:br/>
+      </w:r>
+      <w:r>
+        <w:rPr>
+          <w:rStyle w:val="VerbatimChar"/>
+          <w:color w:val="00B050"/>
         </w:rPr>
         <w:t xml:space="preserve">  bitmap, free display-list bytes, supported session profiles, and asset-pack hashes</w:t>
       </w:r>
       <w:r>
-        <w:br/>
-      </w:r>
-      <w:r>
-        <w:rPr>
-          <w:rStyle w:val="VerbatimChar"/>
+        <w:rPr>
+          <w:color w:val="00B050"/>
+        </w:rPr>
+        <w:br/>
+      </w:r>
+      <w:r>
+        <w:rPr>
+          <w:rStyle w:val="VerbatimChar"/>
+          <w:color w:val="00B050"/>
         </w:rPr>
         <w:t>- Heartbeat every 2s; 2 missed = staleness overlay; 5 missed = pop remote stack</w:t>
       </w:r>
       <w:r>
-        <w:br/>
-      </w:r>
-      <w:r>
-        <w:rPr>
-          <w:rStyle w:val="VerbatimChar"/>
+        <w:rPr>
+          <w:color w:val="00B050"/>
+        </w:rPr>
+        <w:br/>
+      </w:r>
+      <w:r>
+        <w:rPr>
+          <w:rStyle w:val="VerbatimChar"/>
+          <w:color w:val="00B050"/>
         </w:rPr>
         <w:t>- Remote screen stack with push/pop/replace, local watch face beneath</w:t>
       </w:r>
       <w:r>
-        <w:br/>
-      </w:r>
-      <w:r>
-        <w:br/>
-      </w:r>
-      <w:r>
-        <w:rPr>
-          <w:rStyle w:val="VerbatimChar"/>
+        <w:rPr>
+          <w:color w:val="00B050"/>
+        </w:rPr>
+        <w:br/>
+      </w:r>
+      <w:r>
+        <w:rPr>
+          <w:color w:val="00B050"/>
+        </w:rPr>
+        <w:br/>
+      </w:r>
+      <w:r>
+        <w:rPr>
+          <w:rStyle w:val="VerbatimChar"/>
+          <w:color w:val="00B050"/>
         </w:rPr>
         <w:t>Session profiles must be NEGOTIABLE, not hardcoded: the phone requests a named profile</w:t>
       </w:r>
       <w:r>
-        <w:br/>
-      </w:r>
-      <w:r>
-        <w:rPr>
-          <w:rStyle w:val="VerbatimChar"/>
+        <w:rPr>
+          <w:color w:val="00B050"/>
+        </w:rPr>
+        <w:br/>
+      </w:r>
+      <w:r>
+        <w:rPr>
+          <w:rStyle w:val="VerbatimChar"/>
+          <w:color w:val="00B050"/>
         </w:rPr>
         <w:t>(e.g. "ambient", "active", "streaming") and the watch applies the matching backlight and</w:t>
       </w:r>
       <w:r>
-        <w:br/>
-      </w:r>
-      <w:r>
-        <w:rPr>
-          <w:rStyle w:val="VerbatimChar"/>
+        <w:rPr>
+          <w:color w:val="00B050"/>
+        </w:rPr>
+        <w:br/>
+      </w:r>
+      <w:r>
+        <w:rPr>
+          <w:rStyle w:val="VerbatimChar"/>
+          <w:color w:val="00B050"/>
         </w:rPr>
         <w:t>connection-interval policy. Be precise about ownership: the SET of profiles and what each</w:t>
       </w:r>
       <w:r>
-        <w:br/>
-      </w:r>
-      <w:r>
-        <w:rPr>
-          <w:rStyle w:val="VerbatimChar"/>
+        <w:rPr>
+          <w:color w:val="00B050"/>
+        </w:rPr>
+        <w:br/>
+      </w:r>
+      <w:r>
+        <w:rPr>
+          <w:rStyle w:val="VerbatimChar"/>
+          <w:color w:val="00B050"/>
         </w:rPr>
         <w:t>one means is FIRMWARE-OWNED and reported during negotiation. The phone SELECTS among them;</w:t>
       </w:r>
       <w:r>
-        <w:br/>
-      </w:r>
-      <w:r>
-        <w:rPr>
-          <w:rStyle w:val="VerbatimChar"/>
+        <w:rPr>
+          <w:color w:val="00B050"/>
+        </w:rPr>
+        <w:br/>
+      </w:r>
+      <w:r>
+        <w:rPr>
+          <w:rStyle w:val="VerbatimChar"/>
+          <w:color w:val="00B050"/>
         </w:rPr>
         <w:t>it cannot define one or override the parameters. So adding a new profile is a firmware</w:t>
       </w:r>
       <w:r>
-        <w:br/>
-      </w:r>
-      <w:r>
-        <w:rPr>
-          <w:rStyle w:val="VerbatimChar"/>
+        <w:rPr>
+          <w:color w:val="00B050"/>
+        </w:rPr>
+        <w:br/>
+      </w:r>
+      <w:r>
+        <w:rPr>
+          <w:rStyle w:val="VerbatimChar"/>
+          <w:color w:val="00B050"/>
         </w:rPr>
         <w:t>change, but a new app category choosing a different existing profile is not.</w:t>
       </w:r>
       <w:r>
-        <w:br/>
-      </w:r>
-      <w:r>
-        <w:br/>
-      </w:r>
-      <w:r>
-        <w:rPr>
-          <w:rStyle w:val="VerbatimChar"/>
+        <w:rPr>
+          <w:color w:val="00B050"/>
+        </w:rPr>
+        <w:br/>
+      </w:r>
+      <w:r>
+        <w:rPr>
+          <w:color w:val="00B050"/>
+        </w:rPr>
+        <w:br/>
+      </w:r>
+      <w:r>
+        <w:rPr>
+          <w:rStyle w:val="VerbatimChar"/>
+          <w:color w:val="00B050"/>
         </w:rPr>
         <w:t>Deliver the firmware plus host-side state machine tests: clean connect, negotiation</w:t>
       </w:r>
       <w:r>
-        <w:br/>
-      </w:r>
-      <w:r>
-        <w:rPr>
-          <w:rStyle w:val="VerbatimChar"/>
+        <w:rPr>
+          <w:color w:val="00B050"/>
+        </w:rPr>
+        <w:br/>
+      </w:r>
+      <w:r>
+        <w:rPr>
+          <w:rStyle w:val="VerbatimChar"/>
+          <w:color w:val="00B050"/>
         </w:rPr>
         <w:t>failure, mid-session link loss, reconnect with same phone, reconnect with a different phone.</w:t>
       </w:r>
@@ -23397,12 +24257,24 @@
     <w:p>
       <w:pPr>
         <w:pStyle w:val="Heading3"/>
+        <w:rPr>
+          <w:color w:val="00B050"/>
+        </w:rPr>
       </w:pPr>
       <w:bookmarkStart w:id="86" w:name="m8--compositor-and-app-host-android"/>
       <w:r>
+        <w:rPr>
+          <w:color w:val="00B050"/>
+        </w:rPr>
         <w:t>M8 — Compositor and app host (Android)</w:t>
       </w:r>
       <w:bookmarkEnd w:id="86"/>
+      <w:r>
+        <w:rPr>
+          <w:color w:val="00B050"/>
+        </w:rPr>
+        <w:t xml:space="preserve"> - DONE</w:t>
+      </w:r>
     </w:p>
     <w:tbl>
       <w:tblPr>
@@ -23574,187 +24446,273 @@
     <w:p>
       <w:pPr>
         <w:pStyle w:val="SourceCode"/>
+        <w:rPr>
+          <w:color w:val="00B050"/>
+        </w:rPr>
       </w:pPr>
       <w:r>
         <w:rPr>
           <w:rStyle w:val="VerbatimChar"/>
+          <w:color w:val="00B050"/>
         </w:rPr>
         <w:t>Build the Compositor and app host for the Slate Android app.</w:t>
       </w:r>
       <w:r>
-        <w:br/>
-      </w:r>
-      <w:r>
-        <w:br/>
-      </w:r>
-      <w:r>
-        <w:rPr>
-          <w:rStyle w:val="VerbatimChar"/>
+        <w:rPr>
+          <w:color w:val="00B050"/>
+        </w:rPr>
+        <w:br/>
+      </w:r>
+      <w:r>
+        <w:rPr>
+          <w:color w:val="00B050"/>
+        </w:rPr>
+        <w:br/>
+      </w:r>
+      <w:r>
+        <w:rPr>
+          <w:rStyle w:val="VerbatimChar"/>
+          <w:color w:val="00B050"/>
         </w:rPr>
         <w:t>Requirements:</w:t>
       </w:r>
       <w:r>
-        <w:br/>
-      </w:r>
-      <w:r>
-        <w:rPr>
-          <w:rStyle w:val="VerbatimChar"/>
+        <w:rPr>
+          <w:color w:val="00B050"/>
+        </w:rPr>
+        <w:br/>
+      </w:r>
+      <w:r>
+        <w:rPr>
+          <w:rStyle w:val="VerbatimChar"/>
+          <w:color w:val="00B050"/>
         </w:rPr>
         <w:t>1. A screen stack with priority arbitration. Classes: AMBIENT, NORMAL, INTERRUPT</w:t>
       </w:r>
       <w:r>
-        <w:br/>
-      </w:r>
-      <w:r>
-        <w:rPr>
-          <w:rStyle w:val="VerbatimChar"/>
+        <w:rPr>
+          <w:color w:val="00B050"/>
+        </w:rPr>
+        <w:br/>
+      </w:r>
+      <w:r>
+        <w:rPr>
+          <w:rStyle w:val="VerbatimChar"/>
+          <w:color w:val="00B050"/>
         </w:rPr>
         <w:t xml:space="preserve">   (call, alarm), CRITICAL. Document the focus-stealing rules — when may an app steal</w:t>
       </w:r>
       <w:r>
-        <w:br/>
-      </w:r>
-      <w:r>
-        <w:rPr>
-          <w:rStyle w:val="VerbatimChar"/>
+        <w:rPr>
+          <w:color w:val="00B050"/>
+        </w:rPr>
+        <w:br/>
+      </w:r>
+      <w:r>
+        <w:rPr>
+          <w:rStyle w:val="VerbatimChar"/>
+          <w:color w:val="00B050"/>
         </w:rPr>
         <w:t xml:space="preserve">   focus, and what happens to the one it displaced?</w:t>
       </w:r>
       <w:r>
-        <w:br/>
-      </w:r>
-      <w:r>
-        <w:rPr>
-          <w:rStyle w:val="VerbatimChar"/>
+        <w:rPr>
+          <w:color w:val="00B050"/>
+        </w:rPr>
+        <w:br/>
+      </w:r>
+      <w:r>
+        <w:rPr>
+          <w:rStyle w:val="VerbatimChar"/>
+          <w:color w:val="00B050"/>
         </w:rPr>
         <w:t>2. Input event routing to the focused app, with a fallback for unhandled events.</w:t>
       </w:r>
       <w:r>
-        <w:br/>
-      </w:r>
-      <w:r>
-        <w:rPr>
-          <w:rStyle w:val="VerbatimChar"/>
+        <w:rPr>
+          <w:color w:val="00B050"/>
+        </w:rPr>
+        <w:br/>
+      </w:r>
+      <w:r>
+        <w:rPr>
+          <w:rStyle w:val="VerbatimChar"/>
+          <w:color w:val="00B050"/>
         </w:rPr>
         <w:t>3. Render scheduling: apps declare a refresh policy (on-change, periodic, manual). The</w:t>
       </w:r>
       <w:r>
-        <w:br/>
-      </w:r>
-      <w:r>
-        <w:rPr>
-          <w:rStyle w:val="VerbatimChar"/>
+        <w:rPr>
+          <w:color w:val="00B050"/>
+        </w:rPr>
+        <w:br/>
+      </w:r>
+      <w:r>
+        <w:rPr>
+          <w:rStyle w:val="VerbatimChar"/>
+          <w:color w:val="00B050"/>
         </w:rPr>
         <w:t xml:space="preserve">   compositor coalesces and rate-limits so we never exceed the credit window or wake</w:t>
       </w:r>
       <w:r>
-        <w:br/>
-      </w:r>
-      <w:r>
-        <w:rPr>
-          <w:rStyle w:val="VerbatimChar"/>
+        <w:rPr>
+          <w:color w:val="00B050"/>
+        </w:rPr>
+        <w:br/>
+      </w:r>
+      <w:r>
+        <w:rPr>
+          <w:rStyle w:val="VerbatimChar"/>
+          <w:color w:val="00B050"/>
         </w:rPr>
         <w:t xml:space="preserve">   the radio unnecessarily.</w:t>
       </w:r>
       <w:r>
-        <w:br/>
-      </w:r>
-      <w:r>
-        <w:rPr>
-          <w:rStyle w:val="VerbatimChar"/>
+        <w:rPr>
+          <w:color w:val="00B050"/>
+        </w:rPr>
+        <w:br/>
+      </w:r>
+      <w:r>
+        <w:rPr>
+          <w:rStyle w:val="VerbatimChar"/>
+          <w:color w:val="00B050"/>
         </w:rPr>
         <w:t>4. Credit-based flow control against the watch's advertised free buffer.</w:t>
       </w:r>
       <w:r>
-        <w:br/>
-      </w:r>
-      <w:r>
-        <w:rPr>
-          <w:rStyle w:val="VerbatimChar"/>
+        <w:rPr>
+          <w:color w:val="00B050"/>
+        </w:rPr>
+        <w:br/>
+      </w:r>
+      <w:r>
+        <w:rPr>
+          <w:rStyle w:val="VerbatimChar"/>
+          <w:color w:val="00B050"/>
         </w:rPr>
         <w:t>5. Per-app push quotas (10/s foreground, 1/min ambient) enforced here.</w:t>
       </w:r>
       <w:r>
-        <w:br/>
-      </w:r>
-      <w:r>
-        <w:rPr>
-          <w:rStyle w:val="VerbatimChar"/>
+        <w:rPr>
+          <w:color w:val="00B050"/>
+        </w:rPr>
+        <w:br/>
+      </w:r>
+      <w:r>
+        <w:rPr>
+          <w:rStyle w:val="VerbatimChar"/>
+          <w:color w:val="00B050"/>
         </w:rPr>
         <w:t>6. minProtocolVersion gating: refuse to focus an app whose requirement exceeds the</w:t>
       </w:r>
       <w:r>
-        <w:br/>
-      </w:r>
-      <w:r>
-        <w:rPr>
-          <w:rStyle w:val="VerbatimChar"/>
+        <w:rPr>
+          <w:color w:val="00B050"/>
+        </w:rPr>
+        <w:br/>
+      </w:r>
+      <w:r>
+        <w:rPr>
+          <w:rStyle w:val="VerbatimChar"/>
+          <w:color w:val="00B050"/>
         </w:rPr>
         <w:t xml:space="preserve">   connected watch's reported protocol version, and show an "update your watch" screen.</w:t>
       </w:r>
       <w:r>
-        <w:br/>
-      </w:r>
-      <w:r>
-        <w:rPr>
-          <w:rStyle w:val="VerbatimChar"/>
+        <w:rPr>
+          <w:color w:val="00B050"/>
+        </w:rPr>
+        <w:br/>
+      </w:r>
+      <w:r>
+        <w:rPr>
+          <w:rStyle w:val="VerbatimChar"/>
+          <w:color w:val="00B050"/>
         </w:rPr>
         <w:t>7. A no-op TestApp and a ClockApp as reference implementations.</w:t>
       </w:r>
       <w:r>
-        <w:br/>
-      </w:r>
-      <w:r>
-        <w:br/>
-      </w:r>
-      <w:r>
-        <w:rPr>
-          <w:rStyle w:val="VerbatimChar"/>
+        <w:rPr>
+          <w:color w:val="00B050"/>
+        </w:rPr>
+        <w:br/>
+      </w:r>
+      <w:r>
+        <w:rPr>
+          <w:color w:val="00B050"/>
+        </w:rPr>
+        <w:br/>
+      </w:r>
+      <w:r>
+        <w:rPr>
+          <w:rStyle w:val="VerbatimChar"/>
+          <w:color w:val="00B050"/>
         </w:rPr>
         <w:t>CRITICAL DESIGN CONSTRAINT: sub-apps will shortly be DOWNLOADED JAVASCRIPT running in an</w:t>
       </w:r>
       <w:r>
-        <w:br/>
-      </w:r>
-      <w:r>
-        <w:rPr>
-          <w:rStyle w:val="VerbatimChar"/>
+        <w:rPr>
+          <w:color w:val="00B050"/>
+        </w:rPr>
+        <w:br/>
+      </w:r>
+      <w:r>
+        <w:rPr>
+          <w:rStyle w:val="VerbatimChar"/>
+          <w:color w:val="00B050"/>
         </w:rPr>
         <w:t>isolated process (androidx.javascriptengine), not compiled-in Kotlin. So define the app</w:t>
       </w:r>
       <w:r>
-        <w:br/>
-      </w:r>
-      <w:r>
-        <w:rPr>
-          <w:rStyle w:val="VerbatimChar"/>
+        <w:rPr>
+          <w:color w:val="00B050"/>
+        </w:rPr>
+        <w:br/>
+      </w:r>
+      <w:r>
+        <w:rPr>
+          <w:rStyle w:val="VerbatimChar"/>
+          <w:color w:val="00B050"/>
         </w:rPr>
         <w:t>interface as a PROCESS-BOUNDARY-SAFE contract now: serializable display lists, no shared</w:t>
       </w:r>
       <w:r>
-        <w:br/>
-      </w:r>
-      <w:r>
-        <w:rPr>
-          <w:rStyle w:val="VerbatimChar"/>
+        <w:rPr>
+          <w:color w:val="00B050"/>
+        </w:rPr>
+        <w:br/>
+      </w:r>
+      <w:r>
+        <w:rPr>
+          <w:rStyle w:val="VerbatimChar"/>
+          <w:color w:val="00B050"/>
         </w:rPr>
         <w:t>mutable state, explicit lifecycle, async everywhere, no passing of Android objects.</w:t>
       </w:r>
       <w:r>
-        <w:br/>
-      </w:r>
-      <w:r>
-        <w:rPr>
-          <w:rStyle w:val="VerbatimChar"/>
+        <w:rPr>
+          <w:color w:val="00B050"/>
+        </w:rPr>
+        <w:br/>
+      </w:r>
+      <w:r>
+        <w:rPr>
+          <w:rStyle w:val="VerbatimChar"/>
+          <w:color w:val="00B050"/>
         </w:rPr>
         <w:t>Show me the interface, and show me how a JS implementation and a Kotlin implementation</w:t>
       </w:r>
       <w:r>
-        <w:br/>
-      </w:r>
-      <w:r>
-        <w:rPr>
-          <w:rStyle w:val="VerbatimChar"/>
+        <w:rPr>
+          <w:color w:val="00B050"/>
+        </w:rPr>
+        <w:br/>
+      </w:r>
+      <w:r>
+        <w:rPr>
+          <w:rStyle w:val="VerbatimChar"/>
+          <w:color w:val="00B050"/>
         </w:rPr>
         <w:t>would both satisfy it.</w:t>
       </w:r>
@@ -23762,12 +24720,24 @@
     <w:p>
       <w:pPr>
         <w:pStyle w:val="Heading3"/>
+        <w:rPr>
+          <w:color w:val="00B050"/>
+        </w:rPr>
       </w:pPr>
       <w:bookmarkStart w:id="87" w:name="m9--adapters-and-the-first-real-app"/>
       <w:r>
+        <w:rPr>
+          <w:color w:val="00B050"/>
+        </w:rPr>
         <w:t>M9 — Adapters and the first real app</w:t>
       </w:r>
       <w:bookmarkEnd w:id="87"/>
+      <w:r>
+        <w:rPr>
+          <w:color w:val="00B050"/>
+        </w:rPr>
+        <w:t xml:space="preserve"> - DONE</w:t>
+      </w:r>
     </w:p>
     <w:tbl>
       <w:tblPr>
@@ -23939,142 +24909,208 @@
     <w:p>
       <w:pPr>
         <w:pStyle w:val="SourceCode"/>
+        <w:rPr>
+          <w:color w:val="00B050"/>
+        </w:rPr>
       </w:pPr>
       <w:r>
         <w:rPr>
           <w:rStyle w:val="VerbatimChar"/>
+          <w:color w:val="00B050"/>
         </w:rPr>
         <w:t>Implement the notification adapter and a Notifications app for Slate.</w:t>
       </w:r>
       <w:r>
-        <w:br/>
-      </w:r>
-      <w:r>
-        <w:br/>
-      </w:r>
-      <w:r>
-        <w:rPr>
-          <w:rStyle w:val="VerbatimChar"/>
+        <w:rPr>
+          <w:color w:val="00B050"/>
+        </w:rPr>
+        <w:br/>
+      </w:r>
+      <w:r>
+        <w:rPr>
+          <w:color w:val="00B050"/>
+        </w:rPr>
+        <w:br/>
+      </w:r>
+      <w:r>
+        <w:rPr>
+          <w:rStyle w:val="VerbatimChar"/>
+          <w:color w:val="00B050"/>
         </w:rPr>
         <w:t>1. NotificationListenerService capturing posted and removed notifications: filtering by</w:t>
       </w:r>
       <w:r>
-        <w:br/>
-      </w:r>
-      <w:r>
-        <w:rPr>
-          <w:rStyle w:val="VerbatimChar"/>
+        <w:rPr>
+          <w:color w:val="00B050"/>
+        </w:rPr>
+        <w:br/>
+      </w:r>
+      <w:r>
+        <w:rPr>
+          <w:rStyle w:val="VerbatimChar"/>
+          <w:color w:val="00B050"/>
         </w:rPr>
         <w:t xml:space="preserve">   package, deduplication, group/summary handling, extraction of title/text/icon/actions.</w:t>
       </w:r>
       <w:r>
-        <w:br/>
-      </w:r>
-      <w:r>
-        <w:rPr>
-          <w:rStyle w:val="VerbatimChar"/>
+        <w:rPr>
+          <w:color w:val="00B050"/>
+        </w:rPr>
+        <w:br/>
+      </w:r>
+      <w:r>
+        <w:rPr>
+          <w:rStyle w:val="VerbatimChar"/>
+          <w:color w:val="00B050"/>
         </w:rPr>
         <w:t>2. Map notification icons to our on-watch icon atlas with a fallback glyph. Explain your</w:t>
       </w:r>
       <w:r>
-        <w:br/>
-      </w:r>
-      <w:r>
-        <w:rPr>
-          <w:rStyle w:val="VerbatimChar"/>
+        <w:rPr>
+          <w:color w:val="00B050"/>
+        </w:rPr>
+        <w:br/>
+      </w:r>
+      <w:r>
+        <w:rPr>
+          <w:rStyle w:val="VerbatimChar"/>
+          <w:color w:val="00B050"/>
         </w:rPr>
         <w:t xml:space="preserve">   approach to the icon problem — we cannot ship every app's icon, and the watch atlas</w:t>
       </w:r>
       <w:r>
-        <w:br/>
-      </w:r>
-      <w:r>
-        <w:rPr>
-          <w:rStyle w:val="VerbatimChar"/>
+        <w:rPr>
+          <w:color w:val="00B050"/>
+        </w:rPr>
+        <w:br/>
+      </w:r>
+      <w:r>
+        <w:rPr>
+          <w:rStyle w:val="VerbatimChar"/>
+          <w:color w:val="00B050"/>
         </w:rPr>
         <w:t xml:space="preserve">   is a runtime asset with limited space.</w:t>
       </w:r>
       <w:r>
-        <w:br/>
-      </w:r>
-      <w:r>
-        <w:rPr>
-          <w:rStyle w:val="VerbatimChar"/>
+        <w:rPr>
+          <w:color w:val="00B050"/>
+        </w:rPr>
+        <w:br/>
+      </w:r>
+      <w:r>
+        <w:rPr>
+          <w:rStyle w:val="VerbatimChar"/>
+          <w:color w:val="00B050"/>
         </w:rPr>
         <w:t>3. A Notifications app implementing the M8 interface: a scrollable list (using</w:t>
       </w:r>
       <w:r>
-        <w:br/>
-      </w:r>
-      <w:r>
-        <w:rPr>
-          <w:rStyle w:val="VerbatimChar"/>
+        <w:rPr>
+          <w:color w:val="00B050"/>
+        </w:rPr>
+        <w:br/>
+      </w:r>
+      <w:r>
+        <w:rPr>
+          <w:rStyle w:val="VerbatimChar"/>
+          <w:color w:val="00B050"/>
         </w:rPr>
         <w:t xml:space="preserve">   SCROLL_REGION so scrolling is watch-local), a detail screen, and action buttons</w:t>
       </w:r>
       <w:r>
-        <w:br/>
-      </w:r>
-      <w:r>
-        <w:rPr>
-          <w:rStyle w:val="VerbatimChar"/>
+        <w:rPr>
+          <w:color w:val="00B050"/>
+        </w:rPr>
+        <w:br/>
+      </w:r>
+      <w:r>
+        <w:rPr>
+          <w:rStyle w:val="VerbatimChar"/>
+          <w:color w:val="00B050"/>
         </w:rPr>
         <w:t xml:space="preserve">   mapping to notification actions (canned replies, dismiss, snooze).</w:t>
       </w:r>
       <w:r>
-        <w:br/>
-      </w:r>
-      <w:r>
-        <w:rPr>
-          <w:rStyle w:val="VerbatimChar"/>
+        <w:rPr>
+          <w:color w:val="00B050"/>
+        </w:rPr>
+        <w:br/>
+      </w:r>
+      <w:r>
+        <w:rPr>
+          <w:rStyle w:val="VerbatimChar"/>
+          <w:color w:val="00B050"/>
         </w:rPr>
         <w:t>4. INTERRUPT-priority focus request on high-priority notifications, with a</w:t>
       </w:r>
       <w:r>
-        <w:br/>
-      </w:r>
-      <w:r>
-        <w:rPr>
-          <w:rStyle w:val="VerbatimChar"/>
+        <w:rPr>
+          <w:color w:val="00B050"/>
+        </w:rPr>
+        <w:br/>
+      </w:r>
+      <w:r>
+        <w:rPr>
+          <w:rStyle w:val="VerbatimChar"/>
+          <w:color w:val="00B050"/>
         </w:rPr>
         <w:t xml:space="preserve">   user-configurable per-package filter for what may interrupt.</w:t>
       </w:r>
       <w:r>
-        <w:br/>
-      </w:r>
-      <w:r>
-        <w:rPr>
-          <w:rStyle w:val="VerbatimChar"/>
+        <w:rPr>
+          <w:color w:val="00B050"/>
+        </w:rPr>
+        <w:br/>
+      </w:r>
+      <w:r>
+        <w:rPr>
+          <w:rStyle w:val="VerbatimChar"/>
+          <w:color w:val="00B050"/>
         </w:rPr>
         <w:t>5. Push notifications to the watch's local retained store (channel 4, SYSTEM) so they</w:t>
       </w:r>
       <w:r>
-        <w:br/>
-      </w:r>
-      <w:r>
-        <w:rPr>
-          <w:rStyle w:val="VerbatimChar"/>
+        <w:rPr>
+          <w:color w:val="00B050"/>
+        </w:rPr>
+        <w:br/>
+      </w:r>
+      <w:r>
+        <w:rPr>
+          <w:rStyle w:val="VerbatimChar"/>
+          <w:color w:val="00B050"/>
         </w:rPr>
         <w:t xml:space="preserve">   remain readable when the phone is away.</w:t>
       </w:r>
       <w:r>
-        <w:br/>
-      </w:r>
-      <w:r>
-        <w:br/>
-      </w:r>
-      <w:r>
-        <w:rPr>
-          <w:rStyle w:val="VerbatimChar"/>
+        <w:rPr>
+          <w:color w:val="00B050"/>
+        </w:rPr>
+        <w:br/>
+      </w:r>
+      <w:r>
+        <w:rPr>
+          <w:color w:val="00B050"/>
+        </w:rPr>
+        <w:br/>
+      </w:r>
+      <w:r>
+        <w:rPr>
+          <w:rStyle w:val="VerbatimChar"/>
+          <w:color w:val="00B050"/>
         </w:rPr>
         <w:t>Handle the NotificationListenerService permission flow properly — it needs a system</w:t>
       </w:r>
       <w:r>
-        <w:br/>
-      </w:r>
-      <w:r>
-        <w:rPr>
-          <w:rStyle w:val="VerbatimChar"/>
+        <w:rPr>
+          <w:color w:val="00B050"/>
+        </w:rPr>
+        <w:br/>
+      </w:r>
+      <w:r>
+        <w:rPr>
+          <w:rStyle w:val="VerbatimChar"/>
+          <w:color w:val="00B050"/>
         </w:rPr>
         <w:t>settings deep link and cannot be granted through the normal runtime permission path.</w:t>
       </w:r>
@@ -24101,12 +25137,24 @@
     <w:p>
       <w:pPr>
         <w:pStyle w:val="Heading3"/>
+        <w:rPr>
+          <w:color w:val="00B050"/>
+        </w:rPr>
       </w:pPr>
       <w:bookmarkStart w:id="90" w:name="m10--the-resilient-local-core"/>
       <w:r>
+        <w:rPr>
+          <w:color w:val="00B050"/>
+        </w:rPr>
         <w:t>M10 — The resilient local core</w:t>
       </w:r>
       <w:bookmarkEnd w:id="90"/>
+      <w:r>
+        <w:rPr>
+          <w:color w:val="00B050"/>
+        </w:rPr>
+        <w:t xml:space="preserve"> - DONE</w:t>
+      </w:r>
     </w:p>
     <w:tbl>
       <w:tblPr>
@@ -24278,160 +25326,234 @@
     <w:p>
       <w:pPr>
         <w:pStyle w:val="SourceCode"/>
+        <w:rPr>
+          <w:color w:val="00B050"/>
+        </w:rPr>
       </w:pPr>
       <w:r>
         <w:rPr>
           <w:rStyle w:val="VerbatimChar"/>
+          <w:color w:val="00B050"/>
         </w:rPr>
         <w:t>Implement the local resilient core for Slate firmware — everything working with no phone.</w:t>
       </w:r>
       <w:r>
-        <w:br/>
-      </w:r>
-      <w:r>
-        <w:rPr>
-          <w:rStyle w:val="VerbatimChar"/>
+        <w:rPr>
+          <w:color w:val="00B050"/>
+        </w:rPr>
+        <w:br/>
+      </w:r>
+      <w:r>
+        <w:rPr>
+          <w:rStyle w:val="VerbatimChar"/>
+          <w:color w:val="00B050"/>
         </w:rPr>
         <w:t>Spec: [paste §3.4]</w:t>
       </w:r>
       <w:r>
-        <w:br/>
-      </w:r>
-      <w:r>
-        <w:br/>
-      </w:r>
-      <w:r>
-        <w:rPr>
-          <w:rStyle w:val="VerbatimChar"/>
+        <w:rPr>
+          <w:color w:val="00B050"/>
+        </w:rPr>
+        <w:br/>
+      </w:r>
+      <w:r>
+        <w:rPr>
+          <w:color w:val="00B050"/>
+        </w:rPr>
+        <w:br/>
+      </w:r>
+      <w:r>
+        <w:rPr>
+          <w:rStyle w:val="VerbatimChar"/>
+          <w:color w:val="00B050"/>
         </w:rPr>
         <w:t>Deliver:</w:t>
       </w:r>
       <w:r>
-        <w:br/>
-      </w:r>
-      <w:r>
-        <w:rPr>
-          <w:rStyle w:val="VerbatimChar"/>
+        <w:rPr>
+          <w:color w:val="00B050"/>
+        </w:rPr>
+        <w:br/>
+      </w:r>
+      <w:r>
+        <w:rPr>
+          <w:rStyle w:val="VerbatimChar"/>
+          <w:color w:val="00B050"/>
         </w:rPr>
         <w:t>1. Timekeeping: RTC-backed clock, drift correction applied on each Current Time Service</w:t>
       </w:r>
       <w:r>
-        <w:br/>
-      </w:r>
-      <w:r>
-        <w:rPr>
-          <w:rStyle w:val="VerbatimChar"/>
+        <w:rPr>
+          <w:color w:val="00B050"/>
+        </w:rPr>
+        <w:br/>
+      </w:r>
+      <w:r>
+        <w:rPr>
+          <w:rStyle w:val="VerbatimChar"/>
+          <w:color w:val="00B050"/>
         </w:rPr>
         <w:t xml:space="preserve">   sync, surviving reboot.</w:t>
       </w:r>
       <w:r>
-        <w:br/>
-      </w:r>
-      <w:r>
-        <w:rPr>
-          <w:rStyle w:val="VerbatimChar"/>
+        <w:rPr>
+          <w:color w:val="00B050"/>
+        </w:rPr>
+        <w:br/>
+      </w:r>
+      <w:r>
+        <w:rPr>
+          <w:rStyle w:val="VerbatimChar"/>
+          <w:color w:val="00B050"/>
         </w:rPr>
         <w:t>2. Step counting from BMA421/BMA425 — detect the variant at runtime (devices before</w:t>
       </w:r>
       <w:r>
-        <w:br/>
-      </w:r>
-      <w:r>
-        <w:rPr>
-          <w:rStyle w:val="VerbatimChar"/>
+        <w:rPr>
+          <w:color w:val="00B050"/>
+        </w:rPr>
+        <w:br/>
+      </w:r>
+      <w:r>
+        <w:rPr>
+          <w:rStyle w:val="VerbatimChar"/>
+          <w:color w:val="00B050"/>
         </w:rPr>
         <w:t xml:space="preserve">   July 2021 have the 421). Use the sensor's OWN step-counter feature rather than</w:t>
       </w:r>
       <w:r>
-        <w:br/>
-      </w:r>
-      <w:r>
-        <w:rPr>
-          <w:rStyle w:val="VerbatimChar"/>
+        <w:rPr>
+          <w:color w:val="00B050"/>
+        </w:rPr>
+        <w:br/>
+      </w:r>
+      <w:r>
+        <w:rPr>
+          <w:rStyle w:val="VerbatimChar"/>
+          <w:color w:val="00B050"/>
         </w:rPr>
         <w:t xml:space="preserve">   processing raw acceleration, to minimise wake-ups. Target under 20uA average.</w:t>
       </w:r>
       <w:r>
-        <w:br/>
-      </w:r>
-      <w:r>
-        <w:rPr>
-          <w:rStyle w:val="VerbatimChar"/>
+        <w:rPr>
+          <w:color w:val="00B050"/>
+        </w:rPr>
+        <w:br/>
+      </w:r>
+      <w:r>
+        <w:rPr>
+          <w:rStyle w:val="VerbatimChar"/>
+          <w:color w:val="00B050"/>
         </w:rPr>
         <w:t>3. Alarms and timers firing with no phone: a scheduler surviving reboot, backed by</w:t>
       </w:r>
       <w:r>
-        <w:br/>
-      </w:r>
-      <w:r>
-        <w:rPr>
-          <w:rStyle w:val="VerbatimChar"/>
+        <w:rPr>
+          <w:color w:val="00B050"/>
+        </w:rPr>
+        <w:br/>
+      </w:r>
+      <w:r>
+        <w:rPr>
+          <w:rStyle w:val="VerbatimChar"/>
+          <w:color w:val="00B050"/>
         </w:rPr>
         <w:t xml:space="preserve">   persistent storage, driving haptics and a local alert screen.</w:t>
       </w:r>
       <w:r>
-        <w:br/>
-      </w:r>
-      <w:r>
-        <w:rPr>
-          <w:rStyle w:val="VerbatimChar"/>
+        <w:rPr>
+          <w:color w:val="00B050"/>
+        </w:rPr>
+        <w:br/>
+      </w:r>
+      <w:r>
+        <w:rPr>
+          <w:rStyle w:val="VerbatimChar"/>
+          <w:color w:val="00B050"/>
         </w:rPr>
         <w:t>4. Local screens: watch face (time, date, battery, steps, link status), notification</w:t>
       </w:r>
       <w:r>
-        <w:br/>
-      </w:r>
-      <w:r>
-        <w:rPr>
-          <w:rStyle w:val="VerbatimChar"/>
+        <w:rPr>
+          <w:color w:val="00B050"/>
+        </w:rPr>
+        <w:br/>
+      </w:r>
+      <w:r>
+        <w:rPr>
+          <w:rStyle w:val="VerbatimChar"/>
+          <w:color w:val="00B050"/>
         </w:rPr>
         <w:t xml:space="preserve">   list from the retained store, settings, charging.</w:t>
       </w:r>
       <w:r>
-        <w:br/>
-      </w:r>
-      <w:r>
-        <w:rPr>
-          <w:rStyle w:val="VerbatimChar"/>
+        <w:rPr>
+          <w:color w:val="00B050"/>
+        </w:rPr>
+        <w:br/>
+      </w:r>
+      <w:r>
+        <w:rPr>
+          <w:rStyle w:val="VerbatimChar"/>
+          <w:color w:val="00B050"/>
         </w:rPr>
         <w:t>5. Tilt-to-wake from the accelerometer interrupt, configurable sensitivity.</w:t>
       </w:r>
       <w:r>
-        <w:br/>
-      </w:r>
-      <w:r>
-        <w:rPr>
-          <w:rStyle w:val="VerbatimChar"/>
+        <w:rPr>
+          <w:color w:val="00B050"/>
+        </w:rPr>
+        <w:br/>
+      </w:r>
+      <w:r>
+        <w:rPr>
+          <w:rStyle w:val="VerbatimChar"/>
+          <w:color w:val="00B050"/>
         </w:rPr>
         <w:t>6. Staleness handling: on link loss, mark retained remote screens stale after 2 missed</w:t>
       </w:r>
       <w:r>
-        <w:br/>
-      </w:r>
-      <w:r>
-        <w:rPr>
-          <w:rStyle w:val="VerbatimChar"/>
+        <w:rPr>
+          <w:color w:val="00B050"/>
+        </w:rPr>
+        <w:br/>
+      </w:r>
+      <w:r>
+        <w:rPr>
+          <w:rStyle w:val="VerbatimChar"/>
+          <w:color w:val="00B050"/>
         </w:rPr>
         <w:t xml:space="preserve">   heartbeats, pop them after 5, revealing the watch face.</w:t>
       </w:r>
       <w:r>
-        <w:br/>
-      </w:r>
-      <w:r>
-        <w:br/>
-      </w:r>
-      <w:r>
-        <w:rPr>
-          <w:rStyle w:val="VerbatimChar"/>
+        <w:rPr>
+          <w:color w:val="00B050"/>
+        </w:rPr>
+        <w:br/>
+      </w:r>
+      <w:r>
+        <w:rPr>
+          <w:color w:val="00B050"/>
+        </w:rPr>
+        <w:br/>
+      </w:r>
+      <w:r>
+        <w:rPr>
+          <w:rStyle w:val="VerbatimChar"/>
+          <w:color w:val="00B050"/>
         </w:rPr>
         <w:t>RAM constraint: fit within the 3KB local-screen-state and 4KB notification-store budgets.</w:t>
       </w:r>
       <w:r>
-        <w:br/>
-      </w:r>
-      <w:r>
-        <w:rPr>
-          <w:rStyle w:val="VerbatimChar"/>
+        <w:rPr>
+          <w:color w:val="00B050"/>
+        </w:rPr>
+        <w:br/>
+      </w:r>
+      <w:r>
+        <w:rPr>
+          <w:rStyle w:val="VerbatimChar"/>
+          <w:color w:val="00B050"/>
         </w:rPr>
         <w:t>Report actual usage against those numbers.</w:t>
       </w:r>
@@ -24442,9 +25564,14 @@
       </w:pPr>
       <w:bookmarkStart w:id="91" w:name="m11--asset-packs-and-littlefs"/>
       <w:r>
-        <w:t>M11 — Asset packs and LittleFS</w:t>
+        <w:t xml:space="preserve">M11 — Asset packs and </w:t>
+      </w:r>
+      <w:proofErr w:type="spellStart"/>
+      <w:r>
+        <w:t>LittleFS</w:t>
       </w:r>
       <w:bookmarkEnd w:id="91"/>
+      <w:proofErr w:type="spellEnd"/>
     </w:p>
     <w:tbl>
       <w:tblPr>
@@ -28199,11 +29326,19 @@
         </w:numPr>
       </w:pPr>
       <w:hyperlink r:id="rId7">
+        <w:proofErr w:type="spellStart"/>
         <w:r>
           <w:rPr>
             <w:rStyle w:val="Hyperlink"/>
           </w:rPr>
-          <w:t>PineTime — PINE64 wiki</w:t>
+          <w:t>PineTime</w:t>
+        </w:r>
+        <w:proofErr w:type="spellEnd"/>
+        <w:r>
+          <w:rPr>
+            <w:rStyle w:val="Hyperlink"/>
+          </w:rPr>
+          <w:t xml:space="preserve"> — PINE64 wiki</w:t>
         </w:r>
       </w:hyperlink>
       <w:r>
@@ -28219,11 +29354,19 @@
         </w:numPr>
       </w:pPr>
       <w:hyperlink r:id="rId8">
+        <w:proofErr w:type="spellStart"/>
         <w:r>
           <w:rPr>
             <w:rStyle w:val="Hyperlink"/>
           </w:rPr>
-          <w:t>PineTime Development — PINE64 wiki</w:t>
+          <w:t>PineTime</w:t>
+        </w:r>
+        <w:proofErr w:type="spellEnd"/>
+        <w:r>
+          <w:rPr>
+            <w:rStyle w:val="Hyperlink"/>
+          </w:rPr>
+          <w:t xml:space="preserve"> Development — PINE64 wiki</w:t>
         </w:r>
       </w:hyperlink>
       <w:r>
@@ -28239,11 +29382,33 @@
         </w:numPr>
       </w:pPr>
       <w:hyperlink r:id="rId9">
+        <w:proofErr w:type="spellStart"/>
         <w:r>
           <w:rPr>
             <w:rStyle w:val="Hyperlink"/>
           </w:rPr>
-          <w:t>PineTime SD MCUBoot — PINE64 wiki</w:t>
+          <w:t>PineTime</w:t>
+        </w:r>
+        <w:proofErr w:type="spellEnd"/>
+        <w:r>
+          <w:rPr>
+            <w:rStyle w:val="Hyperlink"/>
+          </w:rPr>
+          <w:t xml:space="preserve"> SD </w:t>
+        </w:r>
+        <w:proofErr w:type="spellStart"/>
+        <w:r>
+          <w:rPr>
+            <w:rStyle w:val="Hyperlink"/>
+          </w:rPr>
+          <w:t>MCUBoot</w:t>
+        </w:r>
+        <w:proofErr w:type="spellEnd"/>
+        <w:r>
+          <w:rPr>
+            <w:rStyle w:val="Hyperlink"/>
+          </w:rPr>
+          <w:t xml:space="preserve"> — PINE64 wiki</w:t>
         </w:r>
       </w:hyperlink>
       <w:r>
@@ -28259,11 +29424,19 @@
         </w:numPr>
       </w:pPr>
       <w:hyperlink r:id="rId10">
+        <w:proofErr w:type="spellStart"/>
         <w:r>
           <w:rPr>
             <w:rStyle w:val="Hyperlink"/>
           </w:rPr>
-          <w:t>InfiniTime memory analysis</w:t>
+          <w:t>InfiniTime</w:t>
+        </w:r>
+        <w:proofErr w:type="spellEnd"/>
+        <w:r>
+          <w:rPr>
+            <w:rStyle w:val="Hyperlink"/>
+          </w:rPr>
+          <w:t xml:space="preserve"> memory analysis</w:t>
         </w:r>
       </w:hyperlink>
       <w:r>
@@ -28282,19 +29455,42 @@
         </w:rPr>
       </w:pPr>
       <w:hyperlink r:id="rId11">
+        <w:proofErr w:type="spellStart"/>
         <w:r>
           <w:rPr>
             <w:rStyle w:val="Hyperlink"/>
             <w:lang w:val="fr-FR"/>
           </w:rPr>
-          <w:t>InfiniTime BLE documentation</w:t>
+          <w:t>InfiniTime</w:t>
+        </w:r>
+        <w:proofErr w:type="spellEnd"/>
+        <w:r>
+          <w:rPr>
+            <w:rStyle w:val="Hyperlink"/>
+            <w:lang w:val="fr-FR"/>
+          </w:rPr>
+          <w:t xml:space="preserve"> BLE documentation</w:t>
         </w:r>
       </w:hyperlink>
       <w:r>
         <w:rPr>
           <w:lang w:val="fr-FR"/>
         </w:rPr>
-        <w:t xml:space="preserve"> — UUID scheme convention</w:t>
+        <w:t xml:space="preserve"> — UUID </w:t>
+      </w:r>
+      <w:proofErr w:type="spellStart"/>
+      <w:r>
+        <w:rPr>
+          <w:lang w:val="fr-FR"/>
+        </w:rPr>
+        <w:t>scheme</w:t>
+      </w:r>
+      <w:proofErr w:type="spellEnd"/>
+      <w:r>
+        <w:rPr>
+          <w:lang w:val="fr-FR"/>
+        </w:rPr>
+        <w:t xml:space="preserve"> convention</w:t>
       </w:r>
     </w:p>
     <w:p>
@@ -28343,11 +29539,19 @@
         </w:numPr>
       </w:pPr>
       <w:hyperlink r:id="rId14">
+        <w:proofErr w:type="spellStart"/>
         <w:r>
           <w:rPr>
             <w:rStyle w:val="Hyperlink"/>
           </w:rPr>
-          <w:t>JavaScriptEngine — Jetpack</w:t>
+          <w:t>JavaScriptEngine</w:t>
+        </w:r>
+        <w:proofErr w:type="spellEnd"/>
+        <w:r>
+          <w:rPr>
+            <w:rStyle w:val="Hyperlink"/>
+          </w:rPr>
+          <w:t xml:space="preserve"> — Jetpack</w:t>
         </w:r>
       </w:hyperlink>
       <w:r>
@@ -28358,8 +29562,16 @@
           <w:rPr>
             <w:rStyle w:val="Hyperlink"/>
           </w:rPr>
-          <w:t>Executing JavaScript and WebAssembly</w:t>
+          <w:t xml:space="preserve">Executing JavaScript and </w:t>
         </w:r>
+        <w:proofErr w:type="spellStart"/>
+        <w:r>
+          <w:rPr>
+            <w:rStyle w:val="Hyperlink"/>
+          </w:rPr>
+          <w:t>WebAssembly</w:t>
+        </w:r>
+        <w:proofErr w:type="spellEnd"/>
       </w:hyperlink>
       <w:r>
         <w:t xml:space="preserve"> — V8 in an isolated process</w:t>
@@ -28440,8 +29652,16 @@
           <w:rPr>
             <w:rStyle w:val="Hyperlink"/>
           </w:rPr>
-          <w:t>A Practical Guide to BLE Throughput — Memfault</w:t>
+          <w:t xml:space="preserve">A Practical Guide to BLE Throughput — </w:t>
         </w:r>
+        <w:proofErr w:type="spellStart"/>
+        <w:r>
+          <w:rPr>
+            <w:rStyle w:val="Hyperlink"/>
+          </w:rPr>
+          <w:t>Memfault</w:t>
+        </w:r>
+        <w:proofErr w:type="spellEnd"/>
       </w:hyperlink>
       <w:r>
         <w:t xml:space="preserve"> and </w:t>
@@ -28481,12 +29701,14 @@
         </w:numPr>
       </w:pPr>
       <w:hyperlink r:id="rId23">
+        <w:proofErr w:type="spellStart"/>
         <w:r>
           <w:rPr>
             <w:rStyle w:val="Hyperlink"/>
           </w:rPr>
           <w:t>MCUBoot</w:t>
         </w:r>
+        <w:proofErr w:type="spellEnd"/>
       </w:hyperlink>
     </w:p>
     <w:p>
@@ -28518,11 +29740,19 @@
         </w:numPr>
       </w:pPr>
       <w:hyperlink r:id="rId25">
+        <w:proofErr w:type="spellStart"/>
         <w:r>
           <w:rPr>
             <w:rStyle w:val="Hyperlink"/>
           </w:rPr>
-          <w:t>Gadgetbridge Intent API</w:t>
+          <w:t>Gadgetbridge</w:t>
+        </w:r>
+        <w:proofErr w:type="spellEnd"/>
+        <w:r>
+          <w:rPr>
+            <w:rStyle w:val="Hyperlink"/>
+          </w:rPr>
+          <w:t xml:space="preserve"> Intent API</w:t>
         </w:r>
       </w:hyperlink>
     </w:p>

--- a/slate-implementation-roadmap.docx
+++ b/slate-implementation-roadmap.docx
@@ -25561,28 +25561,44 @@
     <w:p>
       <w:pPr>
         <w:pStyle w:val="Heading3"/>
+        <w:rPr>
+          <w:color w:val="00B050"/>
+        </w:rPr>
       </w:pPr>
       <w:bookmarkStart w:id="91" w:name="m11--asset-packs-and-littlefs"/>
       <w:r>
+        <w:rPr>
+          <w:color w:val="00B050"/>
+        </w:rPr>
         <w:t xml:space="preserve">M11 — Asset packs and </w:t>
       </w:r>
       <w:proofErr w:type="spellStart"/>
       <w:r>
+        <w:rPr>
+          <w:color w:val="00B050"/>
+        </w:rPr>
         <w:t>LittleFS</w:t>
       </w:r>
       <w:bookmarkEnd w:id="91"/>
       <w:proofErr w:type="spellEnd"/>
+      <w:r>
+        <w:rPr>
+          <w:color w:val="00B050"/>
+        </w:rPr>
+        <w:t xml:space="preserve"> - DONE</w:t>
+      </w:r>
     </w:p>
     <w:tbl>
       <w:tblPr>
         <w:tblStyle w:val="Table"/>
-        <w:tblW w:w="9412" w:type="dxa"/>
+        <w:tblW w:w="15981" w:type="dxa"/>
         <w:tblLayout w:type="fixed"/>
         <w:tblLook w:val="07C0" w:firstRow="0" w:lastRow="1" w:firstColumn="1" w:lastColumn="1" w:noHBand="1" w:noVBand="1"/>
       </w:tblPr>
       <w:tblGrid>
         <w:gridCol w:w="2843"/>
         <w:gridCol w:w="6569"/>
+        <w:gridCol w:w="6569"/>
       </w:tblGrid>
       <w:tr>
         <w:tc>
@@ -25609,6 +25625,16 @@
             <w:pPr>
               <w:pStyle w:val="Compact"/>
             </w:pPr>
+          </w:p>
+        </w:tc>
+        <w:tc>
+          <w:tcPr>
+            <w:tcW w:w="6569" w:type="dxa"/>
+          </w:tcPr>
+          <w:p>
+            <w:pPr>
+              <w:pStyle w:val="Compact"/>
+            </w:pPr>
             <w:r>
               <w:t>Phase 3</w:t>
             </w:r>
@@ -25640,6 +25666,16 @@
             <w:pPr>
               <w:pStyle w:val="Compact"/>
             </w:pPr>
+          </w:p>
+        </w:tc>
+        <w:tc>
+          <w:tcPr>
+            <w:tcW w:w="6569" w:type="dxa"/>
+          </w:tcPr>
+          <w:p>
+            <w:pPr>
+              <w:pStyle w:val="Compact"/>
+            </w:pPr>
             <w:r>
               <w:t>Fonts and icons become runtime data, not firmware</w:t>
             </w:r>
@@ -25671,6 +25707,16 @@
             <w:pPr>
               <w:pStyle w:val="Compact"/>
             </w:pPr>
+          </w:p>
+        </w:tc>
+        <w:tc>
+          <w:tcPr>
+            <w:tcW w:w="6569" w:type="dxa"/>
+          </w:tcPr>
+          <w:p>
+            <w:pPr>
+              <w:pStyle w:val="Compact"/>
+            </w:pPr>
             <w:r>
               <w:t>LittleFS, asset pack format, glyph cache, ASSET channel, pack tool</w:t>
             </w:r>
@@ -25702,6 +25748,16 @@
             <w:pPr>
               <w:pStyle w:val="Compact"/>
             </w:pPr>
+          </w:p>
+        </w:tc>
+        <w:tc>
+          <w:tcPr>
+            <w:tcW w:w="6569" w:type="dxa"/>
+          </w:tcPr>
+          <w:p>
+            <w:pPr>
+              <w:pStyle w:val="Compact"/>
+            </w:pPr>
             <w:r>
               <w:t>M1, M3</w:t>
             </w:r>
@@ -25723,6 +25779,16 @@
               </w:rPr>
               <w:t>Rough size</w:t>
             </w:r>
+          </w:p>
+        </w:tc>
+        <w:tc>
+          <w:tcPr>
+            <w:tcW w:w="6569" w:type="dxa"/>
+          </w:tcPr>
+          <w:p>
+            <w:pPr>
+              <w:pStyle w:val="Compact"/>
+            </w:pPr>
           </w:p>
         </w:tc>
         <w:tc>
@@ -25743,199 +25809,292 @@
     <w:p>
       <w:pPr>
         <w:pStyle w:val="SourceCode"/>
+        <w:rPr>
+          <w:color w:val="00B050"/>
+        </w:rPr>
       </w:pPr>
       <w:r>
         <w:rPr>
           <w:rStyle w:val="VerbatimChar"/>
+          <w:color w:val="00B050"/>
         </w:rPr>
         <w:t>Implement asset pack storage and the glyph/icon cache for Slate firmware.</w:t>
       </w:r>
       <w:r>
-        <w:br/>
-      </w:r>
-      <w:r>
-        <w:br/>
-      </w:r>
-      <w:r>
-        <w:rPr>
-          <w:rStyle w:val="VerbatimChar"/>
+        <w:rPr>
+          <w:color w:val="00B050"/>
+        </w:rPr>
+        <w:br/>
+      </w:r>
+      <w:r>
+        <w:rPr>
+          <w:color w:val="00B050"/>
+        </w:rPr>
+        <w:br/>
+      </w:r>
+      <w:r>
+        <w:rPr>
+          <w:rStyle w:val="VerbatimChar"/>
+          <w:color w:val="00B050"/>
         </w:rPr>
         <w:t>Context: fonts and icon atlases live in LittleFS on the 4MB external SPI NOR, which</w:t>
       </w:r>
       <w:r>
-        <w:br/>
-      </w:r>
-      <w:r>
-        <w:rPr>
-          <w:rStyle w:val="VerbatimChar"/>
+        <w:rPr>
+          <w:color w:val="00B050"/>
+        </w:rPr>
+        <w:br/>
+      </w:r>
+      <w:r>
+        <w:rPr>
+          <w:rStyle w:val="VerbatimChar"/>
+          <w:color w:val="00B050"/>
         </w:rPr>
         <w:t>SHARES the SPI bus with the display — coordinate through the M1 bus arbiter. The RAM</w:t>
       </w:r>
       <w:r>
-        <w:br/>
-      </w:r>
-      <w:r>
-        <w:rPr>
-          <w:rStyle w:val="VerbatimChar"/>
+        <w:rPr>
+          <w:color w:val="00B050"/>
+        </w:rPr>
+        <w:br/>
+      </w:r>
+      <w:r>
+        <w:rPr>
+          <w:rStyle w:val="VerbatimChar"/>
+          <w:color w:val="00B050"/>
         </w:rPr>
         <w:t>working-set cache is capped at 6KB.</w:t>
       </w:r>
       <w:r>
-        <w:br/>
-      </w:r>
-      <w:r>
-        <w:br/>
-      </w:r>
-      <w:r>
-        <w:rPr>
-          <w:rStyle w:val="VerbatimChar"/>
+        <w:rPr>
+          <w:color w:val="00B050"/>
+        </w:rPr>
+        <w:br/>
+      </w:r>
+      <w:r>
+        <w:rPr>
+          <w:color w:val="00B050"/>
+        </w:rPr>
+        <w:br/>
+      </w:r>
+      <w:r>
+        <w:rPr>
+          <w:rStyle w:val="VerbatimChar"/>
+          <w:color w:val="00B050"/>
         </w:rPr>
         <w:t>Deliver:</w:t>
       </w:r>
       <w:r>
-        <w:br/>
-      </w:r>
-      <w:r>
-        <w:rPr>
-          <w:rStyle w:val="VerbatimChar"/>
+        <w:rPr>
+          <w:color w:val="00B050"/>
+        </w:rPr>
+        <w:br/>
+      </w:r>
+      <w:r>
+        <w:rPr>
+          <w:rStyle w:val="VerbatimChar"/>
+          <w:color w:val="00B050"/>
         </w:rPr>
         <w:t>1. LittleFS over the XT25F32B driver, with deep-power-down support (CS high, low, write</w:t>
       </w:r>
       <w:r>
-        <w:br/>
-      </w:r>
-      <w:r>
-        <w:rPr>
-          <w:rStyle w:val="VerbatimChar"/>
+        <w:rPr>
+          <w:color w:val="00B050"/>
+        </w:rPr>
+        <w:br/>
+      </w:r>
+      <w:r>
+        <w:rPr>
+          <w:rStyle w:val="VerbatimChar"/>
+          <w:color w:val="00B050"/>
         </w:rPr>
         <w:t xml:space="preserve">   0xB9, CS high) for the idle path.</w:t>
       </w:r>
       <w:r>
-        <w:br/>
-      </w:r>
-      <w:r>
-        <w:rPr>
-          <w:rStyle w:val="VerbatimChar"/>
+        <w:rPr>
+          <w:color w:val="00B050"/>
+        </w:rPr>
+        <w:br/>
+      </w:r>
+      <w:r>
+        <w:rPr>
+          <w:rStyle w:val="VerbatimChar"/>
+          <w:color w:val="00B050"/>
         </w:rPr>
         <w:t>2. An asset pack format: header with version and hash, plus an index of fonts (with</w:t>
       </w:r>
       <w:r>
-        <w:br/>
-      </w:r>
-      <w:r>
-        <w:rPr>
-          <w:rStyle w:val="VerbatimChar"/>
+        <w:rPr>
+          <w:color w:val="00B050"/>
+        </w:rPr>
+        <w:br/>
+      </w:r>
+      <w:r>
+        <w:rPr>
+          <w:rStyle w:val="VerbatimChar"/>
+          <w:color w:val="00B050"/>
         </w:rPr>
         <w:t xml:space="preserve">   metrics) and icon atlases, designed for direct indexed access WITHOUT loading the</w:t>
       </w:r>
       <w:r>
-        <w:br/>
-      </w:r>
-      <w:r>
-        <w:rPr>
-          <w:rStyle w:val="VerbatimChar"/>
+        <w:rPr>
+          <w:color w:val="00B050"/>
+        </w:rPr>
+        <w:br/>
+      </w:r>
+      <w:r>
+        <w:rPr>
+          <w:rStyle w:val="VerbatimChar"/>
+          <w:color w:val="00B050"/>
         </w:rPr>
         <w:t xml:space="preserve">   whole pack. Unknown record types must be skippable by length — this is a</w:t>
       </w:r>
       <w:r>
-        <w:br/>
-      </w:r>
-      <w:r>
-        <w:rPr>
-          <w:rStyle w:val="VerbatimChar"/>
+        <w:rPr>
+          <w:color w:val="00B050"/>
+        </w:rPr>
+        <w:br/>
+      </w:r>
+      <w:r>
+        <w:rPr>
+          <w:rStyle w:val="VerbatimChar"/>
+          <w:color w:val="00B050"/>
         </w:rPr>
         <w:t xml:space="preserve">   forward-compatibility requirement, same principle as the extension opcodes.</w:t>
       </w:r>
       <w:r>
-        <w:br/>
-      </w:r>
-      <w:r>
-        <w:rPr>
-          <w:rStyle w:val="VerbatimChar"/>
+        <w:rPr>
+          <w:color w:val="00B050"/>
+        </w:rPr>
+        <w:br/>
+      </w:r>
+      <w:r>
+        <w:rPr>
+          <w:rStyle w:val="VerbatimChar"/>
+          <w:color w:val="00B050"/>
         </w:rPr>
         <w:t>3. A glyph cache: LRU over individual glyphs paged from flash, 6KB budget. Report the</w:t>
       </w:r>
       <w:r>
-        <w:br/>
-      </w:r>
-      <w:r>
-        <w:rPr>
-          <w:rStyle w:val="VerbatimChar"/>
+        <w:rPr>
+          <w:color w:val="00B050"/>
+        </w:rPr>
+        <w:br/>
+      </w:r>
+      <w:r>
+        <w:rPr>
+          <w:rStyle w:val="VerbatimChar"/>
+          <w:color w:val="00B050"/>
         </w:rPr>
         <w:t xml:space="preserve">   cache hit rate rendering a text-heavy screen.</w:t>
       </w:r>
       <w:r>
-        <w:br/>
-      </w:r>
-      <w:r>
-        <w:rPr>
-          <w:rStyle w:val="VerbatimChar"/>
+        <w:rPr>
+          <w:color w:val="00B050"/>
+        </w:rPr>
+        <w:br/>
+      </w:r>
+      <w:r>
+        <w:rPr>
+          <w:rStyle w:val="VerbatimChar"/>
+          <w:color w:val="00B050"/>
         </w:rPr>
         <w:t>4. The ASSET channel (channel 3) receiver: chunked, resumable, hash-verified,</w:t>
       </w:r>
       <w:r>
-        <w:br/>
-      </w:r>
-      <w:r>
-        <w:rPr>
-          <w:rStyle w:val="VerbatimChar"/>
+        <w:rPr>
+          <w:color w:val="00B050"/>
+        </w:rPr>
+        <w:br/>
+      </w:r>
+      <w:r>
+        <w:rPr>
+          <w:rStyle w:val="VerbatimChar"/>
+          <w:color w:val="00B050"/>
         </w:rPr>
         <w:t xml:space="preserve">   flow-controlled, strictly yielding to DISPLAY and INPUT so a font transfer never</w:t>
       </w:r>
       <w:r>
-        <w:br/>
-      </w:r>
-      <w:r>
-        <w:rPr>
-          <w:rStyle w:val="VerbatimChar"/>
+        <w:rPr>
+          <w:color w:val="00B050"/>
+        </w:rPr>
+        <w:br/>
+      </w:r>
+      <w:r>
+        <w:rPr>
+          <w:rStyle w:val="VerbatimChar"/>
+          <w:color w:val="00B050"/>
         </w:rPr>
         <w:t xml:space="preserve">   makes the UI stutter.</w:t>
       </w:r>
       <w:r>
-        <w:br/>
-      </w:r>
-      <w:r>
-        <w:rPr>
-          <w:rStyle w:val="VerbatimChar"/>
+        <w:rPr>
+          <w:color w:val="00B050"/>
+        </w:rPr>
+        <w:br/>
+      </w:r>
+      <w:r>
+        <w:rPr>
+          <w:rStyle w:val="VerbatimChar"/>
+          <w:color w:val="00B050"/>
         </w:rPr>
         <w:t>5. A desktop tool building asset packs from TTF fonts and SVG/PNG icons, emitting the</w:t>
       </w:r>
       <w:r>
-        <w:br/>
-      </w:r>
-      <w:r>
-        <w:rPr>
-          <w:rStyle w:val="VerbatimChar"/>
+        <w:rPr>
+          <w:color w:val="00B050"/>
+        </w:rPr>
+        <w:br/>
+      </w:r>
+      <w:r>
+        <w:rPr>
+          <w:rStyle w:val="VerbatimChar"/>
+          <w:color w:val="00B050"/>
         </w:rPr>
         <w:t xml:space="preserve">   pack PLUS the constants consumed by the firmware, the Kotlin DSL and the JS builder —</w:t>
       </w:r>
       <w:r>
-        <w:br/>
-      </w:r>
-      <w:r>
-        <w:rPr>
-          <w:rStyle w:val="VerbatimChar"/>
+        <w:rPr>
+          <w:color w:val="00B050"/>
+        </w:rPr>
+        <w:br/>
+      </w:r>
+      <w:r>
+        <w:rPr>
+          <w:rStyle w:val="VerbatimChar"/>
+          <w:color w:val="00B050"/>
         </w:rPr>
         <w:t xml:space="preserve">   one source of truth so the emulator and the watch cannot diverge.</w:t>
       </w:r>
       <w:r>
-        <w:br/>
-      </w:r>
-      <w:r>
-        <w:br/>
-      </w:r>
-      <w:r>
-        <w:rPr>
-          <w:rStyle w:val="VerbatimChar"/>
+        <w:rPr>
+          <w:color w:val="00B050"/>
+        </w:rPr>
+        <w:br/>
+      </w:r>
+      <w:r>
+        <w:rPr>
+          <w:color w:val="00B050"/>
+        </w:rPr>
+        <w:br/>
+      </w:r>
+      <w:r>
+        <w:rPr>
+          <w:rStyle w:val="VerbatimChar"/>
+          <w:color w:val="00B050"/>
         </w:rPr>
         <w:t>The asset pack index parser also consumes untrusted data. Bound it exactly like the</w:t>
       </w:r>
       <w:r>
-        <w:br/>
-      </w:r>
-      <w:r>
-        <w:rPr>
-          <w:rStyle w:val="VerbatimChar"/>
+        <w:rPr>
+          <w:color w:val="00B050"/>
+        </w:rPr>
+        <w:br/>
+      </w:r>
+      <w:r>
+        <w:rPr>
+          <w:rStyle w:val="VerbatimChar"/>
+          <w:color w:val="00B050"/>
         </w:rPr>
         <w:t>display-list parser, and fuzz it.</w:t>
       </w:r>
@@ -25962,12 +26121,24 @@
     <w:p>
       <w:pPr>
         <w:pStyle w:val="Heading3"/>
+        <w:rPr>
+          <w:color w:val="00B050"/>
+        </w:rPr>
       </w:pPr>
       <w:bookmarkStart w:id="94" w:name="m12--script-runtime-and-sandbox"/>
       <w:r>
+        <w:rPr>
+          <w:color w:val="00B050"/>
+        </w:rPr>
         <w:t>M12 — Script runtime and sandbox</w:t>
       </w:r>
       <w:bookmarkEnd w:id="94"/>
+      <w:r>
+        <w:rPr>
+          <w:color w:val="00B050"/>
+        </w:rPr>
+        <w:t xml:space="preserve"> - DONE</w:t>
+      </w:r>
     </w:p>
     <w:tbl>
       <w:tblPr>
@@ -26139,235 +26310,344 @@
     <w:p>
       <w:pPr>
         <w:pStyle w:val="SourceCode"/>
+        <w:rPr>
+          <w:color w:val="00B050"/>
+        </w:rPr>
       </w:pPr>
       <w:r>
         <w:rPr>
           <w:rStyle w:val="VerbatimChar"/>
+          <w:color w:val="00B050"/>
         </w:rPr>
         <w:t>Build the scripted sub-app runtime for the Slate Android app.</w:t>
       </w:r>
       <w:r>
-        <w:br/>
-      </w:r>
-      <w:r>
-        <w:br/>
-      </w:r>
-      <w:r>
-        <w:rPr>
-          <w:rStyle w:val="VerbatimChar"/>
+        <w:rPr>
+          <w:color w:val="00B050"/>
+        </w:rPr>
+        <w:br/>
+      </w:r>
+      <w:r>
+        <w:rPr>
+          <w:color w:val="00B050"/>
+        </w:rPr>
+        <w:br/>
+      </w:r>
+      <w:r>
+        <w:rPr>
+          <w:rStyle w:val="VerbatimChar"/>
+          <w:color w:val="00B050"/>
         </w:rPr>
         <w:t>Sub-apps are DOWNLOADED JAVASCRIPT bundles, not compiled-in code. Google Play permits</w:t>
       </w:r>
       <w:r>
-        <w:br/>
-      </w:r>
-      <w:r>
-        <w:rPr>
-          <w:rStyle w:val="VerbatimChar"/>
+        <w:rPr>
+          <w:color w:val="00B050"/>
+        </w:rPr>
+        <w:br/>
+      </w:r>
+      <w:r>
+        <w:rPr>
+          <w:rStyle w:val="VerbatimChar"/>
+          <w:color w:val="00B050"/>
         </w:rPr>
         <w:t>interpreted code loaded at runtime; it prohibits downloading executable code (dex/JAR/.so).</w:t>
       </w:r>
       <w:r>
-        <w:br/>
-      </w:r>
-      <w:r>
-        <w:rPr>
-          <w:rStyle w:val="VerbatimChar"/>
+        <w:rPr>
+          <w:color w:val="00B050"/>
+        </w:rPr>
+        <w:br/>
+      </w:r>
+      <w:r>
+        <w:rPr>
+          <w:rStyle w:val="VerbatimChar"/>
+          <w:color w:val="00B050"/>
         </w:rPr>
         <w:t>Do not blur that line anywhere in this implementation.</w:t>
       </w:r>
       <w:r>
-        <w:br/>
-      </w:r>
-      <w:r>
-        <w:br/>
-      </w:r>
-      <w:r>
-        <w:rPr>
-          <w:rStyle w:val="VerbatimChar"/>
+        <w:rPr>
+          <w:color w:val="00B050"/>
+        </w:rPr>
+        <w:br/>
+      </w:r>
+      <w:r>
+        <w:rPr>
+          <w:color w:val="00B050"/>
+        </w:rPr>
+        <w:br/>
+      </w:r>
+      <w:r>
+        <w:rPr>
+          <w:rStyle w:val="VerbatimChar"/>
+          <w:color w:val="00B050"/>
         </w:rPr>
         <w:t>Requirements:</w:t>
       </w:r>
       <w:r>
-        <w:br/>
-      </w:r>
-      <w:r>
-        <w:rPr>
-          <w:rStyle w:val="VerbatimChar"/>
+        <w:rPr>
+          <w:color w:val="00B050"/>
+        </w:rPr>
+        <w:br/>
+      </w:r>
+      <w:r>
+        <w:rPr>
+          <w:rStyle w:val="VerbatimChar"/>
+          <w:color w:val="00B050"/>
         </w:rPr>
         <w:t>1. Use androidx.javascriptengine (V8 in an isolated process exclusive to our app). Justify</w:t>
       </w:r>
       <w:r>
-        <w:br/>
-      </w:r>
-      <w:r>
-        <w:rPr>
-          <w:rStyle w:val="VerbatimChar"/>
+        <w:rPr>
+          <w:color w:val="00B050"/>
+        </w:rPr>
+        <w:br/>
+      </w:r>
+      <w:r>
+        <w:rPr>
+          <w:rStyle w:val="VerbatimChar"/>
+          <w:color w:val="00B050"/>
         </w:rPr>
         <w:t xml:space="preserve">   the isolate lifecycle: one isolate per running sub-app, or a shared isolate? Measure</w:t>
       </w:r>
       <w:r>
-        <w:br/>
-      </w:r>
-      <w:r>
-        <w:rPr>
-          <w:rStyle w:val="VerbatimChar"/>
+        <w:rPr>
+          <w:color w:val="00B050"/>
+        </w:rPr>
+        <w:br/>
+      </w:r>
+      <w:r>
+        <w:rPr>
+          <w:rStyle w:val="VerbatimChar"/>
+          <w:color w:val="00B050"/>
         </w:rPr>
         <w:t xml:space="preserve">   the IPC round-trip cost of a render() call and report it — if it exceeds 20ms, tell me</w:t>
       </w:r>
       <w:r>
-        <w:br/>
-      </w:r>
-      <w:r>
-        <w:rPr>
-          <w:rStyle w:val="VerbatimChar"/>
+        <w:rPr>
+          <w:color w:val="00B050"/>
+        </w:rPr>
+        <w:br/>
+      </w:r>
+      <w:r>
+        <w:rPr>
+          <w:rStyle w:val="VerbatimChar"/>
+          <w:color w:val="00B050"/>
         </w:rPr>
         <w:t xml:space="preserve">   and propose QuickJS in-process as the fallback with a whitelisted binding surface.</w:t>
       </w:r>
       <w:r>
-        <w:br/>
-      </w:r>
-      <w:r>
-        <w:rPr>
-          <w:rStyle w:val="VerbatimChar"/>
+        <w:rPr>
+          <w:color w:val="00B050"/>
+        </w:rPr>
+        <w:br/>
+      </w:r>
+      <w:r>
+        <w:rPr>
+          <w:rStyle w:val="VerbatimChar"/>
+          <w:color w:val="00B050"/>
         </w:rPr>
         <w:t>2. Implement the sub-app lifecycle: onFocus, render, onInput, onEvent, onBlur — satisfying</w:t>
       </w:r>
       <w:r>
-        <w:br/>
-      </w:r>
-      <w:r>
-        <w:rPr>
-          <w:rStyle w:val="VerbatimChar"/>
+        <w:rPr>
+          <w:color w:val="00B050"/>
+        </w:rPr>
+        <w:br/>
+      </w:r>
+      <w:r>
+        <w:rPr>
+          <w:rStyle w:val="VerbatimChar"/>
+          <w:color w:val="00B050"/>
         </w:rPr>
         <w:t xml:space="preserve">   the process-boundary-safe interface from M8.</w:t>
       </w:r>
       <w:r>
-        <w:br/>
-      </w:r>
-      <w:r>
-        <w:rPr>
-          <w:rStyle w:val="VerbatimChar"/>
+        <w:rPr>
+          <w:color w:val="00B050"/>
+        </w:rPr>
+        <w:br/>
+      </w:r>
+      <w:r>
+        <w:rPr>
+          <w:rStyle w:val="VerbatimChar"/>
+          <w:color w:val="00B050"/>
         </w:rPr>
         <w:t>3. Implement the permission-gated binding surface: [paste §6.3 table]</w:t>
       </w:r>
       <w:r>
-        <w:br/>
-      </w:r>
-      <w:r>
-        <w:rPr>
-          <w:rStyle w:val="VerbatimChar"/>
+        <w:rPr>
+          <w:color w:val="00B050"/>
+        </w:rPr>
+        <w:br/>
+      </w:r>
+      <w:r>
+        <w:rPr>
+          <w:rStyle w:val="VerbatimChar"/>
+          <w:color w:val="00B050"/>
         </w:rPr>
         <w:t xml:space="preserve">   Bindings must be whitelisted explicitly. No reflection, no filesystem, no raw Android</w:t>
       </w:r>
       <w:r>
-        <w:br/>
-      </w:r>
-      <w:r>
-        <w:rPr>
-          <w:rStyle w:val="VerbatimChar"/>
+        <w:rPr>
+          <w:color w:val="00B050"/>
+        </w:rPr>
+        <w:br/>
+      </w:r>
+      <w:r>
+        <w:rPr>
+          <w:rStyle w:val="VerbatimChar"/>
+          <w:color w:val="00B050"/>
         </w:rPr>
         <w:t xml:space="preserve">   objects crossing the boundary. A script must never obtain more permission than the host</w:t>
       </w:r>
       <w:r>
-        <w:br/>
-      </w:r>
-      <w:r>
-        <w:rPr>
-          <w:rStyle w:val="VerbatimChar"/>
+        <w:rPr>
+          <w:color w:val="00B050"/>
+        </w:rPr>
+        <w:br/>
+      </w:r>
+      <w:r>
+        <w:rPr>
+          <w:rStyle w:val="VerbatimChar"/>
+          <w:color w:val="00B050"/>
         </w:rPr>
         <w:t xml:space="preserve">   app holds.</w:t>
       </w:r>
       <w:r>
-        <w:br/>
-      </w:r>
-      <w:r>
-        <w:rPr>
-          <w:rStyle w:val="VerbatimChar"/>
+        <w:rPr>
+          <w:color w:val="00B050"/>
+        </w:rPr>
+        <w:br/>
+      </w:r>
+      <w:r>
+        <w:rPr>
+          <w:rStyle w:val="VerbatimChar"/>
+          <w:color w:val="00B050"/>
         </w:rPr>
         <w:t>4. A JS display-list builder emitting BYTE-IDENTICAL output to the M4 Kotlin DSL. Add</w:t>
       </w:r>
       <w:r>
-        <w:br/>
-      </w:r>
-      <w:r>
-        <w:rPr>
-          <w:rStyle w:val="VerbatimChar"/>
+        <w:rPr>
+          <w:color w:val="00B050"/>
+        </w:rPr>
+        <w:br/>
+      </w:r>
+      <w:r>
+        <w:rPr>
+          <w:rStyle w:val="VerbatimChar"/>
+          <w:color w:val="00B050"/>
         </w:rPr>
         <w:t xml:space="preserve">   cross-implementation golden-file tests that fail if they ever diverge.</w:t>
       </w:r>
       <w:r>
-        <w:br/>
-      </w:r>
-      <w:r>
-        <w:rPr>
-          <w:rStyle w:val="VerbatimChar"/>
+        <w:rPr>
+          <w:color w:val="00B050"/>
+        </w:rPr>
+        <w:br/>
+      </w:r>
+      <w:r>
+        <w:rPr>
+          <w:rStyle w:val="VerbatimChar"/>
+          <w:color w:val="00B050"/>
         </w:rPr>
         <w:t>5. The Governor enforcing: [paste §6.5 table]</w:t>
       </w:r>
       <w:r>
-        <w:br/>
-      </w:r>
-      <w:r>
-        <w:rPr>
-          <w:rStyle w:val="VerbatimChar"/>
+        <w:rPr>
+          <w:color w:val="00B050"/>
+        </w:rPr>
+        <w:br/>
+      </w:r>
+      <w:r>
+        <w:rPr>
+          <w:rStyle w:val="VerbatimChar"/>
+          <w:color w:val="00B050"/>
         </w:rPr>
         <w:t xml:space="preserve">   Kill on overrun, disable after repeated violations, surface diagnostics to the user.</w:t>
       </w:r>
       <w:r>
-        <w:br/>
-      </w:r>
-      <w:r>
-        <w:rPr>
-          <w:rStyle w:val="VerbatimChar"/>
+        <w:rPr>
+          <w:color w:val="00B050"/>
+        </w:rPr>
+        <w:br/>
+      </w:r>
+      <w:r>
+        <w:rPr>
+          <w:rStyle w:val="VerbatimChar"/>
+          <w:color w:val="00B050"/>
         </w:rPr>
         <w:t>6. An in-app developer console showing slate.log output, execution timings, quota usage</w:t>
       </w:r>
       <w:r>
-        <w:br/>
-      </w:r>
-      <w:r>
-        <w:rPr>
-          <w:rStyle w:val="VerbatimChar"/>
+        <w:rPr>
+          <w:color w:val="00B050"/>
+        </w:rPr>
+        <w:br/>
+      </w:r>
+      <w:r>
+        <w:rPr>
+          <w:rStyle w:val="VerbatimChar"/>
+          <w:color w:val="00B050"/>
         </w:rPr>
         <w:t xml:space="preserve">   and violations — sub-app authors will need this.</w:t>
       </w:r>
       <w:r>
-        <w:br/>
-      </w:r>
-      <w:r>
-        <w:rPr>
-          <w:rStyle w:val="VerbatimChar"/>
+        <w:rPr>
+          <w:color w:val="00B050"/>
+        </w:rPr>
+        <w:br/>
+      </w:r>
+      <w:r>
+        <w:rPr>
+          <w:rStyle w:val="VerbatimChar"/>
+          <w:color w:val="00B050"/>
         </w:rPr>
         <w:t>7. Wire the M4 desktop emulator to run scripts too, so a sub-app can be developed with</w:t>
       </w:r>
       <w:r>
-        <w:br/>
-      </w:r>
-      <w:r>
-        <w:rPr>
-          <w:rStyle w:val="VerbatimChar"/>
+        <w:rPr>
+          <w:color w:val="00B050"/>
+        </w:rPr>
+        <w:br/>
+      </w:r>
+      <w:r>
+        <w:rPr>
+          <w:rStyle w:val="VerbatimChar"/>
+          <w:color w:val="00B050"/>
         </w:rPr>
         <w:t xml:space="preserve">   NO watch and NO phone. Document that workflow.</w:t>
       </w:r>
       <w:r>
-        <w:br/>
-      </w:r>
-      <w:r>
-        <w:br/>
-      </w:r>
-      <w:r>
-        <w:rPr>
-          <w:rStyle w:val="VerbatimChar"/>
+        <w:rPr>
+          <w:color w:val="00B050"/>
+        </w:rPr>
+        <w:br/>
+      </w:r>
+      <w:r>
+        <w:rPr>
+          <w:color w:val="00B050"/>
+        </w:rPr>
+        <w:br/>
+      </w:r>
+      <w:r>
+        <w:rPr>
+          <w:rStyle w:val="VerbatimChar"/>
+          <w:color w:val="00B050"/>
         </w:rPr>
         <w:t>Deliver the runtime plus a sample sub-app (a timer) exercising render, input, timers</w:t>
       </w:r>
       <w:r>
-        <w:br/>
-      </w:r>
-      <w:r>
-        <w:rPr>
-          <w:rStyle w:val="VerbatimChar"/>
+        <w:rPr>
+          <w:color w:val="00B050"/>
+        </w:rPr>
+        <w:br/>
+      </w:r>
+      <w:r>
+        <w:rPr>
+          <w:rStyle w:val="VerbatimChar"/>
+          <w:color w:val="00B050"/>
         </w:rPr>
         <w:t>and persistence.</w:t>
       </w:r>
@@ -26375,12 +26655,24 @@
     <w:p>
       <w:pPr>
         <w:pStyle w:val="Heading3"/>
+        <w:rPr>
+          <w:color w:val="00B050"/>
+        </w:rPr>
       </w:pPr>
       <w:bookmarkStart w:id="95" w:name="m13--repository-client-and-installer"/>
       <w:r>
+        <w:rPr>
+          <w:color w:val="00B050"/>
+        </w:rPr>
         <w:t>M13 — Repository client and installer</w:t>
       </w:r>
       <w:bookmarkEnd w:id="95"/>
+      <w:r>
+        <w:rPr>
+          <w:color w:val="00B050"/>
+        </w:rPr>
+        <w:t xml:space="preserve"> - DONE</w:t>
+      </w:r>
     </w:p>
     <w:tbl>
       <w:tblPr>
@@ -26552,235 +26844,344 @@
     <w:p>
       <w:pPr>
         <w:pStyle w:val="SourceCode"/>
+        <w:rPr>
+          <w:color w:val="00B050"/>
+        </w:rPr>
       </w:pPr>
       <w:r>
         <w:rPr>
           <w:rStyle w:val="VerbatimChar"/>
+          <w:color w:val="00B050"/>
         </w:rPr>
         <w:t>Build the sub-app repository client for the Slate Android app.</w:t>
       </w:r>
       <w:r>
-        <w:br/>
-      </w:r>
-      <w:r>
-        <w:br/>
-      </w:r>
-      <w:r>
-        <w:rPr>
-          <w:rStyle w:val="VerbatimChar"/>
+        <w:rPr>
+          <w:color w:val="00B050"/>
+        </w:rPr>
+        <w:br/>
+      </w:r>
+      <w:r>
+        <w:rPr>
+          <w:color w:val="00B050"/>
+        </w:rPr>
+        <w:br/>
+      </w:r>
+      <w:r>
+        <w:rPr>
+          <w:rStyle w:val="VerbatimChar"/>
+          <w:color w:val="00B050"/>
         </w:rPr>
         <w:t>Model: a static, signed JSON index over HTTPS — no server-side component. Bangle.js's</w:t>
       </w:r>
       <w:r>
-        <w:br/>
-      </w:r>
-      <w:r>
-        <w:rPr>
-          <w:rStyle w:val="VerbatimChar"/>
+        <w:rPr>
+          <w:color w:val="00B050"/>
+        </w:rPr>
+        <w:br/>
+      </w:r>
+      <w:r>
+        <w:rPr>
+          <w:rStyle w:val="VerbatimChar"/>
+          <w:color w:val="00B050"/>
         </w:rPr>
         <w:t>app loader is the reference.</w:t>
       </w:r>
       <w:r>
-        <w:br/>
-      </w:r>
-      <w:r>
-        <w:br/>
-      </w:r>
-      <w:r>
-        <w:rPr>
-          <w:rStyle w:val="VerbatimChar"/>
+        <w:rPr>
+          <w:color w:val="00B050"/>
+        </w:rPr>
+        <w:br/>
+      </w:r>
+      <w:r>
+        <w:rPr>
+          <w:color w:val="00B050"/>
+        </w:rPr>
+        <w:br/>
+      </w:r>
+      <w:r>
+        <w:rPr>
+          <w:rStyle w:val="VerbatimChar"/>
+          <w:color w:val="00B050"/>
         </w:rPr>
         <w:t>Requirements:</w:t>
       </w:r>
       <w:r>
-        <w:br/>
-      </w:r>
-      <w:r>
-        <w:rPr>
-          <w:rStyle w:val="VerbatimChar"/>
+        <w:rPr>
+          <w:color w:val="00B050"/>
+        </w:rPr>
+        <w:br/>
+      </w:r>
+      <w:r>
+        <w:rPr>
+          <w:rStyle w:val="VerbatimChar"/>
+          <w:color w:val="00B050"/>
         </w:rPr>
         <w:t>1. Package format: [paste §6.2] Implement parsing and validation of manifest.json,</w:t>
       </w:r>
       <w:r>
-        <w:br/>
-      </w:r>
-      <w:r>
-        <w:rPr>
-          <w:rStyle w:val="VerbatimChar"/>
+        <w:rPr>
+          <w:color w:val="00B050"/>
+        </w:rPr>
+        <w:br/>
+      </w:r>
+      <w:r>
+        <w:rPr>
+          <w:rStyle w:val="VerbatimChar"/>
+          <w:color w:val="00B050"/>
         </w:rPr>
         <w:t xml:space="preserve">   including rejecting unknown-but-required fields and enforcing permission declarations.</w:t>
       </w:r>
       <w:r>
-        <w:br/>
-      </w:r>
-      <w:r>
-        <w:rPr>
-          <w:rStyle w:val="VerbatimChar"/>
+        <w:rPr>
+          <w:color w:val="00B050"/>
+        </w:rPr>
+        <w:br/>
+      </w:r>
+      <w:r>
+        <w:rPr>
+          <w:rStyle w:val="VerbatimChar"/>
+          <w:color w:val="00B050"/>
         </w:rPr>
         <w:t>2. Index format: [paste §6.6] Fetch, cache, and parse.</w:t>
       </w:r>
       <w:r>
-        <w:br/>
-      </w:r>
-      <w:r>
-        <w:rPr>
-          <w:rStyle w:val="VerbatimChar"/>
+        <w:rPr>
+          <w:color w:val="00B050"/>
+        </w:rPr>
+        <w:br/>
+      </w:r>
+      <w:r>
+        <w:rPr>
+          <w:rStyle w:val="VerbatimChar"/>
+          <w:color w:val="00B050"/>
         </w:rPr>
         <w:t>3. Signing: verify an Ed25519 signature over the index; verify each package against its</w:t>
       </w:r>
       <w:r>
-        <w:br/>
-      </w:r>
-      <w:r>
-        <w:rPr>
-          <w:rStyle w:val="VerbatimChar"/>
+        <w:rPr>
+          <w:color w:val="00B050"/>
+        </w:rPr>
+        <w:br/>
+      </w:r>
+      <w:r>
+        <w:rPr>
+          <w:rStyle w:val="VerbatimChar"/>
+          <w:color w:val="00B050"/>
         </w:rPr>
         <w:t xml:space="preserve">   SHA-256 from the index. One trusted key. Explain key rotation and what happens if the</w:t>
       </w:r>
       <w:r>
-        <w:br/>
-      </w:r>
-      <w:r>
-        <w:rPr>
-          <w:rStyle w:val="VerbatimChar"/>
+        <w:rPr>
+          <w:color w:val="00B050"/>
+        </w:rPr>
+        <w:br/>
+      </w:r>
+      <w:r>
+        <w:rPr>
+          <w:rStyle w:val="VerbatimChar"/>
+          <w:color w:val="00B050"/>
         </w:rPr>
         <w:t xml:space="preserve">   key is compromised. (Note: firmware signing uses ECDSA-P256 for MCUBoot — different</w:t>
       </w:r>
       <w:r>
-        <w:br/>
-      </w:r>
-      <w:r>
-        <w:rPr>
-          <w:rStyle w:val="VerbatimChar"/>
+        <w:rPr>
+          <w:color w:val="00B050"/>
+        </w:rPr>
+        <w:br/>
+      </w:r>
+      <w:r>
+        <w:rPr>
+          <w:rStyle w:val="VerbatimChar"/>
+          <w:color w:val="00B050"/>
         </w:rPr>
         <w:t xml:space="preserve">   trust domain, do not share keys or code paths.)</w:t>
       </w:r>
       <w:r>
-        <w:br/>
-      </w:r>
-      <w:r>
-        <w:rPr>
-          <w:rStyle w:val="VerbatimChar"/>
+        <w:rPr>
+          <w:color w:val="00B050"/>
+        </w:rPr>
+        <w:br/>
+      </w:r>
+      <w:r>
+        <w:rPr>
+          <w:rStyle w:val="VerbatimChar"/>
+          <w:color w:val="00B050"/>
         </w:rPr>
         <w:t>4. Browse/install/update/remove UI in Compose: list, detail with screenshots, permission</w:t>
       </w:r>
       <w:r>
-        <w:br/>
-      </w:r>
-      <w:r>
-        <w:rPr>
-          <w:rStyle w:val="VerbatimChar"/>
+        <w:rPr>
+          <w:color w:val="00B050"/>
+        </w:rPr>
+        <w:br/>
+      </w:r>
+      <w:r>
+        <w:rPr>
+          <w:rStyle w:val="VerbatimChar"/>
+          <w:color w:val="00B050"/>
         </w:rPr>
         <w:t xml:space="preserve">   disclosure BEFORE install, installed-apps management.</w:t>
       </w:r>
       <w:r>
-        <w:br/>
-      </w:r>
-      <w:r>
-        <w:rPr>
-          <w:rStyle w:val="VerbatimChar"/>
+        <w:rPr>
+          <w:color w:val="00B050"/>
+        </w:rPr>
+        <w:br/>
+      </w:r>
+      <w:r>
+        <w:rPr>
+          <w:rStyle w:val="VerbatimChar"/>
+          <w:color w:val="00B050"/>
         </w:rPr>
         <w:t>5. Multiple repositories: users may add URLs. Show provenance clearly. Third-party repos</w:t>
       </w:r>
       <w:r>
-        <w:br/>
-      </w:r>
-      <w:r>
-        <w:rPr>
-          <w:rStyle w:val="VerbatimChar"/>
+        <w:rPr>
+          <w:color w:val="00B050"/>
+        </w:rPr>
+        <w:br/>
+      </w:r>
+      <w:r>
+        <w:rPr>
+          <w:rStyle w:val="VerbatimChar"/>
+          <w:color w:val="00B050"/>
         </w:rPr>
         <w:t xml:space="preserve">   get a REDUCED permission set (no http, health or location) unless the user grants per-app.</w:t>
       </w:r>
       <w:r>
-        <w:br/>
-      </w:r>
-      <w:r>
-        <w:rPr>
-          <w:rStyle w:val="VerbatimChar"/>
+        <w:rPr>
+          <w:color w:val="00B050"/>
+        </w:rPr>
+        <w:br/>
+      </w:r>
+      <w:r>
+        <w:rPr>
+          <w:rStyle w:val="VerbatimChar"/>
+          <w:color w:val="00B050"/>
         </w:rPr>
         <w:t xml:space="preserve">   A third-party repo must never shadow an official app ID.</w:t>
       </w:r>
       <w:r>
-        <w:br/>
-      </w:r>
-      <w:r>
-        <w:rPr>
-          <w:rStyle w:val="VerbatimChar"/>
+        <w:rPr>
+          <w:color w:val="00B050"/>
+        </w:rPr>
+        <w:br/>
+      </w:r>
+      <w:r>
+        <w:rPr>
+          <w:rStyle w:val="VerbatimChar"/>
+          <w:color w:val="00B050"/>
         </w:rPr>
         <w:t>6. Update policy: scheduled index checks, respect metered-connection settings, and NEVER</w:t>
       </w:r>
       <w:r>
-        <w:br/>
-      </w:r>
-      <w:r>
-        <w:rPr>
-          <w:rStyle w:val="VerbatimChar"/>
+        <w:rPr>
+          <w:color w:val="00B050"/>
+        </w:rPr>
+        <w:br/>
+      </w:r>
+      <w:r>
+        <w:rPr>
+          <w:rStyle w:val="VerbatimChar"/>
+          <w:color w:val="00B050"/>
         </w:rPr>
         <w:t xml:space="preserve">   auto-install a version that increases the permission set — require explicit consent.</w:t>
       </w:r>
       <w:r>
-        <w:br/>
-      </w:r>
-      <w:r>
-        <w:rPr>
-          <w:rStyle w:val="VerbatimChar"/>
+        <w:rPr>
+          <w:color w:val="00B050"/>
+        </w:rPr>
+        <w:br/>
+      </w:r>
+      <w:r>
+        <w:rPr>
+          <w:rStyle w:val="VerbatimChar"/>
+          <w:color w:val="00B050"/>
         </w:rPr>
         <w:t>7. Offline: installed packages are cached locally. Installing requires network; RUNNING an</w:t>
       </w:r>
       <w:r>
-        <w:br/>
-      </w:r>
-      <w:r>
-        <w:rPr>
-          <w:rStyle w:val="VerbatimChar"/>
+        <w:rPr>
+          <w:color w:val="00B050"/>
+        </w:rPr>
+        <w:br/>
+      </w:r>
+      <w:r>
+        <w:rPr>
+          <w:rStyle w:val="VerbatimChar"/>
+          <w:color w:val="00B050"/>
         </w:rPr>
         <w:t xml:space="preserve">   installed sub-app must not.</w:t>
       </w:r>
       <w:r>
-        <w:br/>
-      </w:r>
-      <w:r>
-        <w:rPr>
-          <w:rStyle w:val="VerbatimChar"/>
+        <w:rPr>
+          <w:color w:val="00B050"/>
+        </w:rPr>
+        <w:br/>
+      </w:r>
+      <w:r>
+        <w:rPr>
+          <w:rStyle w:val="VerbatimChar"/>
+          <w:color w:val="00B050"/>
         </w:rPr>
         <w:t>8. minProtocolVersion / minHostVersion filtering: show apps the connected watch cannot run</w:t>
       </w:r>
       <w:r>
-        <w:br/>
-      </w:r>
-      <w:r>
-        <w:rPr>
-          <w:rStyle w:val="VerbatimChar"/>
+        <w:rPr>
+          <w:color w:val="00B050"/>
+        </w:rPr>
+        <w:br/>
+      </w:r>
+      <w:r>
+        <w:rPr>
+          <w:rStyle w:val="VerbatimChar"/>
+          <w:color w:val="00B050"/>
         </w:rPr>
         <w:t xml:space="preserve">   as clearly unavailable with the reason, rather than hiding them.</w:t>
       </w:r>
       <w:r>
-        <w:br/>
-      </w:r>
-      <w:r>
-        <w:br/>
-      </w:r>
-      <w:r>
-        <w:rPr>
-          <w:rStyle w:val="VerbatimChar"/>
+        <w:rPr>
+          <w:color w:val="00B050"/>
+        </w:rPr>
+        <w:br/>
+      </w:r>
+      <w:r>
+        <w:rPr>
+          <w:color w:val="00B050"/>
+        </w:rPr>
+        <w:br/>
+      </w:r>
+      <w:r>
+        <w:rPr>
+          <w:rStyle w:val="VerbatimChar"/>
+          <w:color w:val="00B050"/>
         </w:rPr>
         <w:t>Also draft the content policy document for the official repository. We are responsible</w:t>
       </w:r>
       <w:r>
-        <w:br/>
-      </w:r>
-      <w:r>
-        <w:rPr>
-          <w:rStyle w:val="VerbatimChar"/>
+        <w:rPr>
+          <w:color w:val="00B050"/>
+        </w:rPr>
+        <w:br/>
+      </w:r>
+      <w:r>
+        <w:rPr>
+          <w:rStyle w:val="VerbatimChar"/>
+          <w:color w:val="00B050"/>
         </w:rPr>
         <w:t>under Play policy for what our app can be made to do, so I need a takedown process and</w:t>
       </w:r>
       <w:r>
-        <w:br/>
-      </w:r>
-      <w:r>
-        <w:rPr>
-          <w:rStyle w:val="VerbatimChar"/>
+        <w:rPr>
+          <w:color w:val="00B050"/>
+        </w:rPr>
+        <w:br/>
+      </w:r>
+      <w:r>
+        <w:rPr>
+          <w:rStyle w:val="VerbatimChar"/>
+          <w:color w:val="00B050"/>
         </w:rPr>
         <w:t>review criteria.</w:t>
       </w:r>
@@ -26807,12 +27208,30 @@
     <w:p>
       <w:pPr>
         <w:pStyle w:val="Heading3"/>
+        <w:rPr>
+          <w:color w:val="00B050"/>
+        </w:rPr>
       </w:pPr>
       <w:bookmarkStart w:id="98" w:name="m14--power-optimisation"/>
       <w:r>
-        <w:t>M14 — Power optimisation</w:t>
+        <w:rPr>
+          <w:color w:val="00B050"/>
+        </w:rPr>
+        <w:t xml:space="preserve">M14 — Power </w:t>
+      </w:r>
+      <w:r>
+        <w:rPr>
+          <w:color w:val="00B050"/>
+        </w:rPr>
+        <w:t>optimization</w:t>
       </w:r>
       <w:bookmarkEnd w:id="98"/>
+      <w:r>
+        <w:rPr>
+          <w:color w:val="00B050"/>
+        </w:rPr>
+        <w:t xml:space="preserve"> - DONE</w:t>
+      </w:r>
     </w:p>
     <w:tbl>
       <w:tblPr>
@@ -26984,160 +27403,234 @@
     <w:p>
       <w:pPr>
         <w:pStyle w:val="SourceCode"/>
+        <w:rPr>
+          <w:color w:val="00B050"/>
+        </w:rPr>
       </w:pPr>
       <w:r>
         <w:rPr>
           <w:rStyle w:val="VerbatimChar"/>
+          <w:color w:val="00B050"/>
         </w:rPr>
         <w:t>Optimise Slate firmware to the §8 power targets: ambient &lt;200uA average, active session</w:t>
       </w:r>
       <w:r>
-        <w:br/>
-      </w:r>
-      <w:r>
-        <w:rPr>
-          <w:rStyle w:val="VerbatimChar"/>
+        <w:rPr>
+          <w:color w:val="00B050"/>
+        </w:rPr>
+        <w:br/>
+      </w:r>
+      <w:r>
+        <w:rPr>
+          <w:rStyle w:val="VerbatimChar"/>
+          <w:color w:val="00B050"/>
         </w:rPr>
         <w:t>20-25mA. Verify with measurements.</w:t>
       </w:r>
       <w:r>
-        <w:br/>
-      </w:r>
-      <w:r>
-        <w:br/>
-      </w:r>
-      <w:r>
-        <w:rPr>
-          <w:rStyle w:val="VerbatimChar"/>
+        <w:rPr>
+          <w:color w:val="00B050"/>
+        </w:rPr>
+        <w:br/>
+      </w:r>
+      <w:r>
+        <w:rPr>
+          <w:color w:val="00B050"/>
+        </w:rPr>
+        <w:br/>
+      </w:r>
+      <w:r>
+        <w:rPr>
+          <w:rStyle w:val="VerbatimChar"/>
+          <w:color w:val="00B050"/>
         </w:rPr>
         <w:t>Work through in order:</w:t>
       </w:r>
       <w:r>
-        <w:br/>
-      </w:r>
-      <w:r>
-        <w:rPr>
-          <w:rStyle w:val="VerbatimChar"/>
+        <w:rPr>
+          <w:color w:val="00B050"/>
+        </w:rPr>
+        <w:br/>
+      </w:r>
+      <w:r>
+        <w:rPr>
+          <w:rStyle w:val="VerbatimChar"/>
+          <w:color w:val="00B050"/>
         </w:rPr>
         <w:t>1. FreeRTOS tickless idle with the LFXO as tick source.</w:t>
       </w:r>
       <w:r>
-        <w:br/>
-      </w:r>
-      <w:r>
-        <w:rPr>
-          <w:rStyle w:val="VerbatimChar"/>
+        <w:rPr>
+          <w:color w:val="00B050"/>
+        </w:rPr>
+        <w:br/>
+      </w:r>
+      <w:r>
+        <w:rPr>
+          <w:rStyle w:val="VerbatimChar"/>
+          <w:color w:val="00B050"/>
         </w:rPr>
         <w:t>2. Peripheral shutdown discipline: SPI and TWI disabled when idle; SAADC STOPPED (not</w:t>
       </w:r>
       <w:r>
-        <w:br/>
-      </w:r>
-      <w:r>
-        <w:rPr>
-          <w:rStyle w:val="VerbatimChar"/>
+        <w:rPr>
+          <w:color w:val="00B050"/>
+        </w:rPr>
+        <w:br/>
+      </w:r>
+      <w:r>
+        <w:rPr>
+          <w:rStyle w:val="VerbatimChar"/>
+          <w:color w:val="00B050"/>
         </w:rPr>
         <w:t xml:space="preserve">   merely disabled) after each battery sample; HRS3300 in sleep (PDRIVER=0) unless</w:t>
       </w:r>
       <w:r>
-        <w:br/>
-      </w:r>
-      <w:r>
-        <w:rPr>
-          <w:rStyle w:val="VerbatimChar"/>
+        <w:rPr>
+          <w:color w:val="00B050"/>
+        </w:rPr>
+        <w:br/>
+      </w:r>
+      <w:r>
+        <w:rPr>
+          <w:rStyle w:val="VerbatimChar"/>
+          <w:color w:val="00B050"/>
         </w:rPr>
         <w:t xml:space="preserve">   measuring; external flash in deep power-down; LCD in SLPIN when the backlight is off.</w:t>
       </w:r>
       <w:r>
-        <w:br/>
-      </w:r>
-      <w:r>
-        <w:rPr>
-          <w:rStyle w:val="VerbatimChar"/>
+        <w:rPr>
+          <w:color w:val="00B050"/>
+        </w:rPr>
+        <w:br/>
+      </w:r>
+      <w:r>
+        <w:rPr>
+          <w:rStyle w:val="VerbatimChar"/>
+          <w:color w:val="00B050"/>
         </w:rPr>
         <w:t>3. Button strobing instead of leaving P0.15 high (saves 34uA).</w:t>
       </w:r>
       <w:r>
-        <w:br/>
-      </w:r>
-      <w:r>
-        <w:rPr>
-          <w:rStyle w:val="VerbatimChar"/>
+        <w:rPr>
+          <w:color w:val="00B050"/>
+        </w:rPr>
+        <w:br/>
+      </w:r>
+      <w:r>
+        <w:rPr>
+          <w:rStyle w:val="VerbatimChar"/>
+          <w:color w:val="00B050"/>
         </w:rPr>
         <w:t>4. Pin-sense rather than edge-triggered GPIOTE where possible — edge-triggered interrupts</w:t>
       </w:r>
       <w:r>
-        <w:br/>
-      </w:r>
-      <w:r>
-        <w:rPr>
-          <w:rStyle w:val="VerbatimChar"/>
+        <w:rPr>
+          <w:color w:val="00B050"/>
+        </w:rPr>
+        <w:br/>
+      </w:r>
+      <w:r>
+        <w:rPr>
+          <w:rStyle w:val="VerbatimChar"/>
+          <w:color w:val="00B050"/>
         </w:rPr>
         <w:t xml:space="preserve">   have been measured costing up to 0.47mA in some configurations.</w:t>
       </w:r>
       <w:r>
-        <w:br/>
-      </w:r>
-      <w:r>
-        <w:rPr>
-          <w:rStyle w:val="VerbatimChar"/>
+        <w:rPr>
+          <w:color w:val="00B050"/>
+        </w:rPr>
+        <w:br/>
+      </w:r>
+      <w:r>
+        <w:rPr>
+          <w:rStyle w:val="VerbatimChar"/>
+          <w:color w:val="00B050"/>
         </w:rPr>
         <w:t>5. Connection interval renegotiation on every power-state transition, driven by the</w:t>
       </w:r>
       <w:r>
-        <w:br/>
-      </w:r>
-      <w:r>
-        <w:rPr>
-          <w:rStyle w:val="VerbatimChar"/>
+        <w:rPr>
+          <w:color w:val="00B050"/>
+        </w:rPr>
+        <w:br/>
+      </w:r>
+      <w:r>
+        <w:rPr>
+          <w:rStyle w:val="VerbatimChar"/>
+          <w:color w:val="00B050"/>
         </w:rPr>
         <w:t xml:space="preserve">   negotiated session profile from M7.</w:t>
       </w:r>
       <w:r>
-        <w:br/>
-      </w:r>
-      <w:r>
-        <w:rPr>
-          <w:rStyle w:val="VerbatimChar"/>
+        <w:rPr>
+          <w:color w:val="00B050"/>
+        </w:rPr>
+        <w:br/>
+      </w:r>
+      <w:r>
+        <w:rPr>
+          <w:rStyle w:val="VerbatimChar"/>
+          <w:color w:val="00B050"/>
         </w:rPr>
         <w:t>6. Verify the debug peripheral is OFF when measuring — it costs ~3mA and stays enabled</w:t>
       </w:r>
       <w:r>
-        <w:br/>
-      </w:r>
-      <w:r>
-        <w:rPr>
-          <w:rStyle w:val="VerbatimChar"/>
+        <w:rPr>
+          <w:color w:val="00B050"/>
+        </w:rPr>
+        <w:br/>
+      </w:r>
+      <w:r>
+        <w:rPr>
+          <w:rStyle w:val="VerbatimChar"/>
+          <w:color w:val="00B050"/>
         </w:rPr>
         <w:t xml:space="preserve">   after a debugger disconnects until power cycle. Document the disable procedure.</w:t>
       </w:r>
       <w:r>
-        <w:br/>
-      </w:r>
-      <w:r>
-        <w:br/>
-      </w:r>
-      <w:r>
-        <w:rPr>
-          <w:rStyle w:val="VerbatimChar"/>
+        <w:rPr>
+          <w:color w:val="00B050"/>
+        </w:rPr>
+        <w:br/>
+      </w:r>
+      <w:r>
+        <w:rPr>
+          <w:color w:val="00B050"/>
+        </w:rPr>
+        <w:br/>
+      </w:r>
+      <w:r>
+        <w:rPr>
+          <w:rStyle w:val="VerbatimChar"/>
+          <w:color w:val="00B050"/>
         </w:rPr>
         <w:t>Deliver the optimisations plus a power-state instrumentation build logging transitions</w:t>
       </w:r>
       <w:r>
-        <w:br/>
-      </w:r>
-      <w:r>
-        <w:rPr>
-          <w:rStyle w:val="VerbatimChar"/>
+        <w:rPr>
+          <w:color w:val="00B050"/>
+        </w:rPr>
+        <w:br/>
+      </w:r>
+      <w:r>
+        <w:rPr>
+          <w:rStyle w:val="VerbatimChar"/>
+          <w:color w:val="00B050"/>
         </w:rPr>
         <w:t>with timestamps, so I can correlate a PPK II trace against behaviour. Give me a table of</w:t>
       </w:r>
       <w:r>
-        <w:br/>
-      </w:r>
-      <w:r>
-        <w:rPr>
-          <w:rStyle w:val="VerbatimChar"/>
+        <w:rPr>
+          <w:color w:val="00B050"/>
+        </w:rPr>
+        <w:br/>
+      </w:r>
+      <w:r>
+        <w:rPr>
+          <w:rStyle w:val="VerbatimChar"/>
+          <w:color w:val="00B050"/>
         </w:rPr>
         <w:t>measured current per state, and tell me which single item moved the needle most.</w:t>
       </w:r>
@@ -27518,6 +28011,9 @@
         <w:t>M16 — Navigation and camera sub-apps</w:t>
       </w:r>
       <w:bookmarkEnd w:id="100"/>
+      <w:r>
+        <w:t xml:space="preserve"> - DONE</w:t>
+      </w:r>
     </w:p>
     <w:tbl>
       <w:tblPr>
@@ -27689,190 +28185,279 @@
     <w:p>
       <w:pPr>
         <w:pStyle w:val="SourceCode"/>
+        <w:rPr>
+          <w:color w:val="00B050"/>
+        </w:rPr>
       </w:pPr>
       <w:r>
         <w:rPr>
           <w:rStyle w:val="VerbatimChar"/>
+          <w:color w:val="00B050"/>
         </w:rPr>
         <w:t>Implement two SCRIPTED sub-apps exercising the remaining protocol surface. Both must be</w:t>
       </w:r>
       <w:r>
-        <w:br/>
-      </w:r>
-      <w:r>
-        <w:rPr>
-          <w:rStyle w:val="VerbatimChar"/>
+        <w:rPr>
+          <w:color w:val="00B050"/>
+        </w:rPr>
+        <w:br/>
+      </w:r>
+      <w:r>
+        <w:rPr>
+          <w:rStyle w:val="VerbatimChar"/>
+          <w:color w:val="00B050"/>
         </w:rPr>
         <w:t>JavaScript bundles installed through the M13 repository client, not compiled-in code —</w:t>
       </w:r>
       <w:r>
-        <w:br/>
-      </w:r>
-      <w:r>
-        <w:rPr>
-          <w:rStyle w:val="VerbatimChar"/>
+        <w:rPr>
+          <w:color w:val="00B050"/>
+        </w:rPr>
+        <w:br/>
+      </w:r>
+      <w:r>
+        <w:rPr>
+          <w:rStyle w:val="VerbatimChar"/>
+          <w:color w:val="00B050"/>
         </w:rPr>
         <w:t>this validates that the platform actually works end to end.</w:t>
       </w:r>
       <w:r>
-        <w:br/>
-      </w:r>
-      <w:r>
-        <w:br/>
-      </w:r>
-      <w:r>
-        <w:rPr>
-          <w:rStyle w:val="VerbatimChar"/>
+        <w:rPr>
+          <w:color w:val="00B050"/>
+        </w:rPr>
+        <w:br/>
+      </w:r>
+      <w:r>
+        <w:rPr>
+          <w:color w:val="00B050"/>
+        </w:rPr>
+        <w:br/>
+      </w:r>
+      <w:r>
+        <w:rPr>
+          <w:rStyle w:val="VerbatimChar"/>
+          <w:color w:val="00B050"/>
         </w:rPr>
         <w:t>A) Navigation — the flagship use case.</w:t>
       </w:r>
       <w:r>
-        <w:br/>
-      </w:r>
-      <w:r>
-        <w:rPr>
-          <w:rStyle w:val="VerbatimChar"/>
+        <w:rPr>
+          <w:color w:val="00B050"/>
+        </w:rPr>
+        <w:br/>
+      </w:r>
+      <w:r>
+        <w:rPr>
+          <w:rStyle w:val="VerbatimChar"/>
+          <w:color w:val="00B050"/>
         </w:rPr>
         <w:t xml:space="preserve">   - Source maneuvers from OsmAnd's intent API via a generic nav adapter binding, so</w:t>
       </w:r>
       <w:r>
-        <w:br/>
-      </w:r>
-      <w:r>
-        <w:rPr>
-          <w:rStyle w:val="VerbatimChar"/>
+        <w:rPr>
+          <w:color w:val="00B050"/>
+        </w:rPr>
+        <w:br/>
+      </w:r>
+      <w:r>
+        <w:rPr>
+          <w:rStyle w:val="VerbatimChar"/>
+          <w:color w:val="00B050"/>
         </w:rPr>
         <w:t xml:space="preserve">     other nav apps can plug in later.</w:t>
       </w:r>
       <w:r>
-        <w:br/>
-      </w:r>
-      <w:r>
-        <w:rPr>
-          <w:rStyle w:val="VerbatimChar"/>
+        <w:rPr>
+          <w:color w:val="00B050"/>
+        </w:rPr>
+        <w:br/>
+      </w:r>
+      <w:r>
+        <w:rPr>
+          <w:rStyle w:val="VerbatimChar"/>
+          <w:color w:val="00B050"/>
         </w:rPr>
         <w:t xml:space="preserve">   - Screen: maneuver icon, distance, street name, progress arc, ETA.</w:t>
       </w:r>
       <w:r>
-        <w:br/>
-      </w:r>
-      <w:r>
-        <w:rPr>
-          <w:rStyle w:val="VerbatimChar"/>
+        <w:rPr>
+          <w:color w:val="00B050"/>
+        </w:rPr>
+        <w:br/>
+      </w:r>
+      <w:r>
+        <w:rPr>
+          <w:rStyle w:val="VerbatimChar"/>
+          <w:color w:val="00B050"/>
         </w:rPr>
         <w:t xml:space="preserve">   - Push ONE display list per maneuver change, NOT a periodic refresh. This is a 30+</w:t>
       </w:r>
       <w:r>
-        <w:br/>
-      </w:r>
-      <w:r>
-        <w:rPr>
-          <w:rStyle w:val="VerbatimChar"/>
+        <w:rPr>
+          <w:color w:val="00B050"/>
+        </w:rPr>
+        <w:br/>
+      </w:r>
+      <w:r>
+        <w:rPr>
+          <w:rStyle w:val="VerbatimChar"/>
+          <w:color w:val="00B050"/>
         </w:rPr>
         <w:t xml:space="preserve">     minute session and radio time is the battery cost.</w:t>
       </w:r>
       <w:r>
-        <w:br/>
-      </w:r>
-      <w:r>
-        <w:rPr>
-          <w:rStyle w:val="VerbatimChar"/>
+        <w:rPr>
+          <w:color w:val="00B050"/>
+        </w:rPr>
+        <w:br/>
+      </w:r>
+      <w:r>
+        <w:rPr>
+          <w:rStyle w:val="VerbatimChar"/>
+          <w:color w:val="00B050"/>
         </w:rPr>
         <w:t xml:space="preserve">   - Define behaviour when GPS is lost or the phone disconnects mid-route.</w:t>
       </w:r>
       <w:r>
-        <w:br/>
-      </w:r>
-      <w:r>
-        <w:br/>
-      </w:r>
-      <w:r>
-        <w:rPr>
-          <w:rStyle w:val="VerbatimChar"/>
+        <w:rPr>
+          <w:color w:val="00B050"/>
+        </w:rPr>
+        <w:br/>
+      </w:r>
+      <w:r>
+        <w:rPr>
+          <w:color w:val="00B050"/>
+        </w:rPr>
+        <w:br/>
+      </w:r>
+      <w:r>
+        <w:rPr>
+          <w:rStyle w:val="VerbatimChar"/>
+          <w:color w:val="00B050"/>
         </w:rPr>
         <w:t>B) Camera — proves the patch tier.</w:t>
       </w:r>
       <w:r>
-        <w:br/>
-      </w:r>
-      <w:r>
-        <w:rPr>
-          <w:rStyle w:val="VerbatimChar"/>
+        <w:rPr>
+          <w:color w:val="00B050"/>
+        </w:rPr>
+        <w:br/>
+      </w:r>
+      <w:r>
+        <w:rPr>
+          <w:rStyle w:val="VerbatimChar"/>
+          <w:color w:val="00B050"/>
         </w:rPr>
         <w:t xml:space="preserve">   - CameraX with a small analysis target; downscale to 60x60 and convert to RGB332</w:t>
       </w:r>
       <w:r>
-        <w:br/>
-      </w:r>
-      <w:r>
-        <w:rPr>
-          <w:rStyle w:val="VerbatimChar"/>
+        <w:rPr>
+          <w:color w:val="00B050"/>
+        </w:rPr>
+        <w:br/>
+      </w:r>
+      <w:r>
+        <w:rPr>
+          <w:rStyle w:val="VerbatimChar"/>
+          <w:color w:val="00B050"/>
         </w:rPr>
         <w:t xml:space="preserve">     ON THE PHONE (3.6KB per frame, ~10fps achievable). Tap on the watch fires the shutter.</w:t>
       </w:r>
       <w:r>
-        <w:br/>
-      </w:r>
-      <w:r>
-        <w:rPr>
-          <w:rStyle w:val="VerbatimChar"/>
+        <w:rPr>
+          <w:color w:val="00B050"/>
+        </w:rPr>
+        <w:br/>
+      </w:r>
+      <w:r>
+        <w:rPr>
+          <w:rStyle w:val="VerbatimChar"/>
+          <w:color w:val="00B050"/>
         </w:rPr>
         <w:t xml:space="preserve">   - A frame-rate governor adapting to measured throughput, DROPPING frames rather than</w:t>
       </w:r>
       <w:r>
-        <w:br/>
-      </w:r>
-      <w:r>
-        <w:rPr>
-          <w:rStyle w:val="VerbatimChar"/>
+        <w:rPr>
+          <w:color w:val="00B050"/>
+        </w:rPr>
+        <w:br/>
+      </w:r>
+      <w:r>
+        <w:rPr>
+          <w:rStyle w:val="VerbatimChar"/>
+          <w:color w:val="00B050"/>
         </w:rPr>
         <w:t xml:space="preserve">     queuing them.</w:t>
       </w:r>
       <w:r>
-        <w:br/>
-      </w:r>
-      <w:r>
-        <w:rPr>
-          <w:rStyle w:val="VerbatimChar"/>
+        <w:rPr>
+          <w:color w:val="00B050"/>
+        </w:rPr>
+        <w:br/>
+      </w:r>
+      <w:r>
+        <w:rPr>
+          <w:rStyle w:val="VerbatimChar"/>
+          <w:color w:val="00B050"/>
         </w:rPr>
         <w:t xml:space="preserve">   - Note this needs a camera binding in the script API that does not exist yet — design</w:t>
       </w:r>
       <w:r>
-        <w:br/>
-      </w:r>
-      <w:r>
-        <w:rPr>
-          <w:rStyle w:val="VerbatimChar"/>
+        <w:rPr>
+          <w:color w:val="00B050"/>
+        </w:rPr>
+        <w:br/>
+      </w:r>
+      <w:r>
+        <w:rPr>
+          <w:rStyle w:val="VerbatimChar"/>
+          <w:color w:val="00B050"/>
         </w:rPr>
         <w:t xml:space="preserve">     it, and tell me whether it belongs in the script surface at all or should be a</w:t>
       </w:r>
       <w:r>
-        <w:br/>
-      </w:r>
-      <w:r>
-        <w:rPr>
-          <w:rStyle w:val="VerbatimChar"/>
+        <w:rPr>
+          <w:color w:val="00B050"/>
+        </w:rPr>
+        <w:br/>
+      </w:r>
+      <w:r>
+        <w:rPr>
+          <w:rStyle w:val="VerbatimChar"/>
+          <w:color w:val="00B050"/>
         </w:rPr>
         <w:t xml:space="preserve">     privileged built-in.</w:t>
       </w:r>
       <w:r>
-        <w:br/>
-      </w:r>
-      <w:r>
-        <w:br/>
-      </w:r>
-      <w:r>
-        <w:rPr>
-          <w:rStyle w:val="VerbatimChar"/>
+        <w:rPr>
+          <w:color w:val="00B050"/>
+        </w:rPr>
+        <w:br/>
+      </w:r>
+      <w:r>
+        <w:rPr>
+          <w:color w:val="00B050"/>
+        </w:rPr>
+        <w:br/>
+      </w:r>
+      <w:r>
+        <w:rPr>
+          <w:rStyle w:val="VerbatimChar"/>
+          <w:color w:val="00B050"/>
         </w:rPr>
         <w:t>For both, report measured watch battery cost per minute of session against the</w:t>
       </w:r>
       <w:r>
-        <w:br/>
-      </w:r>
-      <w:r>
-        <w:rPr>
-          <w:rStyle w:val="VerbatimChar"/>
+        <w:rPr>
+          <w:color w:val="00B050"/>
+        </w:rPr>
+        <w:br/>
+      </w:r>
+      <w:r>
+        <w:rPr>
+          <w:rStyle w:val="VerbatimChar"/>
+          <w:color w:val="00B050"/>
         </w:rPr>
         <w:t>6%-per-30-minutes budget in §8.</w:t>
       </w:r>
